--- a/REPORTS/Semestru3/APA/Lab1.docx
+++ b/REPORTS/Semestru3/APA/Lab1.docx
@@ -564,7 +564,7 @@
           <w:szCs w:val="32"/>
           <w:lang w:val="ro-MD"/>
         </w:rPr>
-        <w:t>Munteanu Mihai</w:t>
+        <w:t>Muntean Mihai</w:t>
       </w:r>
     </w:p>
     <w:p>
@@ -657,10 +657,13 @@
         <w:p>
           <w:pPr>
             <w:pStyle w:val="TOCHeading"/>
+            <w:ind w:firstLine="0"/>
             <w:jc w:val="center"/>
             <w:rPr>
               <w:rStyle w:val="CapitolChar"/>
               <w:color w:val="auto"/>
+              <w:sz w:val="26"/>
+              <w:szCs w:val="26"/>
               <w:lang w:val="ro-MD"/>
             </w:rPr>
           </w:pPr>
@@ -668,6 +671,8 @@
             <w:rPr>
               <w:rStyle w:val="CapitolChar"/>
               <w:color w:val="auto"/>
+              <w:sz w:val="26"/>
+              <w:szCs w:val="26"/>
               <w:lang w:val="ro-MD"/>
             </w:rPr>
             <w:t>CUPRINS</w:t>
@@ -685,6 +690,8 @@
             <w:pStyle w:val="TOC1"/>
             <w:rPr>
               <w:rFonts w:asciiTheme="minorHAnsi" w:eastAsiaTheme="minorEastAsia" w:hAnsiTheme="minorHAnsi" w:cstheme="minorBidi"/>
+              <w:b/>
+              <w:bCs/>
               <w:kern w:val="2"/>
               <w:szCs w:val="24"/>
               <w:lang w:val="en-US"/>
@@ -709,50 +716,66 @@
             </w:rPr>
             <w:fldChar w:fldCharType="separate"/>
           </w:r>
-          <w:hyperlink w:anchor="_Toc241164423" w:history="1">
+          <w:hyperlink w:anchor="_Toc241702996" w:history="1">
             <w:r>
               <w:rPr>
                 <w:rStyle w:val="Hyperlink"/>
+                <w:b/>
+                <w:bCs/>
               </w:rPr>
               <w:t>INTRODUCERE</w:t>
             </w:r>
             <w:r>
               <w:rPr>
+                <w:b/>
+                <w:bCs/>
                 <w:webHidden/>
               </w:rPr>
               <w:tab/>
             </w:r>
             <w:r>
               <w:rPr>
+                <w:b/>
+                <w:bCs/>
                 <w:webHidden/>
               </w:rPr>
               <w:fldChar w:fldCharType="begin"/>
             </w:r>
             <w:r>
               <w:rPr>
+                <w:b/>
+                <w:bCs/>
                 <w:webHidden/>
               </w:rPr>
-              <w:instrText xml:space="preserve"> PAGEREF _Toc241164423 \h </w:instrText>
-            </w:r>
-            <w:r>
-              <w:rPr>
+              <w:instrText xml:space="preserve"> PAGEREF _Toc241702996 \h </w:instrText>
+            </w:r>
+            <w:r>
+              <w:rPr>
+                <w:b/>
+                <w:bCs/>
                 <w:webHidden/>
               </w:rPr>
             </w:r>
             <w:r>
               <w:rPr>
+                <w:b/>
+                <w:bCs/>
                 <w:webHidden/>
               </w:rPr>
               <w:fldChar w:fldCharType="separate"/>
             </w:r>
             <w:r>
               <w:rPr>
+                <w:b/>
+                <w:bCs/>
                 <w:webHidden/>
               </w:rPr>
               <w:t>3</w:t>
             </w:r>
             <w:r>
               <w:rPr>
+                <w:b/>
+                <w:bCs/>
                 <w:webHidden/>
               </w:rPr>
               <w:fldChar w:fldCharType="end"/>
@@ -764,56 +787,74 @@
             <w:pStyle w:val="TOC1"/>
             <w:rPr>
               <w:rFonts w:asciiTheme="minorHAnsi" w:eastAsiaTheme="minorEastAsia" w:hAnsiTheme="minorHAnsi" w:cstheme="minorBidi"/>
+              <w:b/>
+              <w:bCs/>
               <w:kern w:val="2"/>
               <w:szCs w:val="24"/>
               <w:lang w:val="en-US"/>
               <w14:ligatures w14:val="standardContextual"/>
             </w:rPr>
           </w:pPr>
-          <w:hyperlink w:anchor="_Toc241164424" w:history="1">
+          <w:hyperlink w:anchor="_Toc241702997" w:history="1">
             <w:r>
               <w:rPr>
                 <w:rStyle w:val="Hyperlink"/>
+                <w:b/>
+                <w:bCs/>
               </w:rPr>
               <w:t>1 REALIZAREA PRACTICĂ A SARCINII</w:t>
             </w:r>
             <w:r>
               <w:rPr>
+                <w:b/>
+                <w:bCs/>
                 <w:webHidden/>
               </w:rPr>
               <w:tab/>
             </w:r>
             <w:r>
               <w:rPr>
+                <w:b/>
+                <w:bCs/>
                 <w:webHidden/>
               </w:rPr>
               <w:fldChar w:fldCharType="begin"/>
             </w:r>
             <w:r>
               <w:rPr>
+                <w:b/>
+                <w:bCs/>
                 <w:webHidden/>
               </w:rPr>
-              <w:instrText xml:space="preserve"> PAGEREF _Toc241164424 \h </w:instrText>
-            </w:r>
-            <w:r>
-              <w:rPr>
+              <w:instrText xml:space="preserve"> PAGEREF _Toc241702997 \h </w:instrText>
+            </w:r>
+            <w:r>
+              <w:rPr>
+                <w:b/>
+                <w:bCs/>
                 <w:webHidden/>
               </w:rPr>
             </w:r>
             <w:r>
               <w:rPr>
+                <w:b/>
+                <w:bCs/>
                 <w:webHidden/>
               </w:rPr>
               <w:fldChar w:fldCharType="separate"/>
             </w:r>
             <w:r>
               <w:rPr>
+                <w:b/>
+                <w:bCs/>
                 <w:webHidden/>
               </w:rPr>
               <w:t>4</w:t>
             </w:r>
             <w:r>
               <w:rPr>
+                <w:b/>
+                <w:bCs/>
                 <w:webHidden/>
               </w:rPr>
               <w:fldChar w:fldCharType="end"/>
@@ -832,7 +873,7 @@
               <w14:ligatures w14:val="standardContextual"/>
             </w:rPr>
           </w:pPr>
-          <w:hyperlink w:anchor="_Toc241164425" w:history="1">
+          <w:hyperlink w:anchor="_Toc241702999" w:history="1">
             <w:r>
               <w:rPr>
                 <w:rStyle w:val="Hyperlink"/>
@@ -859,7 +900,7 @@
                 <w:noProof/>
                 <w:webHidden/>
               </w:rPr>
-              <w:instrText xml:space="preserve"> PAGEREF _Toc241164425 \h </w:instrText>
+              <w:instrText xml:space="preserve"> PAGEREF _Toc241702999 \h </w:instrText>
             </w:r>
             <w:r>
               <w:rPr>
@@ -879,7 +920,7 @@
                 <w:noProof/>
                 <w:webHidden/>
               </w:rPr>
-              <w:t>4</w:t>
+              <w:t>5</w:t>
             </w:r>
             <w:r>
               <w:rPr>
@@ -902,13 +943,13 @@
               <w14:ligatures w14:val="standardContextual"/>
             </w:rPr>
           </w:pPr>
-          <w:hyperlink w:anchor="_Toc241164426" w:history="1">
+          <w:hyperlink w:anchor="_Toc241703000" w:history="1">
             <w:r>
               <w:rPr>
                 <w:rStyle w:val="Hyperlink"/>
                 <w:noProof/>
               </w:rPr>
-              <w:t>1.2 Metoda iterativă</w:t>
+              <w:t>1.2 Metoda iterative</w:t>
             </w:r>
             <w:r>
               <w:rPr>
@@ -929,7 +970,7 @@
                 <w:noProof/>
                 <w:webHidden/>
               </w:rPr>
-              <w:instrText xml:space="preserve"> PAGEREF _Toc241164426 \h </w:instrText>
+              <w:instrText xml:space="preserve"> PAGEREF _Toc241703000 \h </w:instrText>
             </w:r>
             <w:r>
               <w:rPr>
@@ -949,7 +990,7 @@
                 <w:noProof/>
                 <w:webHidden/>
               </w:rPr>
-              <w:t>5</w:t>
+              <w:t>6</w:t>
             </w:r>
             <w:r>
               <w:rPr>
@@ -972,11 +1013,12 @@
               <w14:ligatures w14:val="standardContextual"/>
             </w:rPr>
           </w:pPr>
-          <w:hyperlink w:anchor="_Toc241164427" w:history="1">
+          <w:hyperlink w:anchor="_Toc241703001" w:history="1">
             <w:r>
               <w:rPr>
                 <w:rStyle w:val="Hyperlink"/>
                 <w:noProof/>
+                <w:lang w:val="ro-MD"/>
               </w:rPr>
               <w:t>1.3 Metoda dublării rapide</w:t>
             </w:r>
@@ -999,7 +1041,7 @@
                 <w:noProof/>
                 <w:webHidden/>
               </w:rPr>
-              <w:instrText xml:space="preserve"> PAGEREF _Toc241164427 \h </w:instrText>
+              <w:instrText xml:space="preserve"> PAGEREF _Toc241703001 \h </w:instrText>
             </w:r>
             <w:r>
               <w:rPr>
@@ -1019,7 +1061,7 @@
                 <w:noProof/>
                 <w:webHidden/>
               </w:rPr>
-              <w:t>6</w:t>
+              <w:t>7</w:t>
             </w:r>
             <w:r>
               <w:rPr>
@@ -1042,7 +1084,7 @@
               <w14:ligatures w14:val="standardContextual"/>
             </w:rPr>
           </w:pPr>
-          <w:hyperlink w:anchor="_Toc241164428" w:history="1">
+          <w:hyperlink w:anchor="_Toc241703002" w:history="1">
             <w:r>
               <w:rPr>
                 <w:rStyle w:val="Hyperlink"/>
@@ -1069,7 +1111,7 @@
                 <w:noProof/>
                 <w:webHidden/>
               </w:rPr>
-              <w:instrText xml:space="preserve"> PAGEREF _Toc241164428 \h </w:instrText>
+              <w:instrText xml:space="preserve"> PAGEREF _Toc241703002 \h </w:instrText>
             </w:r>
             <w:r>
               <w:rPr>
@@ -1089,7 +1131,7 @@
                 <w:noProof/>
                 <w:webHidden/>
               </w:rPr>
-              <w:t>7</w:t>
+              <w:t>8</w:t>
             </w:r>
             <w:r>
               <w:rPr>
@@ -1105,56 +1147,74 @@
             <w:pStyle w:val="TOC1"/>
             <w:rPr>
               <w:rFonts w:asciiTheme="minorHAnsi" w:eastAsiaTheme="minorEastAsia" w:hAnsiTheme="minorHAnsi" w:cstheme="minorBidi"/>
+              <w:b/>
+              <w:bCs/>
               <w:kern w:val="2"/>
               <w:szCs w:val="24"/>
               <w:lang w:val="en-US"/>
               <w14:ligatures w14:val="standardContextual"/>
             </w:rPr>
           </w:pPr>
-          <w:hyperlink w:anchor="_Toc241164429" w:history="1">
+          <w:hyperlink w:anchor="_Toc241703003" w:history="1">
             <w:r>
               <w:rPr>
                 <w:rStyle w:val="Hyperlink"/>
-              </w:rPr>
-              <w:t>2 ANALIZA METODELOR</w:t>
-            </w:r>
-            <w:r>
-              <w:rPr>
+                <w:b/>
+                <w:bCs/>
+              </w:rPr>
+              <w:t>2 COMPARAREA METODELOR</w:t>
+            </w:r>
+            <w:r>
+              <w:rPr>
+                <w:b/>
+                <w:bCs/>
                 <w:webHidden/>
               </w:rPr>
               <w:tab/>
             </w:r>
             <w:r>
               <w:rPr>
+                <w:b/>
+                <w:bCs/>
                 <w:webHidden/>
               </w:rPr>
               <w:fldChar w:fldCharType="begin"/>
             </w:r>
             <w:r>
               <w:rPr>
+                <w:b/>
+                <w:bCs/>
                 <w:webHidden/>
               </w:rPr>
-              <w:instrText xml:space="preserve"> PAGEREF _Toc241164429 \h </w:instrText>
-            </w:r>
-            <w:r>
-              <w:rPr>
+              <w:instrText xml:space="preserve"> PAGEREF _Toc241703003 \h </w:instrText>
+            </w:r>
+            <w:r>
+              <w:rPr>
+                <w:b/>
+                <w:bCs/>
                 <w:webHidden/>
               </w:rPr>
             </w:r>
             <w:r>
               <w:rPr>
+                <w:b/>
+                <w:bCs/>
                 <w:webHidden/>
               </w:rPr>
               <w:fldChar w:fldCharType="separate"/>
             </w:r>
             <w:r>
               <w:rPr>
+                <w:b/>
+                <w:bCs/>
                 <w:webHidden/>
               </w:rPr>
-              <w:t>9</w:t>
-            </w:r>
-            <w:r>
-              <w:rPr>
+              <w:t>10</w:t>
+            </w:r>
+            <w:r>
+              <w:rPr>
+                <w:b/>
+                <w:bCs/>
                 <w:webHidden/>
               </w:rPr>
               <w:fldChar w:fldCharType="end"/>
@@ -1166,56 +1226,74 @@
             <w:pStyle w:val="TOC1"/>
             <w:rPr>
               <w:rFonts w:asciiTheme="minorHAnsi" w:eastAsiaTheme="minorEastAsia" w:hAnsiTheme="minorHAnsi" w:cstheme="minorBidi"/>
+              <w:b/>
+              <w:bCs/>
               <w:kern w:val="2"/>
               <w:szCs w:val="24"/>
               <w:lang w:val="en-US"/>
               <w14:ligatures w14:val="standardContextual"/>
             </w:rPr>
           </w:pPr>
-          <w:hyperlink w:anchor="_Toc241164430" w:history="1">
+          <w:hyperlink w:anchor="_Toc241703004" w:history="1">
             <w:r>
               <w:rPr>
                 <w:rStyle w:val="Hyperlink"/>
+                <w:b/>
+                <w:bCs/>
               </w:rPr>
               <w:t>CONCLUZII</w:t>
             </w:r>
             <w:r>
               <w:rPr>
+                <w:b/>
+                <w:bCs/>
                 <w:webHidden/>
               </w:rPr>
               <w:tab/>
             </w:r>
             <w:r>
               <w:rPr>
+                <w:b/>
+                <w:bCs/>
                 <w:webHidden/>
               </w:rPr>
               <w:fldChar w:fldCharType="begin"/>
             </w:r>
             <w:r>
               <w:rPr>
+                <w:b/>
+                <w:bCs/>
                 <w:webHidden/>
               </w:rPr>
-              <w:instrText xml:space="preserve"> PAGEREF _Toc241164430 \h </w:instrText>
-            </w:r>
-            <w:r>
-              <w:rPr>
+              <w:instrText xml:space="preserve"> PAGEREF _Toc241703004 \h </w:instrText>
+            </w:r>
+            <w:r>
+              <w:rPr>
+                <w:b/>
+                <w:bCs/>
                 <w:webHidden/>
               </w:rPr>
             </w:r>
             <w:r>
               <w:rPr>
+                <w:b/>
+                <w:bCs/>
                 <w:webHidden/>
               </w:rPr>
               <w:fldChar w:fldCharType="separate"/>
             </w:r>
             <w:r>
               <w:rPr>
+                <w:b/>
+                <w:bCs/>
                 <w:webHidden/>
               </w:rPr>
-              <w:t>11</w:t>
-            </w:r>
-            <w:r>
-              <w:rPr>
+              <w:t>12</w:t>
+            </w:r>
+            <w:r>
+              <w:rPr>
+                <w:b/>
+                <w:bCs/>
                 <w:webHidden/>
               </w:rPr>
               <w:fldChar w:fldCharType="end"/>
@@ -1227,56 +1305,74 @@
             <w:pStyle w:val="TOC1"/>
             <w:rPr>
               <w:rFonts w:asciiTheme="minorHAnsi" w:eastAsiaTheme="minorEastAsia" w:hAnsiTheme="minorHAnsi" w:cstheme="minorBidi"/>
+              <w:b/>
+              <w:bCs/>
               <w:kern w:val="2"/>
               <w:szCs w:val="24"/>
               <w:lang w:val="en-US"/>
               <w14:ligatures w14:val="standardContextual"/>
             </w:rPr>
           </w:pPr>
-          <w:hyperlink w:anchor="_Toc241164431" w:history="1">
+          <w:hyperlink w:anchor="_Toc241703005" w:history="1">
             <w:r>
               <w:rPr>
                 <w:rStyle w:val="Hyperlink"/>
+                <w:b/>
+                <w:bCs/>
               </w:rPr>
               <w:t>ANEXA A</w:t>
             </w:r>
             <w:r>
               <w:rPr>
+                <w:b/>
+                <w:bCs/>
                 <w:webHidden/>
               </w:rPr>
               <w:tab/>
             </w:r>
             <w:r>
               <w:rPr>
+                <w:b/>
+                <w:bCs/>
                 <w:webHidden/>
               </w:rPr>
               <w:fldChar w:fldCharType="begin"/>
             </w:r>
             <w:r>
               <w:rPr>
+                <w:b/>
+                <w:bCs/>
                 <w:webHidden/>
               </w:rPr>
-              <w:instrText xml:space="preserve"> PAGEREF _Toc241164431 \h </w:instrText>
-            </w:r>
-            <w:r>
-              <w:rPr>
+              <w:instrText xml:space="preserve"> PAGEREF _Toc241703005 \h </w:instrText>
+            </w:r>
+            <w:r>
+              <w:rPr>
+                <w:b/>
+                <w:bCs/>
                 <w:webHidden/>
               </w:rPr>
             </w:r>
             <w:r>
               <w:rPr>
+                <w:b/>
+                <w:bCs/>
                 <w:webHidden/>
               </w:rPr>
               <w:fldChar w:fldCharType="separate"/>
             </w:r>
             <w:r>
               <w:rPr>
+                <w:b/>
+                <w:bCs/>
                 <w:webHidden/>
               </w:rPr>
-              <w:t>12</w:t>
-            </w:r>
-            <w:r>
-              <w:rPr>
+              <w:t>13</w:t>
+            </w:r>
+            <w:r>
+              <w:rPr>
+                <w:b/>
+                <w:bCs/>
                 <w:webHidden/>
               </w:rPr>
               <w:fldChar w:fldCharType="end"/>
@@ -1347,13 +1443,12 @@
     <w:p>
       <w:pPr>
         <w:pStyle w:val="Capitol"/>
-        <w:outlineLvl w:val="0"/>
         <w:rPr>
           <w:sz w:val="26"/>
           <w:szCs w:val="26"/>
         </w:rPr>
       </w:pPr>
-      <w:bookmarkStart w:id="1" w:name="_Toc241164423"/>
+      <w:bookmarkStart w:id="1" w:name="_Toc241702996"/>
       <w:r>
         <w:rPr>
           <w:sz w:val="26"/>
@@ -1914,13 +2009,12 @@
     <w:p>
       <w:pPr>
         <w:pStyle w:val="Capitol"/>
-        <w:outlineLvl w:val="0"/>
         <w:rPr>
           <w:sz w:val="26"/>
           <w:szCs w:val="26"/>
         </w:rPr>
       </w:pPr>
-      <w:bookmarkStart w:id="2" w:name="_Toc241164424"/>
+      <w:bookmarkStart w:id="2" w:name="_Toc241702997"/>
       <w:r>
         <w:rPr>
           <w:sz w:val="26"/>
@@ -2002,26 +2096,1751 @@
       <w:r>
         <w:t>.</w:t>
       </w:r>
-    </w:p>
-    <w:p>
-      <w:pPr>
-        <w:rPr>
-          <w:lang w:val="ro-MD"/>
-        </w:rPr>
-      </w:pPr>
-    </w:p>
+      <w:r>
+        <w:rPr>
+          <w:lang w:val="ro-MD"/>
+        </w:rPr>
+        <w:t xml:space="preserve"> </w:t>
+      </w:r>
+      <w:r>
+        <w:rPr>
+          <w:lang w:val="ro-MD"/>
+        </w:rPr>
+        <w:t>T</w:t>
+      </w:r>
+      <w:r>
+        <w:rPr>
+          <w:lang w:val="ro-MD"/>
+        </w:rPr>
+        <w:t xml:space="preserve">abelul </w:t>
+      </w:r>
+      <w:r>
+        <w:rPr>
+          <w:lang w:val="ro-MD"/>
+        </w:rPr>
+        <w:t>1</w:t>
+      </w:r>
+      <w:r>
+        <w:rPr>
+          <w:lang w:val="ro-MD"/>
+        </w:rPr>
+        <w:t>.</w:t>
+      </w:r>
+      <w:r>
+        <w:rPr>
+          <w:lang w:val="ro-MD"/>
+        </w:rPr>
+        <w:t>1</w:t>
+      </w:r>
+      <w:r>
+        <w:rPr>
+          <w:lang w:val="ro-MD"/>
+        </w:rPr>
+        <w:t xml:space="preserve"> reprezintă timpul de executare a </w:t>
+      </w:r>
+      <w:r>
+        <w:rPr>
+          <w:lang w:val="ro-MD"/>
+        </w:rPr>
+        <w:t>celor 4 metode de implementare</w:t>
+      </w:r>
+      <w:r>
+        <w:rPr>
+          <w:lang w:val="ro-MD"/>
+        </w:rPr>
+        <w:t xml:space="preserve"> în raport cu numărul de </w:t>
+      </w:r>
+      <w:r>
+        <w:rPr>
+          <w:lang w:val="ro-MD"/>
+        </w:rPr>
+        <w:t xml:space="preserve">operații elementare. </w:t>
+      </w:r>
+    </w:p>
+    <w:p/>
+    <w:p>
+      <w:pPr>
+        <w:ind w:firstLine="0"/>
+        <w:jc w:val="right"/>
+        <w:rPr>
+          <w:b/>
+          <w:bCs/>
+          <w:lang w:val="ro-MD"/>
+        </w:rPr>
+      </w:pPr>
+      <w:r>
+        <w:rPr>
+          <w:b/>
+          <w:bCs/>
+          <w:lang w:val="ro-MD"/>
+        </w:rPr>
+        <w:t xml:space="preserve">Tabelul </w:t>
+      </w:r>
+      <w:r>
+        <w:rPr>
+          <w:b/>
+          <w:bCs/>
+          <w:lang w:val="ro-MD"/>
+        </w:rPr>
+        <w:t>1</w:t>
+      </w:r>
+      <w:r>
+        <w:rPr>
+          <w:b/>
+          <w:bCs/>
+          <w:lang w:val="ro-MD"/>
+        </w:rPr>
+        <w:t>.</w:t>
+      </w:r>
+      <w:r>
+        <w:rPr>
+          <w:b/>
+          <w:bCs/>
+          <w:lang w:val="ro-MD"/>
+        </w:rPr>
+        <w:t>1</w:t>
+      </w:r>
+      <w:r>
+        <w:rPr>
+          <w:b/>
+          <w:bCs/>
+          <w:lang w:val="ro-MD"/>
+        </w:rPr>
+        <w:t xml:space="preserve"> – Numărul de </w:t>
+      </w:r>
+      <w:r>
+        <w:rPr>
+          <w:b/>
+          <w:bCs/>
+          <w:lang w:val="ro-MD"/>
+        </w:rPr>
+        <w:t>operații</w:t>
+      </w:r>
+      <w:r>
+        <w:rPr>
+          <w:b/>
+          <w:bCs/>
+          <w:lang w:val="ro-MD"/>
+        </w:rPr>
+        <w:t xml:space="preserve"> </w:t>
+      </w:r>
+      <w:r>
+        <w:rPr>
+          <w:b/>
+          <w:bCs/>
+          <w:lang w:val="ro-MD"/>
+        </w:rPr>
+        <w:t>la</w:t>
+      </w:r>
+      <w:r>
+        <w:rPr>
+          <w:b/>
+          <w:bCs/>
+          <w:lang w:val="ro-MD"/>
+        </w:rPr>
+        <w:t xml:space="preserve"> funcții</w:t>
+      </w:r>
+    </w:p>
+    <w:tbl>
+      <w:tblPr>
+        <w:tblStyle w:val="TableGrid"/>
+        <w:tblW w:w="10274" w:type="dxa"/>
+        <w:tblLook w:val="04A0" w:firstRow="1" w:lastRow="0" w:firstColumn="1" w:lastColumn="0" w:noHBand="0" w:noVBand="1"/>
+      </w:tblPr>
+      <w:tblGrid>
+        <w:gridCol w:w="1443"/>
+        <w:gridCol w:w="981"/>
+        <w:gridCol w:w="981"/>
+        <w:gridCol w:w="981"/>
+        <w:gridCol w:w="981"/>
+        <w:gridCol w:w="982"/>
+        <w:gridCol w:w="981"/>
+        <w:gridCol w:w="981"/>
+        <w:gridCol w:w="981"/>
+        <w:gridCol w:w="982"/>
+      </w:tblGrid>
+      <w:tr>
+        <w:trPr>
+          <w:trHeight w:val="759"/>
+        </w:trPr>
+        <w:tc>
+          <w:tcPr>
+            <w:tcW w:w="1443" w:type="dxa"/>
+          </w:tcPr>
+          <w:p>
+            <w:pPr>
+              <w:spacing w:line="240" w:lineRule="auto"/>
+              <w:ind w:firstLine="0"/>
+              <w:jc w:val="center"/>
+              <w:rPr>
+                <w:b/>
+                <w:bCs/>
+                <w:szCs w:val="20"/>
+                <w:lang w:val="ro-MD"/>
+              </w:rPr>
+            </w:pPr>
+            <w:r>
+              <w:rPr>
+                <w:b/>
+                <w:bCs/>
+                <w:szCs w:val="20"/>
+                <w:lang w:val="ro-MD"/>
+              </w:rPr>
+              <w:t>Algoritm/</w:t>
+            </w:r>
+            <w:r>
+              <w:rPr>
+                <w:b/>
+                <w:bCs/>
+                <w:szCs w:val="20"/>
+                <w:lang w:val="ro-MD"/>
+              </w:rPr>
+              <w:br/>
+              <w:t>Nr.</w:t>
+            </w:r>
+            <w:r>
+              <w:rPr>
+                <w:b/>
+                <w:bCs/>
+                <w:szCs w:val="20"/>
+                <w:lang w:val="ro-MD"/>
+              </w:rPr>
+              <w:t xml:space="preserve"> Fib.</w:t>
+            </w:r>
+          </w:p>
+        </w:tc>
+        <w:tc>
+          <w:tcPr>
+            <w:tcW w:w="981" w:type="dxa"/>
+          </w:tcPr>
+          <w:p>
+            <w:pPr>
+              <w:spacing w:line="240" w:lineRule="auto"/>
+              <w:ind w:firstLine="0"/>
+              <w:rPr>
+                <w:szCs w:val="20"/>
+                <w:lang w:val="ro-MD"/>
+              </w:rPr>
+            </w:pPr>
+            <w:r>
+              <w:rPr>
+                <w:szCs w:val="20"/>
+                <w:lang w:val="ro-MD"/>
+              </w:rPr>
+              <w:t>2</w:t>
+            </w:r>
+          </w:p>
+        </w:tc>
+        <w:tc>
+          <w:tcPr>
+            <w:tcW w:w="981" w:type="dxa"/>
+          </w:tcPr>
+          <w:p>
+            <w:pPr>
+              <w:spacing w:line="240" w:lineRule="auto"/>
+              <w:ind w:firstLine="0"/>
+              <w:rPr>
+                <w:szCs w:val="20"/>
+                <w:lang w:val="ro-MD"/>
+              </w:rPr>
+            </w:pPr>
+            <w:r>
+              <w:rPr>
+                <w:szCs w:val="20"/>
+                <w:lang w:val="ro-MD"/>
+              </w:rPr>
+              <w:t>4</w:t>
+            </w:r>
+          </w:p>
+        </w:tc>
+        <w:tc>
+          <w:tcPr>
+            <w:tcW w:w="981" w:type="dxa"/>
+          </w:tcPr>
+          <w:p>
+            <w:pPr>
+              <w:spacing w:line="240" w:lineRule="auto"/>
+              <w:ind w:firstLine="0"/>
+              <w:rPr>
+                <w:szCs w:val="20"/>
+                <w:lang w:val="ro-MD"/>
+              </w:rPr>
+            </w:pPr>
+            <w:r>
+              <w:rPr>
+                <w:szCs w:val="20"/>
+                <w:lang w:val="ro-MD"/>
+              </w:rPr>
+              <w:t>6</w:t>
+            </w:r>
+          </w:p>
+        </w:tc>
+        <w:tc>
+          <w:tcPr>
+            <w:tcW w:w="981" w:type="dxa"/>
+          </w:tcPr>
+          <w:p>
+            <w:pPr>
+              <w:spacing w:line="240" w:lineRule="auto"/>
+              <w:ind w:firstLine="0"/>
+              <w:rPr>
+                <w:szCs w:val="20"/>
+                <w:lang w:val="ro-MD"/>
+              </w:rPr>
+            </w:pPr>
+            <w:r>
+              <w:rPr>
+                <w:szCs w:val="20"/>
+                <w:lang w:val="ro-MD"/>
+              </w:rPr>
+              <w:t>12</w:t>
+            </w:r>
+          </w:p>
+        </w:tc>
+        <w:tc>
+          <w:tcPr>
+            <w:tcW w:w="982" w:type="dxa"/>
+          </w:tcPr>
+          <w:p>
+            <w:pPr>
+              <w:spacing w:line="240" w:lineRule="auto"/>
+              <w:ind w:firstLine="0"/>
+              <w:rPr>
+                <w:szCs w:val="20"/>
+                <w:lang w:val="ro-MD"/>
+              </w:rPr>
+            </w:pPr>
+            <w:r>
+              <w:rPr>
+                <w:szCs w:val="20"/>
+                <w:lang w:val="ro-MD"/>
+              </w:rPr>
+              <w:t>18</w:t>
+            </w:r>
+          </w:p>
+        </w:tc>
+        <w:tc>
+          <w:tcPr>
+            <w:tcW w:w="981" w:type="dxa"/>
+          </w:tcPr>
+          <w:p>
+            <w:pPr>
+              <w:spacing w:line="240" w:lineRule="auto"/>
+              <w:ind w:firstLine="0"/>
+              <w:rPr>
+                <w:szCs w:val="20"/>
+                <w:lang w:val="ro-MD"/>
+              </w:rPr>
+            </w:pPr>
+            <w:r>
+              <w:rPr>
+                <w:szCs w:val="20"/>
+                <w:lang w:val="ro-MD"/>
+              </w:rPr>
+              <w:t>26</w:t>
+            </w:r>
+          </w:p>
+        </w:tc>
+        <w:tc>
+          <w:tcPr>
+            <w:tcW w:w="981" w:type="dxa"/>
+          </w:tcPr>
+          <w:p>
+            <w:pPr>
+              <w:spacing w:line="240" w:lineRule="auto"/>
+              <w:ind w:firstLine="0"/>
+              <w:rPr>
+                <w:szCs w:val="20"/>
+                <w:lang w:val="ro-MD"/>
+              </w:rPr>
+            </w:pPr>
+            <w:r>
+              <w:rPr>
+                <w:szCs w:val="20"/>
+                <w:lang w:val="ro-MD"/>
+              </w:rPr>
+              <w:t>51</w:t>
+            </w:r>
+          </w:p>
+        </w:tc>
+        <w:tc>
+          <w:tcPr>
+            <w:tcW w:w="981" w:type="dxa"/>
+          </w:tcPr>
+          <w:p>
+            <w:pPr>
+              <w:spacing w:line="240" w:lineRule="auto"/>
+              <w:ind w:firstLine="0"/>
+              <w:rPr>
+                <w:szCs w:val="20"/>
+                <w:lang w:val="ro-MD"/>
+              </w:rPr>
+            </w:pPr>
+            <w:r>
+              <w:rPr>
+                <w:szCs w:val="20"/>
+                <w:lang w:val="ro-MD"/>
+              </w:rPr>
+              <w:t>101</w:t>
+            </w:r>
+          </w:p>
+        </w:tc>
+        <w:tc>
+          <w:tcPr>
+            <w:tcW w:w="982" w:type="dxa"/>
+          </w:tcPr>
+          <w:p>
+            <w:pPr>
+              <w:spacing w:line="240" w:lineRule="auto"/>
+              <w:ind w:firstLine="0"/>
+              <w:rPr>
+                <w:szCs w:val="20"/>
+                <w:lang w:val="ro-MD"/>
+              </w:rPr>
+            </w:pPr>
+            <w:r>
+              <w:rPr>
+                <w:szCs w:val="20"/>
+                <w:lang w:val="ro-MD"/>
+              </w:rPr>
+              <w:t>501</w:t>
+            </w:r>
+          </w:p>
+        </w:tc>
+      </w:tr>
+      <w:tr>
+        <w:trPr>
+          <w:trHeight w:val="759"/>
+        </w:trPr>
+        <w:tc>
+          <w:tcPr>
+            <w:tcW w:w="1443" w:type="dxa"/>
+          </w:tcPr>
+          <w:p>
+            <w:pPr>
+              <w:spacing w:line="240" w:lineRule="auto"/>
+              <w:ind w:firstLine="0"/>
+              <w:jc w:val="center"/>
+              <w:rPr>
+                <w:b/>
+                <w:bCs/>
+                <w:szCs w:val="20"/>
+                <w:lang w:val="ro-MD"/>
+              </w:rPr>
+            </w:pPr>
+            <w:r>
+              <w:rPr>
+                <w:b/>
+                <w:bCs/>
+                <w:szCs w:val="20"/>
+                <w:lang w:val="ro-MD"/>
+              </w:rPr>
+              <w:t>Recursiv</w:t>
+            </w:r>
+          </w:p>
+        </w:tc>
+        <w:tc>
+          <w:tcPr>
+            <w:tcW w:w="981" w:type="dxa"/>
+          </w:tcPr>
+          <w:p>
+            <w:pPr>
+              <w:spacing w:line="240" w:lineRule="auto"/>
+              <w:ind w:firstLine="0"/>
+              <w:rPr>
+                <w:szCs w:val="20"/>
+                <w:lang w:val="ro-MD"/>
+              </w:rPr>
+            </w:pPr>
+            <w:r>
+              <w:rPr>
+                <w:szCs w:val="20"/>
+                <w:lang w:val="ro-MD"/>
+              </w:rPr>
+              <w:t>6</w:t>
+            </w:r>
+          </w:p>
+        </w:tc>
+        <w:tc>
+          <w:tcPr>
+            <w:tcW w:w="981" w:type="dxa"/>
+          </w:tcPr>
+          <w:p>
+            <w:pPr>
+              <w:spacing w:line="240" w:lineRule="auto"/>
+              <w:ind w:firstLine="0"/>
+              <w:rPr>
+                <w:szCs w:val="20"/>
+                <w:lang w:val="ro-MD"/>
+              </w:rPr>
+            </w:pPr>
+            <w:r>
+              <w:rPr>
+                <w:szCs w:val="20"/>
+                <w:lang w:val="ro-MD"/>
+              </w:rPr>
+              <w:t>21</w:t>
+            </w:r>
+          </w:p>
+        </w:tc>
+        <w:tc>
+          <w:tcPr>
+            <w:tcW w:w="981" w:type="dxa"/>
+          </w:tcPr>
+          <w:p>
+            <w:pPr>
+              <w:spacing w:line="240" w:lineRule="auto"/>
+              <w:ind w:firstLine="0"/>
+              <w:rPr>
+                <w:szCs w:val="20"/>
+                <w:lang w:val="ro-MD"/>
+              </w:rPr>
+            </w:pPr>
+            <w:r>
+              <w:rPr>
+                <w:szCs w:val="20"/>
+                <w:lang w:val="ro-MD"/>
+              </w:rPr>
+              <w:t>61</w:t>
+            </w:r>
+          </w:p>
+        </w:tc>
+        <w:tc>
+          <w:tcPr>
+            <w:tcW w:w="981" w:type="dxa"/>
+          </w:tcPr>
+          <w:p>
+            <w:pPr>
+              <w:spacing w:line="240" w:lineRule="auto"/>
+              <w:ind w:firstLine="0"/>
+              <w:rPr>
+                <w:szCs w:val="20"/>
+                <w:lang w:val="ro-MD"/>
+              </w:rPr>
+            </w:pPr>
+            <w:r>
+              <w:rPr>
+                <w:szCs w:val="20"/>
+                <w:lang w:val="ro-MD"/>
+              </w:rPr>
+              <w:t>1161</w:t>
+            </w:r>
+          </w:p>
+        </w:tc>
+        <w:tc>
+          <w:tcPr>
+            <w:tcW w:w="982" w:type="dxa"/>
+          </w:tcPr>
+          <w:p>
+            <w:pPr>
+              <w:spacing w:line="240" w:lineRule="auto"/>
+              <w:ind w:firstLine="0"/>
+              <w:rPr>
+                <w:szCs w:val="20"/>
+                <w:lang w:val="ro-MD"/>
+              </w:rPr>
+            </w:pPr>
+            <w:r>
+              <w:rPr>
+                <w:szCs w:val="20"/>
+                <w:lang w:val="ro-MD"/>
+              </w:rPr>
+              <w:t>20901</w:t>
+            </w:r>
+          </w:p>
+        </w:tc>
+        <w:tc>
+          <w:tcPr>
+            <w:tcW w:w="981" w:type="dxa"/>
+          </w:tcPr>
+          <w:p>
+            <w:pPr>
+              <w:spacing w:line="240" w:lineRule="auto"/>
+              <w:ind w:firstLine="0"/>
+              <w:rPr>
+                <w:szCs w:val="20"/>
+                <w:lang w:val="ro-MD"/>
+              </w:rPr>
+            </w:pPr>
+            <w:r>
+              <w:rPr>
+                <w:szCs w:val="20"/>
+                <w:lang w:val="ro-MD"/>
+              </w:rPr>
+              <w:t>982086</w:t>
+            </w:r>
+          </w:p>
+        </w:tc>
+        <w:tc>
+          <w:tcPr>
+            <w:tcW w:w="981" w:type="dxa"/>
+          </w:tcPr>
+          <w:p>
+            <w:pPr>
+              <w:spacing w:line="240" w:lineRule="auto"/>
+              <w:ind w:firstLine="0"/>
+              <w:rPr>
+                <w:szCs w:val="20"/>
+                <w:lang w:val="ro-MD"/>
+              </w:rPr>
+            </w:pPr>
+            <w:r>
+              <w:rPr>
+                <w:szCs w:val="20"/>
+                <w:lang w:val="ro-MD"/>
+              </w:rPr>
+              <w:t>-</w:t>
+            </w:r>
+          </w:p>
+        </w:tc>
+        <w:tc>
+          <w:tcPr>
+            <w:tcW w:w="981" w:type="dxa"/>
+          </w:tcPr>
+          <w:p>
+            <w:pPr>
+              <w:spacing w:line="240" w:lineRule="auto"/>
+              <w:ind w:firstLine="0"/>
+              <w:rPr>
+                <w:szCs w:val="20"/>
+                <w:lang w:val="ro-MD"/>
+              </w:rPr>
+            </w:pPr>
+            <w:r>
+              <w:rPr>
+                <w:szCs w:val="20"/>
+                <w:lang w:val="ro-MD"/>
+              </w:rPr>
+              <w:t>-</w:t>
+            </w:r>
+          </w:p>
+        </w:tc>
+        <w:tc>
+          <w:tcPr>
+            <w:tcW w:w="982" w:type="dxa"/>
+          </w:tcPr>
+          <w:p>
+            <w:pPr>
+              <w:spacing w:line="240" w:lineRule="auto"/>
+              <w:ind w:firstLine="0"/>
+              <w:rPr>
+                <w:szCs w:val="20"/>
+                <w:lang w:val="ro-MD"/>
+              </w:rPr>
+            </w:pPr>
+            <w:r>
+              <w:rPr>
+                <w:szCs w:val="20"/>
+                <w:lang w:val="ro-MD"/>
+              </w:rPr>
+              <w:t>-</w:t>
+            </w:r>
+          </w:p>
+        </w:tc>
+      </w:tr>
+      <w:tr>
+        <w:trPr>
+          <w:trHeight w:val="759"/>
+        </w:trPr>
+        <w:tc>
+          <w:tcPr>
+            <w:tcW w:w="1443" w:type="dxa"/>
+          </w:tcPr>
+          <w:p>
+            <w:pPr>
+              <w:spacing w:line="240" w:lineRule="auto"/>
+              <w:ind w:firstLine="0"/>
+              <w:jc w:val="center"/>
+              <w:rPr>
+                <w:b/>
+                <w:bCs/>
+                <w:szCs w:val="20"/>
+                <w:lang w:val="ro-MD"/>
+              </w:rPr>
+            </w:pPr>
+            <w:r>
+              <w:rPr>
+                <w:b/>
+                <w:bCs/>
+                <w:szCs w:val="20"/>
+                <w:lang w:val="ro-MD"/>
+              </w:rPr>
+              <w:t>Iterativ</w:t>
+            </w:r>
+          </w:p>
+        </w:tc>
+        <w:tc>
+          <w:tcPr>
+            <w:tcW w:w="981" w:type="dxa"/>
+          </w:tcPr>
+          <w:p>
+            <w:pPr>
+              <w:spacing w:line="240" w:lineRule="auto"/>
+              <w:ind w:firstLine="0"/>
+              <w:rPr>
+                <w:szCs w:val="20"/>
+                <w:lang w:val="ro-MD"/>
+              </w:rPr>
+            </w:pPr>
+            <w:r>
+              <w:rPr>
+                <w:szCs w:val="20"/>
+                <w:lang w:val="ro-MD"/>
+              </w:rPr>
+              <w:t>4</w:t>
+            </w:r>
+          </w:p>
+        </w:tc>
+        <w:tc>
+          <w:tcPr>
+            <w:tcW w:w="981" w:type="dxa"/>
+          </w:tcPr>
+          <w:p>
+            <w:pPr>
+              <w:spacing w:line="240" w:lineRule="auto"/>
+              <w:ind w:firstLine="0"/>
+              <w:rPr>
+                <w:szCs w:val="20"/>
+                <w:lang w:val="ro-MD"/>
+              </w:rPr>
+            </w:pPr>
+            <w:r>
+              <w:rPr>
+                <w:szCs w:val="20"/>
+                <w:lang w:val="ro-MD"/>
+              </w:rPr>
+              <w:t>8</w:t>
+            </w:r>
+          </w:p>
+        </w:tc>
+        <w:tc>
+          <w:tcPr>
+            <w:tcW w:w="981" w:type="dxa"/>
+          </w:tcPr>
+          <w:p>
+            <w:pPr>
+              <w:spacing w:line="240" w:lineRule="auto"/>
+              <w:ind w:firstLine="0"/>
+              <w:rPr>
+                <w:szCs w:val="20"/>
+                <w:lang w:val="ro-MD"/>
+              </w:rPr>
+            </w:pPr>
+            <w:r>
+              <w:rPr>
+                <w:szCs w:val="20"/>
+                <w:lang w:val="ro-MD"/>
+              </w:rPr>
+              <w:t>12</w:t>
+            </w:r>
+          </w:p>
+        </w:tc>
+        <w:tc>
+          <w:tcPr>
+            <w:tcW w:w="981" w:type="dxa"/>
+          </w:tcPr>
+          <w:p>
+            <w:pPr>
+              <w:spacing w:line="240" w:lineRule="auto"/>
+              <w:ind w:firstLine="0"/>
+              <w:rPr>
+                <w:szCs w:val="20"/>
+                <w:lang w:val="ro-MD"/>
+              </w:rPr>
+            </w:pPr>
+            <w:r>
+              <w:rPr>
+                <w:szCs w:val="20"/>
+                <w:lang w:val="ro-MD"/>
+              </w:rPr>
+              <w:t>24</w:t>
+            </w:r>
+          </w:p>
+        </w:tc>
+        <w:tc>
+          <w:tcPr>
+            <w:tcW w:w="982" w:type="dxa"/>
+          </w:tcPr>
+          <w:p>
+            <w:pPr>
+              <w:spacing w:line="240" w:lineRule="auto"/>
+              <w:ind w:firstLine="0"/>
+              <w:rPr>
+                <w:szCs w:val="20"/>
+                <w:lang w:val="ro-MD"/>
+              </w:rPr>
+            </w:pPr>
+            <w:r>
+              <w:rPr>
+                <w:szCs w:val="20"/>
+                <w:lang w:val="ro-MD"/>
+              </w:rPr>
+              <w:t>36</w:t>
+            </w:r>
+          </w:p>
+        </w:tc>
+        <w:tc>
+          <w:tcPr>
+            <w:tcW w:w="981" w:type="dxa"/>
+          </w:tcPr>
+          <w:p>
+            <w:pPr>
+              <w:spacing w:line="240" w:lineRule="auto"/>
+              <w:ind w:firstLine="0"/>
+              <w:rPr>
+                <w:szCs w:val="20"/>
+                <w:lang w:val="ro-MD"/>
+              </w:rPr>
+            </w:pPr>
+            <w:r>
+              <w:rPr>
+                <w:szCs w:val="20"/>
+                <w:lang w:val="ro-MD"/>
+              </w:rPr>
+              <w:t>52</w:t>
+            </w:r>
+          </w:p>
+        </w:tc>
+        <w:tc>
+          <w:tcPr>
+            <w:tcW w:w="981" w:type="dxa"/>
+          </w:tcPr>
+          <w:p>
+            <w:pPr>
+              <w:spacing w:line="240" w:lineRule="auto"/>
+              <w:ind w:firstLine="0"/>
+              <w:rPr>
+                <w:szCs w:val="20"/>
+                <w:lang w:val="ro-MD"/>
+              </w:rPr>
+            </w:pPr>
+            <w:r>
+              <w:rPr>
+                <w:szCs w:val="20"/>
+                <w:lang w:val="ro-MD"/>
+              </w:rPr>
+              <w:t>102</w:t>
+            </w:r>
+          </w:p>
+        </w:tc>
+        <w:tc>
+          <w:tcPr>
+            <w:tcW w:w="981" w:type="dxa"/>
+          </w:tcPr>
+          <w:p>
+            <w:pPr>
+              <w:spacing w:line="240" w:lineRule="auto"/>
+              <w:ind w:firstLine="0"/>
+              <w:rPr>
+                <w:szCs w:val="20"/>
+                <w:lang w:val="ro-MD"/>
+              </w:rPr>
+            </w:pPr>
+            <w:r>
+              <w:rPr>
+                <w:szCs w:val="20"/>
+                <w:lang w:val="ro-MD"/>
+              </w:rPr>
+              <w:t>202</w:t>
+            </w:r>
+          </w:p>
+        </w:tc>
+        <w:tc>
+          <w:tcPr>
+            <w:tcW w:w="982" w:type="dxa"/>
+          </w:tcPr>
+          <w:p>
+            <w:pPr>
+              <w:spacing w:line="240" w:lineRule="auto"/>
+              <w:ind w:firstLine="0"/>
+              <w:rPr>
+                <w:szCs w:val="20"/>
+                <w:lang w:val="ro-MD"/>
+              </w:rPr>
+            </w:pPr>
+            <w:r>
+              <w:rPr>
+                <w:szCs w:val="20"/>
+                <w:lang w:val="ro-MD"/>
+              </w:rPr>
+              <w:t>1002</w:t>
+            </w:r>
+          </w:p>
+        </w:tc>
+      </w:tr>
+      <w:tr>
+        <w:trPr>
+          <w:trHeight w:val="759"/>
+        </w:trPr>
+        <w:tc>
+          <w:tcPr>
+            <w:tcW w:w="1443" w:type="dxa"/>
+          </w:tcPr>
+          <w:p>
+            <w:pPr>
+              <w:spacing w:line="240" w:lineRule="auto"/>
+              <w:ind w:firstLine="0"/>
+              <w:jc w:val="center"/>
+              <w:rPr>
+                <w:b/>
+                <w:bCs/>
+                <w:szCs w:val="20"/>
+                <w:lang w:val="ro-MD"/>
+              </w:rPr>
+            </w:pPr>
+            <w:r>
+              <w:rPr>
+                <w:b/>
+                <w:bCs/>
+                <w:szCs w:val="20"/>
+                <w:lang w:val="ro-MD"/>
+              </w:rPr>
+              <w:t>Fast Doubling</w:t>
+            </w:r>
+          </w:p>
+        </w:tc>
+        <w:tc>
+          <w:tcPr>
+            <w:tcW w:w="981" w:type="dxa"/>
+          </w:tcPr>
+          <w:p>
+            <w:pPr>
+              <w:spacing w:line="240" w:lineRule="auto"/>
+              <w:ind w:firstLine="0"/>
+              <w:rPr>
+                <w:szCs w:val="20"/>
+                <w:lang w:val="ro-MD"/>
+              </w:rPr>
+            </w:pPr>
+            <w:r>
+              <w:rPr>
+                <w:szCs w:val="20"/>
+                <w:lang w:val="ro-MD"/>
+              </w:rPr>
+              <w:t>27</w:t>
+            </w:r>
+          </w:p>
+        </w:tc>
+        <w:tc>
+          <w:tcPr>
+            <w:tcW w:w="981" w:type="dxa"/>
+          </w:tcPr>
+          <w:p>
+            <w:pPr>
+              <w:spacing w:line="240" w:lineRule="auto"/>
+              <w:ind w:firstLine="0"/>
+              <w:rPr>
+                <w:szCs w:val="20"/>
+                <w:lang w:val="ro-MD"/>
+              </w:rPr>
+            </w:pPr>
+            <w:r>
+              <w:rPr>
+                <w:szCs w:val="20"/>
+                <w:lang w:val="ro-MD"/>
+              </w:rPr>
+              <w:t>37</w:t>
+            </w:r>
+          </w:p>
+        </w:tc>
+        <w:tc>
+          <w:tcPr>
+            <w:tcW w:w="981" w:type="dxa"/>
+          </w:tcPr>
+          <w:p>
+            <w:pPr>
+              <w:spacing w:line="240" w:lineRule="auto"/>
+              <w:ind w:firstLine="0"/>
+              <w:rPr>
+                <w:szCs w:val="20"/>
+                <w:lang w:val="ro-MD"/>
+              </w:rPr>
+            </w:pPr>
+            <w:r>
+              <w:rPr>
+                <w:szCs w:val="20"/>
+                <w:lang w:val="ro-MD"/>
+              </w:rPr>
+              <w:t>44</w:t>
+            </w:r>
+          </w:p>
+        </w:tc>
+        <w:tc>
+          <w:tcPr>
+            <w:tcW w:w="981" w:type="dxa"/>
+          </w:tcPr>
+          <w:p>
+            <w:pPr>
+              <w:spacing w:line="240" w:lineRule="auto"/>
+              <w:ind w:firstLine="0"/>
+              <w:rPr>
+                <w:szCs w:val="20"/>
+                <w:lang w:val="ro-MD"/>
+              </w:rPr>
+            </w:pPr>
+            <w:r>
+              <w:rPr>
+                <w:szCs w:val="20"/>
+                <w:lang w:val="ro-MD"/>
+              </w:rPr>
+              <w:t>54</w:t>
+            </w:r>
+          </w:p>
+        </w:tc>
+        <w:tc>
+          <w:tcPr>
+            <w:tcW w:w="982" w:type="dxa"/>
+          </w:tcPr>
+          <w:p>
+            <w:pPr>
+              <w:spacing w:line="240" w:lineRule="auto"/>
+              <w:ind w:firstLine="0"/>
+              <w:rPr>
+                <w:szCs w:val="20"/>
+                <w:lang w:val="ro-MD"/>
+              </w:rPr>
+            </w:pPr>
+            <w:r>
+              <w:rPr>
+                <w:szCs w:val="20"/>
+                <w:lang w:val="ro-MD"/>
+              </w:rPr>
+              <w:t>64</w:t>
+            </w:r>
+          </w:p>
+        </w:tc>
+        <w:tc>
+          <w:tcPr>
+            <w:tcW w:w="981" w:type="dxa"/>
+          </w:tcPr>
+          <w:p>
+            <w:pPr>
+              <w:spacing w:line="240" w:lineRule="auto"/>
+              <w:ind w:firstLine="0"/>
+              <w:rPr>
+                <w:szCs w:val="20"/>
+                <w:lang w:val="ro-MD"/>
+              </w:rPr>
+            </w:pPr>
+            <w:r>
+              <w:rPr>
+                <w:szCs w:val="20"/>
+                <w:lang w:val="ro-MD"/>
+              </w:rPr>
+              <w:t>71</w:t>
+            </w:r>
+          </w:p>
+        </w:tc>
+        <w:tc>
+          <w:tcPr>
+            <w:tcW w:w="981" w:type="dxa"/>
+          </w:tcPr>
+          <w:p>
+            <w:pPr>
+              <w:spacing w:line="240" w:lineRule="auto"/>
+              <w:ind w:firstLine="0"/>
+              <w:rPr>
+                <w:szCs w:val="20"/>
+                <w:lang w:val="ro-MD"/>
+              </w:rPr>
+            </w:pPr>
+            <w:r>
+              <w:rPr>
+                <w:szCs w:val="20"/>
+                <w:lang w:val="ro-MD"/>
+              </w:rPr>
+              <w:t>88</w:t>
+            </w:r>
+          </w:p>
+        </w:tc>
+        <w:tc>
+          <w:tcPr>
+            <w:tcW w:w="981" w:type="dxa"/>
+          </w:tcPr>
+          <w:p>
+            <w:pPr>
+              <w:spacing w:line="240" w:lineRule="auto"/>
+              <w:ind w:firstLine="0"/>
+              <w:rPr>
+                <w:szCs w:val="20"/>
+                <w:lang w:val="ro-MD"/>
+              </w:rPr>
+            </w:pPr>
+            <w:r>
+              <w:rPr>
+                <w:szCs w:val="20"/>
+                <w:lang w:val="ro-MD"/>
+              </w:rPr>
+              <w:t>98</w:t>
+            </w:r>
+          </w:p>
+        </w:tc>
+        <w:tc>
+          <w:tcPr>
+            <w:tcW w:w="982" w:type="dxa"/>
+          </w:tcPr>
+          <w:p>
+            <w:pPr>
+              <w:spacing w:line="240" w:lineRule="auto"/>
+              <w:ind w:firstLine="0"/>
+              <w:rPr>
+                <w:szCs w:val="20"/>
+                <w:lang w:val="ro-MD"/>
+              </w:rPr>
+            </w:pPr>
+            <w:r>
+              <w:rPr>
+                <w:szCs w:val="20"/>
+                <w:lang w:val="ro-MD"/>
+              </w:rPr>
+              <w:t>139</w:t>
+            </w:r>
+          </w:p>
+        </w:tc>
+      </w:tr>
+      <w:tr>
+        <w:trPr>
+          <w:trHeight w:val="759"/>
+        </w:trPr>
+        <w:tc>
+          <w:tcPr>
+            <w:tcW w:w="1443" w:type="dxa"/>
+          </w:tcPr>
+          <w:p>
+            <w:pPr>
+              <w:spacing w:line="240" w:lineRule="auto"/>
+              <w:ind w:firstLine="0"/>
+              <w:jc w:val="center"/>
+              <w:rPr>
+                <w:b/>
+                <w:bCs/>
+                <w:szCs w:val="20"/>
+                <w:lang w:val="ro-MD"/>
+              </w:rPr>
+            </w:pPr>
+            <w:r>
+              <w:rPr>
+                <w:b/>
+                <w:bCs/>
+                <w:szCs w:val="20"/>
+                <w:lang w:val="ro-MD"/>
+              </w:rPr>
+              <w:t>Binet</w:t>
+            </w:r>
+          </w:p>
+        </w:tc>
+        <w:tc>
+          <w:tcPr>
+            <w:tcW w:w="981" w:type="dxa"/>
+          </w:tcPr>
+          <w:p>
+            <w:pPr>
+              <w:spacing w:line="240" w:lineRule="auto"/>
+              <w:ind w:firstLine="0"/>
+              <w:rPr>
+                <w:szCs w:val="20"/>
+                <w:lang w:val="ro-MD"/>
+              </w:rPr>
+            </w:pPr>
+            <w:r>
+              <w:rPr>
+                <w:szCs w:val="20"/>
+                <w:lang w:val="ro-MD"/>
+              </w:rPr>
+              <w:t>9</w:t>
+            </w:r>
+          </w:p>
+        </w:tc>
+        <w:tc>
+          <w:tcPr>
+            <w:tcW w:w="981" w:type="dxa"/>
+          </w:tcPr>
+          <w:p>
+            <w:pPr>
+              <w:spacing w:line="240" w:lineRule="auto"/>
+              <w:ind w:firstLine="0"/>
+              <w:rPr>
+                <w:szCs w:val="20"/>
+                <w:lang w:val="ro-MD"/>
+              </w:rPr>
+            </w:pPr>
+            <w:r>
+              <w:rPr>
+                <w:szCs w:val="20"/>
+                <w:lang w:val="ro-MD"/>
+              </w:rPr>
+              <w:t>9</w:t>
+            </w:r>
+          </w:p>
+        </w:tc>
+        <w:tc>
+          <w:tcPr>
+            <w:tcW w:w="981" w:type="dxa"/>
+          </w:tcPr>
+          <w:p>
+            <w:pPr>
+              <w:spacing w:line="240" w:lineRule="auto"/>
+              <w:ind w:firstLine="0"/>
+              <w:rPr>
+                <w:szCs w:val="20"/>
+                <w:lang w:val="ro-MD"/>
+              </w:rPr>
+            </w:pPr>
+            <w:r>
+              <w:rPr>
+                <w:szCs w:val="20"/>
+                <w:lang w:val="ro-MD"/>
+              </w:rPr>
+              <w:t>9</w:t>
+            </w:r>
+          </w:p>
+        </w:tc>
+        <w:tc>
+          <w:tcPr>
+            <w:tcW w:w="981" w:type="dxa"/>
+          </w:tcPr>
+          <w:p>
+            <w:pPr>
+              <w:spacing w:line="240" w:lineRule="auto"/>
+              <w:ind w:firstLine="0"/>
+              <w:rPr>
+                <w:szCs w:val="20"/>
+                <w:lang w:val="ro-MD"/>
+              </w:rPr>
+            </w:pPr>
+            <w:r>
+              <w:rPr>
+                <w:szCs w:val="20"/>
+                <w:lang w:val="ro-MD"/>
+              </w:rPr>
+              <w:t>9</w:t>
+            </w:r>
+          </w:p>
+        </w:tc>
+        <w:tc>
+          <w:tcPr>
+            <w:tcW w:w="982" w:type="dxa"/>
+          </w:tcPr>
+          <w:p>
+            <w:pPr>
+              <w:spacing w:line="240" w:lineRule="auto"/>
+              <w:ind w:firstLine="0"/>
+              <w:rPr>
+                <w:szCs w:val="20"/>
+                <w:lang w:val="ro-MD"/>
+              </w:rPr>
+            </w:pPr>
+            <w:r>
+              <w:rPr>
+                <w:szCs w:val="20"/>
+                <w:lang w:val="ro-MD"/>
+              </w:rPr>
+              <w:t>9</w:t>
+            </w:r>
+          </w:p>
+        </w:tc>
+        <w:tc>
+          <w:tcPr>
+            <w:tcW w:w="981" w:type="dxa"/>
+          </w:tcPr>
+          <w:p>
+            <w:pPr>
+              <w:spacing w:line="240" w:lineRule="auto"/>
+              <w:ind w:firstLine="0"/>
+              <w:rPr>
+                <w:szCs w:val="20"/>
+                <w:lang w:val="ro-MD"/>
+              </w:rPr>
+            </w:pPr>
+            <w:r>
+              <w:rPr>
+                <w:szCs w:val="20"/>
+                <w:lang w:val="ro-MD"/>
+              </w:rPr>
+              <w:t>9</w:t>
+            </w:r>
+          </w:p>
+        </w:tc>
+        <w:tc>
+          <w:tcPr>
+            <w:tcW w:w="981" w:type="dxa"/>
+          </w:tcPr>
+          <w:p>
+            <w:pPr>
+              <w:spacing w:line="240" w:lineRule="auto"/>
+              <w:ind w:firstLine="0"/>
+              <w:rPr>
+                <w:szCs w:val="20"/>
+                <w:lang w:val="ro-MD"/>
+              </w:rPr>
+            </w:pPr>
+            <w:r>
+              <w:rPr>
+                <w:szCs w:val="20"/>
+                <w:lang w:val="ro-MD"/>
+              </w:rPr>
+              <w:t>9</w:t>
+            </w:r>
+          </w:p>
+        </w:tc>
+        <w:tc>
+          <w:tcPr>
+            <w:tcW w:w="981" w:type="dxa"/>
+          </w:tcPr>
+          <w:p>
+            <w:pPr>
+              <w:spacing w:line="240" w:lineRule="auto"/>
+              <w:ind w:firstLine="0"/>
+              <w:rPr>
+                <w:szCs w:val="20"/>
+                <w:lang w:val="ro-MD"/>
+              </w:rPr>
+            </w:pPr>
+            <w:r>
+              <w:rPr>
+                <w:szCs w:val="20"/>
+                <w:lang w:val="ro-MD"/>
+              </w:rPr>
+              <w:t>9</w:t>
+            </w:r>
+          </w:p>
+        </w:tc>
+        <w:tc>
+          <w:tcPr>
+            <w:tcW w:w="982" w:type="dxa"/>
+          </w:tcPr>
+          <w:p>
+            <w:pPr>
+              <w:spacing w:line="240" w:lineRule="auto"/>
+              <w:ind w:firstLine="0"/>
+              <w:rPr>
+                <w:szCs w:val="20"/>
+                <w:lang w:val="ro-MD"/>
+              </w:rPr>
+            </w:pPr>
+            <w:r>
+              <w:rPr>
+                <w:szCs w:val="20"/>
+                <w:lang w:val="ro-MD"/>
+              </w:rPr>
+              <w:t>9</w:t>
+            </w:r>
+          </w:p>
+        </w:tc>
+      </w:tr>
+    </w:tbl>
     <w:p>
       <w:pPr>
         <w:pStyle w:val="Subcapitol"/>
-      </w:pPr>
-      <w:bookmarkStart w:id="3" w:name="_Toc241164425"/>
-      <w:r>
+        <w:jc w:val="center"/>
+      </w:pPr>
+    </w:p>
+    <w:p>
+      <w:pPr>
+        <w:rPr>
+          <w:lang w:val="en-GB"/>
+        </w:rPr>
+      </w:pPr>
+      <w:r>
+        <w:rPr>
+          <w:lang w:val="en-GB"/>
+        </w:rPr>
+        <w:t xml:space="preserve">Analizând datele experimentale privind numărul de operații elementare efectuate de cele patru metode studiate, se observă diferențe de performanță pe măsură ce valoarea lui n crește. Metoda recursivă prezintă o creștere exponențială </w:t>
+      </w:r>
+      <w:r>
+        <w:rPr>
+          <w:lang w:val="en-GB"/>
+        </w:rPr>
+        <w:t>bruscă</w:t>
+      </w:r>
+      <w:r>
+        <w:rPr>
+          <w:lang w:val="en-GB"/>
+        </w:rPr>
+        <w:t xml:space="preserve"> care ajunge</w:t>
+      </w:r>
+      <w:r>
+        <w:rPr>
+          <w:lang w:val="en-GB"/>
+        </w:rPr>
+        <w:t xml:space="preserve"> la </w:t>
+      </w:r>
+      <w:r>
+        <w:rPr>
+          <w:lang w:val="en-GB"/>
+        </w:rPr>
+        <w:t xml:space="preserve">aproximativ </w:t>
+      </w:r>
+      <w:r>
+        <w:rPr>
+          <w:lang w:val="en-GB"/>
+        </w:rPr>
+        <w:t xml:space="preserve">un milion de operații (982086) pentru n = 26, după care devine </w:t>
+      </w:r>
+      <w:r>
+        <w:rPr>
+          <w:lang w:val="en-GB"/>
+        </w:rPr>
+        <w:t>programul devine prea lent pentru evaluare</w:t>
+      </w:r>
+      <w:r>
+        <w:rPr>
+          <w:lang w:val="en-GB"/>
+        </w:rPr>
+        <w:t xml:space="preserve">, în timp ce metoda iterativă menține o </w:t>
+      </w:r>
+      <w:r>
+        <w:rPr>
+          <w:lang w:val="en-GB"/>
+        </w:rPr>
+        <w:t>complexitate</w:t>
+      </w:r>
+      <w:r>
+        <w:rPr>
+          <w:lang w:val="en-GB"/>
+        </w:rPr>
+        <w:t xml:space="preserve"> liniară, dublând numărul de operații proporțional cu valoarea de intrare (1002 operații la n = 501). </w:t>
+      </w:r>
+      <w:r>
+        <w:rPr>
+          <w:lang w:val="en-GB"/>
+        </w:rPr>
+        <w:t>Algoritmul</w:t>
+      </w:r>
+      <w:r>
+        <w:rPr>
+          <w:lang w:val="en-GB"/>
+        </w:rPr>
+        <w:t xml:space="preserve"> Fast Doubling </w:t>
+      </w:r>
+      <w:r>
+        <w:rPr>
+          <w:lang w:val="en-GB"/>
+        </w:rPr>
+        <w:t>are</w:t>
+      </w:r>
+      <w:r>
+        <w:rPr>
+          <w:lang w:val="en-GB"/>
+        </w:rPr>
+        <w:t xml:space="preserve"> o creștere mult mai lentă, de ordin logaritmic (139 de operații pentru n = 501), iar formula lui Binet oferă un număr constant de operații (9</w:t>
+      </w:r>
+      <w:r>
+        <w:rPr>
+          <w:lang w:val="en-GB"/>
+        </w:rPr>
+        <w:t xml:space="preserve"> </w:t>
+      </w:r>
+      <w:r>
+        <w:rPr>
+          <w:lang w:val="en-GB"/>
+        </w:rPr>
+        <w:t xml:space="preserve">operații), indiferent de dimensiunea problemei. </w:t>
+      </w:r>
+      <w:r>
+        <w:rPr>
+          <w:lang w:val="en-GB"/>
+        </w:rPr>
+        <w:t xml:space="preserve">Graficul acestor funcții, </w:t>
+      </w:r>
+      <w:r>
+        <w:rPr>
+          <w:lang w:val="en-GB"/>
+        </w:rPr>
+        <w:t xml:space="preserve">ilustrat </w:t>
+      </w:r>
+      <w:r>
+        <w:rPr>
+          <w:lang w:val="ro-MD"/>
+        </w:rPr>
+        <w:t xml:space="preserve">în </w:t>
+      </w:r>
+      <w:r>
+        <w:rPr>
+          <w:lang w:val="en-GB"/>
+        </w:rPr>
+        <w:t xml:space="preserve">figura 1.1, ilustrează diferențele </w:t>
+      </w:r>
+      <w:r>
+        <w:rPr>
+          <w:lang w:val="en-GB"/>
+        </w:rPr>
+        <w:t>de</w:t>
+      </w:r>
+      <w:r>
+        <w:rPr>
+          <w:lang w:val="en-GB"/>
+        </w:rPr>
+        <w:t xml:space="preserve"> creșter</w:t>
+      </w:r>
+      <w:r>
+        <w:rPr>
+          <w:lang w:val="en-GB"/>
+        </w:rPr>
+        <w:t>e</w:t>
+      </w:r>
+      <w:r>
+        <w:rPr>
+          <w:lang w:val="en-GB"/>
+        </w:rPr>
+        <w:t xml:space="preserve"> a numărului de operații elementare </w:t>
+      </w:r>
+      <w:r>
+        <w:rPr>
+          <w:lang w:val="en-GB"/>
+        </w:rPr>
+        <w:t>pentru</w:t>
+      </w:r>
+      <w:r>
+        <w:rPr>
+          <w:lang w:val="en-GB"/>
+        </w:rPr>
+        <w:t xml:space="preserve"> fiecare metodă.</w:t>
+      </w:r>
+    </w:p>
+    <w:p>
+      <w:pPr>
+        <w:pStyle w:val="Subcapitol"/>
+        <w:jc w:val="center"/>
+      </w:pPr>
+      <w:bookmarkStart w:id="3" w:name="_Toc241702998"/>
+      <w:r>
+        <w:rPr>
+          <w:noProof/>
+        </w:rPr>
+        <w:lastRenderedPageBreak/>
+        <w:drawing>
+          <wp:inline distT="0" distB="0" distL="0" distR="0" wp14:anchorId="266F8BF9" wp14:editId="56043502">
+            <wp:extent cx="4263655" cy="2847596"/>
+            <wp:effectExtent l="0" t="0" r="3810" b="0"/>
+            <wp:docPr id="1402499746" name="Picture 5"/>
+            <wp:cNvGraphicFramePr>
+              <a:graphicFrameLocks xmlns:a="http://schemas.openxmlformats.org/drawingml/2006/main" noChangeAspect="1"/>
+            </wp:cNvGraphicFramePr>
+            <a:graphic xmlns:a="http://schemas.openxmlformats.org/drawingml/2006/main">
+              <a:graphicData uri="http://schemas.openxmlformats.org/drawingml/2006/picture">
+                <pic:pic xmlns:pic="http://schemas.openxmlformats.org/drawingml/2006/picture">
+                  <pic:nvPicPr>
+                    <pic:cNvPr id="0" name="Picture 5"/>
+                    <pic:cNvPicPr>
+                      <a:picLocks noChangeAspect="1" noChangeArrowheads="1"/>
+                    </pic:cNvPicPr>
+                  </pic:nvPicPr>
+                  <pic:blipFill>
+                    <a:blip r:embed="rId8" cstate="print">
+                      <a:extLst>
+                        <a:ext uri="{28A0092B-C50C-407E-A947-70E740481C1C}">
+                          <a14:useLocalDpi xmlns:a14="http://schemas.microsoft.com/office/drawing/2010/main" val="0"/>
+                        </a:ext>
+                      </a:extLst>
+                    </a:blip>
+                    <a:srcRect/>
+                    <a:stretch>
+                      <a:fillRect/>
+                    </a:stretch>
+                  </pic:blipFill>
+                  <pic:spPr bwMode="auto">
+                    <a:xfrm>
+                      <a:off x="0" y="0"/>
+                      <a:ext cx="4282859" cy="2860422"/>
+                    </a:xfrm>
+                    <a:prstGeom prst="rect">
+                      <a:avLst/>
+                    </a:prstGeom>
+                    <a:noFill/>
+                    <a:ln>
+                      <a:noFill/>
+                    </a:ln>
+                  </pic:spPr>
+                </pic:pic>
+              </a:graphicData>
+            </a:graphic>
+          </wp:inline>
+        </w:drawing>
+      </w:r>
+      <w:bookmarkEnd w:id="3"/>
+    </w:p>
+    <w:p>
+      <w:pPr>
+        <w:pStyle w:val="Caption"/>
+        <w:spacing w:after="0" w:line="360" w:lineRule="auto"/>
+        <w:ind w:firstLine="0"/>
+        <w:jc w:val="center"/>
+        <w:rPr>
+          <w:b/>
+          <w:bCs/>
+          <w:i w:val="0"/>
+          <w:iCs w:val="0"/>
+          <w:color w:val="auto"/>
+          <w:sz w:val="24"/>
+          <w:szCs w:val="24"/>
+          <w:lang w:val="ro-MD"/>
+        </w:rPr>
+      </w:pPr>
+      <w:r>
+        <w:rPr>
+          <w:b/>
+          <w:bCs/>
+          <w:i w:val="0"/>
+          <w:iCs w:val="0"/>
+          <w:color w:val="auto"/>
+          <w:sz w:val="24"/>
+          <w:szCs w:val="24"/>
+          <w:lang w:val="ro-MD"/>
+        </w:rPr>
+        <w:t>Figura 1</w:t>
+      </w:r>
+      <w:r>
+        <w:rPr>
+          <w:b/>
+          <w:bCs/>
+          <w:i w:val="0"/>
+          <w:iCs w:val="0"/>
+          <w:color w:val="auto"/>
+          <w:sz w:val="24"/>
+          <w:szCs w:val="24"/>
+          <w:lang w:val="ro-MD"/>
+        </w:rPr>
+        <w:t>.</w:t>
+      </w:r>
+      <w:r>
+        <w:rPr>
+          <w:b/>
+          <w:bCs/>
+          <w:i w:val="0"/>
+          <w:iCs w:val="0"/>
+          <w:color w:val="auto"/>
+          <w:sz w:val="24"/>
+          <w:szCs w:val="24"/>
+          <w:lang w:val="ro-MD"/>
+        </w:rPr>
+        <w:fldChar w:fldCharType="begin"/>
+      </w:r>
+      <w:r>
+        <w:rPr>
+          <w:b/>
+          <w:bCs/>
+          <w:i w:val="0"/>
+          <w:iCs w:val="0"/>
+          <w:color w:val="auto"/>
+          <w:sz w:val="24"/>
+          <w:szCs w:val="24"/>
+          <w:lang w:val="ro-MD"/>
+        </w:rPr>
+        <w:instrText xml:space="preserve"> SEQ Figura \* ARABIC </w:instrText>
+      </w:r>
+      <w:r>
+        <w:rPr>
+          <w:b/>
+          <w:bCs/>
+          <w:i w:val="0"/>
+          <w:iCs w:val="0"/>
+          <w:color w:val="auto"/>
+          <w:sz w:val="24"/>
+          <w:szCs w:val="24"/>
+          <w:lang w:val="ro-MD"/>
+        </w:rPr>
+        <w:fldChar w:fldCharType="separate"/>
+      </w:r>
+      <w:r>
+        <w:rPr>
+          <w:b/>
+          <w:bCs/>
+          <w:i w:val="0"/>
+          <w:iCs w:val="0"/>
+          <w:noProof/>
+          <w:color w:val="auto"/>
+          <w:sz w:val="24"/>
+          <w:szCs w:val="24"/>
+          <w:lang w:val="ro-MD"/>
+        </w:rPr>
         <w:t>1</w:t>
       </w:r>
       <w:r>
+        <w:rPr>
+          <w:b/>
+          <w:bCs/>
+          <w:i w:val="0"/>
+          <w:iCs w:val="0"/>
+          <w:color w:val="auto"/>
+          <w:sz w:val="24"/>
+          <w:szCs w:val="24"/>
+          <w:lang w:val="ro-MD"/>
+        </w:rPr>
+        <w:fldChar w:fldCharType="end"/>
+      </w:r>
+      <w:r>
+        <w:rPr>
+          <w:b/>
+          <w:bCs/>
+          <w:i w:val="0"/>
+          <w:iCs w:val="0"/>
+          <w:color w:val="auto"/>
+          <w:sz w:val="24"/>
+          <w:szCs w:val="24"/>
+          <w:lang w:val="ro-MD"/>
+        </w:rPr>
+        <w:t xml:space="preserve"> –</w:t>
+      </w:r>
+      <w:r>
+        <w:rPr>
+          <w:b/>
+          <w:bCs/>
+          <w:i w:val="0"/>
+          <w:iCs w:val="0"/>
+          <w:color w:val="auto"/>
+          <w:sz w:val="24"/>
+          <w:szCs w:val="24"/>
+          <w:lang w:val="ro-MD"/>
+        </w:rPr>
+        <w:t xml:space="preserve"> Graficul celor 4 funcții</w:t>
+      </w:r>
+      <w:r>
+        <w:rPr>
+          <w:b/>
+          <w:bCs/>
+          <w:i w:val="0"/>
+          <w:iCs w:val="0"/>
+          <w:color w:val="auto"/>
+          <w:sz w:val="24"/>
+          <w:szCs w:val="24"/>
+          <w:lang w:val="ro-MD"/>
+        </w:rPr>
+        <w:t xml:space="preserve"> după numărul de </w:t>
+      </w:r>
+      <w:r>
+        <w:rPr>
+          <w:b/>
+          <w:bCs/>
+          <w:i w:val="0"/>
+          <w:iCs w:val="0"/>
+          <w:color w:val="auto"/>
+          <w:sz w:val="24"/>
+          <w:szCs w:val="24"/>
+          <w:lang w:val="ro-MD"/>
+        </w:rPr>
+        <w:t>operații</w:t>
+      </w:r>
+    </w:p>
+    <w:p>
+      <w:pPr>
+        <w:rPr>
+          <w:lang w:val="ro-MD"/>
+        </w:rPr>
+      </w:pPr>
+    </w:p>
+    <w:p>
+      <w:pPr>
+        <w:pStyle w:val="Subcapitol"/>
+      </w:pPr>
+      <w:bookmarkStart w:id="4" w:name="_Toc241702999"/>
+      <w:r>
+        <w:t>1</w:t>
+      </w:r>
+      <w:r>
         <w:t>.1 Metoda recursivă</w:t>
       </w:r>
-      <w:bookmarkEnd w:id="3"/>
+      <w:bookmarkEnd w:id="4"/>
     </w:p>
     <w:p>
       <w:r>
@@ -2266,13 +4085,13 @@
       <w:r>
         <w:t>.</w:t>
       </w:r>
-    </w:p>
-    <w:p>
-      <w:pPr>
-        <w:rPr>
-          <w:lang w:val="ro-MD"/>
-        </w:rPr>
-      </w:pPr>
+      <w:r>
+        <w:rPr>
+          <w:b/>
+          <w:bCs/>
+        </w:rPr>
+        <w:t xml:space="preserve"> </w:t>
+      </w:r>
       <w:r>
         <w:rPr>
           <w:lang w:val="ro-MD"/>
@@ -2301,120 +4120,129 @@
         <w:rPr>
           <w:lang w:val="ro-MD"/>
         </w:rPr>
+        <w:t>2</w:t>
+      </w:r>
+      <w:r>
+        <w:rPr>
+          <w:lang w:val="ro-MD"/>
+        </w:rPr>
+        <w:t xml:space="preserve"> reprezintă timpul de executare a metodei </w:t>
+      </w:r>
+      <w:r>
+        <w:rPr>
+          <w:lang w:val="ro-MD"/>
+        </w:rPr>
+        <w:t>recursive</w:t>
+      </w:r>
+      <w:r>
+        <w:rPr>
+          <w:lang w:val="ro-MD"/>
+        </w:rPr>
+        <w:t xml:space="preserve"> în raport cu numărul de </w:t>
+      </w:r>
+      <w:r>
+        <w:rPr>
+          <w:lang w:val="ro-MD"/>
+        </w:rPr>
+        <w:t xml:space="preserve">operații elementare </w:t>
+      </w:r>
+      <w:r>
+        <w:rPr>
+          <w:lang w:val="ro-MD"/>
+        </w:rPr>
+        <w:t xml:space="preserve"> </w:t>
+      </w:r>
+      <w:r>
+        <w:rPr>
+          <w:lang w:val="ro-MD"/>
+        </w:rPr>
+        <w:t xml:space="preserve">Acestea sunt create </w:t>
+      </w:r>
+      <w:r>
+        <w:rPr>
+          <w:lang w:val="ro-MD"/>
+        </w:rPr>
+        <w:t>după</w:t>
+      </w:r>
+      <w:r>
+        <w:rPr>
+          <w:lang w:val="ro-MD"/>
+        </w:rPr>
+        <w:t xml:space="preserve"> execut</w:t>
+      </w:r>
+      <w:r>
+        <w:rPr>
+          <w:lang w:val="ro-MD"/>
+        </w:rPr>
+        <w:t>a</w:t>
+      </w:r>
+      <w:r>
+        <w:rPr>
+          <w:lang w:val="ro-MD"/>
+        </w:rPr>
+        <w:t>r</w:t>
+      </w:r>
+      <w:r>
+        <w:rPr>
+          <w:lang w:val="ro-MD"/>
+        </w:rPr>
+        <w:t>ea</w:t>
+      </w:r>
+      <w:r>
+        <w:rPr>
+          <w:lang w:val="ro-MD"/>
+        </w:rPr>
+        <w:t xml:space="preserve"> funcției de mai sus.</w:t>
+      </w:r>
+    </w:p>
+    <w:p>
+      <w:pPr>
+        <w:ind w:firstLine="0"/>
+        <w:rPr>
+          <w:lang w:val="ro-MD"/>
+        </w:rPr>
+      </w:pPr>
+    </w:p>
+    <w:p>
+      <w:pPr>
+        <w:jc w:val="right"/>
+        <w:rPr>
+          <w:b/>
+          <w:bCs/>
+          <w:lang w:val="ro-MD"/>
+        </w:rPr>
+      </w:pPr>
+      <w:r>
+        <w:rPr>
+          <w:b/>
+          <w:bCs/>
+          <w:lang w:val="ro-MD"/>
+        </w:rPr>
+        <w:t xml:space="preserve">Tabelul </w:t>
+      </w:r>
+      <w:r>
+        <w:rPr>
+          <w:b/>
+          <w:bCs/>
+          <w:lang w:val="ro-MD"/>
+        </w:rPr>
         <w:t>1</w:t>
       </w:r>
       <w:r>
         <w:rPr>
-          <w:lang w:val="ro-MD"/>
-        </w:rPr>
-        <w:t xml:space="preserve"> reprezintă timpul de executare a metodei </w:t>
-      </w:r>
-      <w:r>
-        <w:rPr>
-          <w:lang w:val="ro-MD"/>
-        </w:rPr>
-        <w:t>recursive</w:t>
-      </w:r>
-      <w:r>
-        <w:rPr>
-          <w:lang w:val="ro-MD"/>
-        </w:rPr>
-        <w:t xml:space="preserve"> în raport cu numărul de </w:t>
-      </w:r>
-      <w:r>
-        <w:rPr>
-          <w:lang w:val="ro-MD"/>
-        </w:rPr>
-        <w:t xml:space="preserve">operații elementare </w:t>
-      </w:r>
-      <w:r>
-        <w:rPr>
-          <w:lang w:val="ro-MD"/>
-        </w:rPr>
-        <w:t xml:space="preserve"> </w:t>
-      </w:r>
-      <w:r>
-        <w:rPr>
-          <w:lang w:val="ro-MD"/>
-        </w:rPr>
-        <w:t xml:space="preserve">Acestea sunt create </w:t>
-      </w:r>
-      <w:r>
-        <w:rPr>
-          <w:lang w:val="ro-MD"/>
-        </w:rPr>
-        <w:t>după</w:t>
-      </w:r>
-      <w:r>
-        <w:rPr>
-          <w:lang w:val="ro-MD"/>
-        </w:rPr>
-        <w:t xml:space="preserve"> execut</w:t>
-      </w:r>
-      <w:r>
-        <w:rPr>
-          <w:lang w:val="ro-MD"/>
-        </w:rPr>
-        <w:t>a</w:t>
-      </w:r>
-      <w:r>
-        <w:rPr>
-          <w:lang w:val="ro-MD"/>
-        </w:rPr>
-        <w:t>r</w:t>
-      </w:r>
-      <w:r>
-        <w:rPr>
-          <w:lang w:val="ro-MD"/>
-        </w:rPr>
-        <w:t>ea</w:t>
-      </w:r>
-      <w:r>
-        <w:rPr>
-          <w:lang w:val="ro-MD"/>
-        </w:rPr>
-        <w:t xml:space="preserve"> funcției de mai sus.</w:t>
-      </w:r>
-    </w:p>
-    <w:p>
-      <w:pPr>
-        <w:rPr>
-          <w:lang w:val="ro-MD"/>
-        </w:rPr>
-      </w:pPr>
-    </w:p>
-    <w:p>
-      <w:pPr>
-        <w:jc w:val="right"/>
-        <w:rPr>
-          <w:b/>
-          <w:bCs/>
-          <w:lang w:val="ro-MD"/>
-        </w:rPr>
-      </w:pPr>
-      <w:r>
-        <w:rPr>
-          <w:b/>
-          <w:bCs/>
-          <w:lang w:val="ro-MD"/>
-        </w:rPr>
-        <w:t xml:space="preserve">Tabelul </w:t>
-      </w:r>
-      <w:r>
-        <w:rPr>
-          <w:b/>
-          <w:bCs/>
-          <w:lang w:val="ro-MD"/>
-        </w:rPr>
-        <w:t>1</w:t>
-      </w:r>
-      <w:r>
-        <w:rPr>
-          <w:b/>
-          <w:bCs/>
-          <w:lang w:val="ro-MD"/>
-        </w:rPr>
-        <w:t>.1</w:t>
+          <w:b/>
+          <w:bCs/>
+          <w:lang w:val="ro-MD"/>
+        </w:rPr>
+        <w:t>.</w:t>
+      </w:r>
+      <w:r>
+        <w:rPr>
+          <w:b/>
+          <w:bCs/>
+          <w:lang w:val="ro-MD"/>
+        </w:rPr>
+        <w:t>2</w:t>
       </w:r>
       <w:r>
         <w:rPr>
@@ -2466,6 +4294,7 @@
           </w:tcPr>
           <w:p>
             <w:pPr>
+              <w:spacing w:line="240" w:lineRule="auto"/>
               <w:ind w:firstLine="0"/>
               <w:jc w:val="center"/>
               <w:rPr>
@@ -2492,6 +4321,7 @@
           </w:tcPr>
           <w:p>
             <w:pPr>
+              <w:spacing w:line="240" w:lineRule="auto"/>
               <w:ind w:firstLine="0"/>
               <w:jc w:val="left"/>
               <w:rPr>
@@ -2514,6 +4344,7 @@
           </w:tcPr>
           <w:p>
             <w:pPr>
+              <w:spacing w:line="240" w:lineRule="auto"/>
               <w:ind w:firstLine="0"/>
               <w:jc w:val="left"/>
               <w:rPr>
@@ -2536,6 +4367,7 @@
           </w:tcPr>
           <w:p>
             <w:pPr>
+              <w:spacing w:line="240" w:lineRule="auto"/>
               <w:ind w:firstLine="0"/>
               <w:jc w:val="left"/>
               <w:rPr>
@@ -2558,6 +4390,7 @@
           </w:tcPr>
           <w:p>
             <w:pPr>
+              <w:spacing w:line="240" w:lineRule="auto"/>
               <w:ind w:firstLine="0"/>
               <w:jc w:val="left"/>
               <w:rPr>
@@ -2580,6 +4413,7 @@
           </w:tcPr>
           <w:p>
             <w:pPr>
+              <w:spacing w:line="240" w:lineRule="auto"/>
               <w:ind w:firstLine="0"/>
               <w:jc w:val="left"/>
               <w:rPr>
@@ -2602,6 +4436,7 @@
           </w:tcPr>
           <w:p>
             <w:pPr>
+              <w:spacing w:line="240" w:lineRule="auto"/>
               <w:ind w:firstLine="0"/>
               <w:jc w:val="left"/>
               <w:rPr>
@@ -2629,6 +4464,7 @@
           </w:tcPr>
           <w:p>
             <w:pPr>
+              <w:spacing w:line="240" w:lineRule="auto"/>
               <w:ind w:firstLine="0"/>
               <w:jc w:val="center"/>
               <w:rPr>
@@ -2655,6 +4491,7 @@
           </w:tcPr>
           <w:p>
             <w:pPr>
+              <w:spacing w:line="240" w:lineRule="auto"/>
               <w:ind w:firstLine="0"/>
               <w:jc w:val="left"/>
               <w:rPr>
@@ -2676,6 +4513,7 @@
           </w:tcPr>
           <w:p>
             <w:pPr>
+              <w:spacing w:line="240" w:lineRule="auto"/>
               <w:ind w:firstLine="0"/>
               <w:jc w:val="left"/>
               <w:rPr>
@@ -2697,6 +4535,7 @@
           </w:tcPr>
           <w:p>
             <w:pPr>
+              <w:spacing w:line="240" w:lineRule="auto"/>
               <w:ind w:firstLine="0"/>
               <w:jc w:val="left"/>
               <w:rPr>
@@ -2718,6 +4557,7 @@
           </w:tcPr>
           <w:p>
             <w:pPr>
+              <w:spacing w:line="240" w:lineRule="auto"/>
               <w:ind w:firstLine="0"/>
               <w:jc w:val="left"/>
               <w:rPr>
@@ -2739,6 +4579,7 @@
           </w:tcPr>
           <w:p>
             <w:pPr>
+              <w:spacing w:line="240" w:lineRule="auto"/>
               <w:ind w:firstLine="0"/>
               <w:jc w:val="left"/>
               <w:rPr>
@@ -2761,6 +4602,7 @@
           </w:tcPr>
           <w:p>
             <w:pPr>
+              <w:spacing w:line="240" w:lineRule="auto"/>
               <w:ind w:firstLine="0"/>
               <w:jc w:val="left"/>
               <w:rPr>
@@ -2792,14 +4634,22 @@
       <w:pPr>
         <w:ind w:firstLine="708"/>
         <w:rPr>
-          <w:noProof/>
-          <w:lang w:val="en-US"/>
-        </w:rPr>
-      </w:pPr>
-      <w:r>
-        <w:rPr>
-          <w:lang w:val="ro-MD"/>
-        </w:rPr>
+          <w:lang w:val="ro-MD"/>
+        </w:rPr>
+      </w:pPr>
+    </w:p>
+    <w:p>
+      <w:pPr>
+        <w:ind w:firstLine="708"/>
+        <w:rPr>
+          <w:lang w:val="ro-MD"/>
+        </w:rPr>
+      </w:pPr>
+      <w:r>
+        <w:rPr>
+          <w:lang w:val="ro-MD"/>
+        </w:rPr>
+        <w:lastRenderedPageBreak/>
         <w:t xml:space="preserve">Graficul funcției recursive, figura </w:t>
       </w:r>
       <w:r>
@@ -2812,7 +4662,19 @@
         <w:rPr>
           <w:lang w:val="ro-MD"/>
         </w:rPr>
-        <w:t xml:space="preserve">.1, crește exponențial, astfel după numărul </w:t>
+        <w:t>.</w:t>
+      </w:r>
+      <w:r>
+        <w:rPr>
+          <w:lang w:val="ro-MD"/>
+        </w:rPr>
+        <w:t>2</w:t>
+      </w:r>
+      <w:r>
+        <w:rPr>
+          <w:lang w:val="ro-MD"/>
+        </w:rPr>
+        <w:t xml:space="preserve">, crește exponențial, astfel după numărul </w:t>
       </w:r>
       <w:r>
         <w:rPr>
@@ -2897,22 +4759,30 @@
     <w:p>
       <w:pPr>
         <w:ind w:firstLine="708"/>
+        <w:rPr>
+          <w:lang w:val="ro-MD"/>
+        </w:rPr>
+      </w:pPr>
+    </w:p>
+    <w:p>
+      <w:pPr>
+        <w:ind w:firstLine="0"/>
         <w:jc w:val="center"/>
         <w:rPr>
-          <w:lang w:val="ro-MD"/>
-        </w:rPr>
-      </w:pPr>
-      <w:r>
-        <w:rPr>
           <w:noProof/>
           <w:lang w:val="en-US"/>
         </w:rPr>
-        <w:lastRenderedPageBreak/>
+      </w:pPr>
+      <w:r>
+        <w:rPr>
+          <w:noProof/>
+          <w:lang w:val="en-US"/>
+        </w:rPr>
         <w:drawing>
-          <wp:inline distT="0" distB="0" distL="0" distR="0" wp14:anchorId="3D4B76A2" wp14:editId="25074652">
-            <wp:extent cx="4019550" cy="2512219"/>
-            <wp:effectExtent l="0" t="0" r="635" b="2540"/>
-            <wp:docPr id="1674014150" name="Picture 1"/>
+          <wp:inline distT="0" distB="0" distL="0" distR="0" wp14:anchorId="0477C194" wp14:editId="45F9898E">
+            <wp:extent cx="4284950" cy="2676521"/>
+            <wp:effectExtent l="0" t="0" r="1905" b="0"/>
+            <wp:docPr id="841052695" name="Picture 7"/>
             <wp:cNvGraphicFramePr>
               <a:graphicFrameLocks xmlns:a="http://schemas.openxmlformats.org/drawingml/2006/main" noChangeAspect="1"/>
             </wp:cNvGraphicFramePr>
@@ -2920,13 +4790,13 @@
               <a:graphicData uri="http://schemas.openxmlformats.org/drawingml/2006/picture">
                 <pic:pic xmlns:pic="http://schemas.openxmlformats.org/drawingml/2006/picture">
                   <pic:nvPicPr>
-                    <pic:cNvPr id="0" name="Picture 1"/>
+                    <pic:cNvPr id="0" name="Picture 7"/>
                     <pic:cNvPicPr>
                       <a:picLocks noChangeAspect="1" noChangeArrowheads="1"/>
                     </pic:cNvPicPr>
                   </pic:nvPicPr>
                   <pic:blipFill>
-                    <a:blip r:embed="rId7" cstate="print">
+                    <a:blip r:embed="rId9" cstate="print">
                       <a:extLst>
                         <a:ext uri="{28A0092B-C50C-407E-A947-70E740481C1C}">
                           <a14:useLocalDpi xmlns:a14="http://schemas.microsoft.com/office/drawing/2010/main" val="0"/>
@@ -2941,7 +4811,7 @@
                   <pic:spPr bwMode="auto">
                     <a:xfrm>
                       <a:off x="0" y="0"/>
-                      <a:ext cx="4019550" cy="2512219"/>
+                      <a:ext cx="4289904" cy="2679616"/>
                     </a:xfrm>
                     <a:prstGeom prst="rect">
                       <a:avLst/>
@@ -3038,7 +4908,7 @@
           <w:szCs w:val="24"/>
           <w:lang w:val="ro-MD"/>
         </w:rPr>
-        <w:fldChar w:fldCharType="begin"/>
+        <w:t>2</w:t>
       </w:r>
       <w:r>
         <w:rPr>
@@ -3051,7 +4921,7 @@
           <w:szCs w:val="24"/>
           <w:lang w:val="ro-MD"/>
         </w:rPr>
-        <w:instrText xml:space="preserve"> SEQ Figura \* ARABIC </w:instrText>
+        <w:t xml:space="preserve"> –</w:t>
       </w:r>
       <w:r>
         <w:rPr>
@@ -3064,21 +4934,7 @@
           <w:szCs w:val="24"/>
           <w:lang w:val="ro-MD"/>
         </w:rPr>
-        <w:fldChar w:fldCharType="separate"/>
-      </w:r>
-      <w:r>
-        <w:rPr>
-          <w:b/>
-          <w:bCs/>
-          <w:i w:val="0"/>
-          <w:iCs w:val="0"/>
-          <w:noProof/>
-          <w:color w:val="auto"/>
-          <w:sz w:val="24"/>
-          <w:szCs w:val="24"/>
-          <w:lang w:val="ro-MD"/>
-        </w:rPr>
-        <w:t>1</w:t>
+        <w:t xml:space="preserve"> </w:t>
       </w:r>
       <w:r>
         <w:rPr>
@@ -3091,7 +4947,7 @@
           <w:szCs w:val="24"/>
           <w:lang w:val="ro-MD"/>
         </w:rPr>
-        <w:fldChar w:fldCharType="end"/>
+        <w:t>Graficul f</w:t>
       </w:r>
       <w:r>
         <w:rPr>
@@ -3104,7 +4960,7 @@
           <w:szCs w:val="24"/>
           <w:lang w:val="ro-MD"/>
         </w:rPr>
-        <w:t xml:space="preserve"> –</w:t>
+        <w:t>uncți</w:t>
       </w:r>
       <w:r>
         <w:rPr>
@@ -3117,7 +4973,7 @@
           <w:szCs w:val="24"/>
           <w:lang w:val="ro-MD"/>
         </w:rPr>
-        <w:t xml:space="preserve"> </w:t>
+        <w:t>ei</w:t>
       </w:r>
       <w:r>
         <w:rPr>
@@ -3130,7 +4986,7 @@
           <w:szCs w:val="24"/>
           <w:lang w:val="ro-MD"/>
         </w:rPr>
-        <w:t>Graficul f</w:t>
+        <w:t xml:space="preserve"> </w:t>
       </w:r>
       <w:r>
         <w:rPr>
@@ -3143,7 +4999,7 @@
           <w:szCs w:val="24"/>
           <w:lang w:val="ro-MD"/>
         </w:rPr>
-        <w:t>uncți</w:t>
+        <w:t>recursiv</w:t>
       </w:r>
       <w:r>
         <w:rPr>
@@ -3156,7 +5012,7 @@
           <w:szCs w:val="24"/>
           <w:lang w:val="ro-MD"/>
         </w:rPr>
-        <w:t>ei</w:t>
+        <w:t>e</w:t>
       </w:r>
       <w:r>
         <w:rPr>
@@ -3169,7 +5025,7 @@
           <w:szCs w:val="24"/>
           <w:lang w:val="ro-MD"/>
         </w:rPr>
-        <w:t xml:space="preserve"> </w:t>
+        <w:t xml:space="preserve"> după numărul de </w:t>
       </w:r>
       <w:r>
         <w:rPr>
@@ -3182,45 +5038,6 @@
           <w:szCs w:val="24"/>
           <w:lang w:val="ro-MD"/>
         </w:rPr>
-        <w:t>recursiv</w:t>
-      </w:r>
-      <w:r>
-        <w:rPr>
-          <w:b/>
-          <w:bCs/>
-          <w:i w:val="0"/>
-          <w:iCs w:val="0"/>
-          <w:color w:val="auto"/>
-          <w:sz w:val="24"/>
-          <w:szCs w:val="24"/>
-          <w:lang w:val="ro-MD"/>
-        </w:rPr>
-        <w:t>e</w:t>
-      </w:r>
-      <w:r>
-        <w:rPr>
-          <w:b/>
-          <w:bCs/>
-          <w:i w:val="0"/>
-          <w:iCs w:val="0"/>
-          <w:color w:val="auto"/>
-          <w:sz w:val="24"/>
-          <w:szCs w:val="24"/>
-          <w:lang w:val="ro-MD"/>
-        </w:rPr>
-        <w:t xml:space="preserve"> după numărul de </w:t>
-      </w:r>
-      <w:r>
-        <w:rPr>
-          <w:b/>
-          <w:bCs/>
-          <w:i w:val="0"/>
-          <w:iCs w:val="0"/>
-          <w:color w:val="auto"/>
-          <w:sz w:val="24"/>
-          <w:szCs w:val="24"/>
-          <w:lang w:val="ro-MD"/>
-        </w:rPr>
         <w:t>operații</w:t>
       </w:r>
     </w:p>
@@ -3235,7 +5052,7 @@
       <w:pPr>
         <w:pStyle w:val="Subcapitol"/>
       </w:pPr>
-      <w:bookmarkStart w:id="4" w:name="_Toc241164426"/>
+      <w:bookmarkStart w:id="5" w:name="_Toc241703000"/>
       <w:r>
         <w:t>1</w:t>
       </w:r>
@@ -3245,7 +5062,7 @@
       <w:r>
         <w:t>iterative</w:t>
       </w:r>
-      <w:bookmarkEnd w:id="4"/>
+      <w:bookmarkEnd w:id="5"/>
     </w:p>
     <w:p>
       <w:r>
@@ -3357,13 +5174,13 @@
       <w:r>
         <w:t>O(n).</w:t>
       </w:r>
-    </w:p>
-    <w:p>
-      <w:pPr>
-        <w:rPr>
-          <w:lang w:val="ro-MD"/>
-        </w:rPr>
-      </w:pPr>
+      <w:r>
+        <w:rPr>
+          <w:b/>
+          <w:bCs/>
+        </w:rPr>
+        <w:t xml:space="preserve"> </w:t>
+      </w:r>
       <w:r>
         <w:rPr>
           <w:lang w:val="ro-MD"/>
@@ -3392,7 +5209,7 @@
         <w:rPr>
           <w:lang w:val="ro-MD"/>
         </w:rPr>
-        <w:t>2</w:t>
+        <w:t>3</w:t>
       </w:r>
       <w:r>
         <w:rPr>
@@ -3466,7 +5283,7 @@
           <w:bCs/>
           <w:lang w:val="ro-MD"/>
         </w:rPr>
-        <w:t>2</w:t>
+        <w:t>3</w:t>
       </w:r>
       <w:r>
         <w:rPr>
@@ -4076,6 +5893,7 @@
         <w:rPr>
           <w:lang w:val="ro-MD"/>
         </w:rPr>
+        <w:lastRenderedPageBreak/>
         <w:t xml:space="preserve">Această abordare iterativă, figura </w:t>
       </w:r>
       <w:r>
@@ -4088,18 +5906,32 @@
         <w:rPr>
           <w:lang w:val="ro-MD"/>
         </w:rPr>
-        <w:t>.2, evită apelurile recursive și recalculările, ceea ce o face mult mai eficientă în comparație cu metoda recursivă, în special pentru valori mari.</w:t>
-      </w:r>
-    </w:p>
-    <w:p>
-      <w:pPr>
-        <w:rPr>
-          <w:lang w:val="ro-MD"/>
-        </w:rPr>
-      </w:pPr>
-    </w:p>
-    <w:p>
-      <w:pPr>
+        <w:t>.</w:t>
+      </w:r>
+      <w:r>
+        <w:rPr>
+          <w:lang w:val="ro-MD"/>
+        </w:rPr>
+        <w:t>3</w:t>
+      </w:r>
+      <w:r>
+        <w:rPr>
+          <w:lang w:val="ro-MD"/>
+        </w:rPr>
+        <w:t>, evită apelurile recursive și recalculările, ceea ce o face mult mai eficientă în comparație cu metoda recursivă, în special pentru valori mari.</w:t>
+      </w:r>
+    </w:p>
+    <w:p>
+      <w:pPr>
+        <w:ind w:firstLine="708"/>
+        <w:rPr>
+          <w:lang w:val="ro-MD"/>
+        </w:rPr>
+      </w:pPr>
+    </w:p>
+    <w:p>
+      <w:pPr>
+        <w:ind w:firstLine="0"/>
         <w:jc w:val="center"/>
         <w:rPr>
           <w:lang w:val="ro-MD"/>
@@ -4110,9 +5942,8 @@
           <w:noProof/>
           <w:lang w:val="en-US"/>
         </w:rPr>
-        <w:lastRenderedPageBreak/>
         <w:drawing>
-          <wp:inline distT="0" distB="0" distL="0" distR="0" wp14:anchorId="577FB7DE" wp14:editId="7CD57C1C">
+          <wp:inline distT="0" distB="0" distL="0" distR="0" wp14:anchorId="577FB7DE" wp14:editId="40C0F811">
             <wp:extent cx="4048125" cy="2530078"/>
             <wp:effectExtent l="0" t="0" r="0" b="3810"/>
             <wp:docPr id="516582633" name="Picture 1"/>
@@ -4129,7 +5960,7 @@
                     </pic:cNvPicPr>
                   </pic:nvPicPr>
                   <pic:blipFill>
-                    <a:blip r:embed="rId8" cstate="print">
+                    <a:blip r:embed="rId10" cstate="print">
                       <a:extLst>
                         <a:ext uri="{28A0092B-C50C-407E-A947-70E740481C1C}">
                           <a14:useLocalDpi xmlns:a14="http://schemas.microsoft.com/office/drawing/2010/main" val="0"/>
@@ -4228,7 +6059,7 @@
           <w:szCs w:val="24"/>
           <w:lang w:val="ro-MD"/>
         </w:rPr>
-        <w:t xml:space="preserve">.2 – </w:t>
+        <w:t>.</w:t>
       </w:r>
       <w:r>
         <w:rPr>
@@ -4241,7 +6072,7 @@
           <w:szCs w:val="24"/>
           <w:lang w:val="ro-MD"/>
         </w:rPr>
-        <w:t>Graficul f</w:t>
+        <w:t>3</w:t>
       </w:r>
       <w:r>
         <w:rPr>
@@ -4254,7 +6085,7 @@
           <w:szCs w:val="24"/>
           <w:lang w:val="ro-MD"/>
         </w:rPr>
-        <w:t>uncți</w:t>
+        <w:t xml:space="preserve"> – </w:t>
       </w:r>
       <w:r>
         <w:rPr>
@@ -4267,7 +6098,7 @@
           <w:szCs w:val="24"/>
           <w:lang w:val="ro-MD"/>
         </w:rPr>
-        <w:t>ei</w:t>
+        <w:t>Graficul f</w:t>
       </w:r>
       <w:r>
         <w:rPr>
@@ -4280,7 +6111,7 @@
           <w:szCs w:val="24"/>
           <w:lang w:val="ro-MD"/>
         </w:rPr>
-        <w:t xml:space="preserve"> </w:t>
+        <w:t>uncți</w:t>
       </w:r>
       <w:r>
         <w:rPr>
@@ -4293,7 +6124,7 @@
           <w:szCs w:val="24"/>
           <w:lang w:val="ro-MD"/>
         </w:rPr>
-        <w:t>iterativ</w:t>
+        <w:t>ei</w:t>
       </w:r>
       <w:r>
         <w:rPr>
@@ -4306,7 +6137,7 @@
           <w:szCs w:val="24"/>
           <w:lang w:val="ro-MD"/>
         </w:rPr>
-        <w:t>e</w:t>
+        <w:t xml:space="preserve"> </w:t>
       </w:r>
       <w:r>
         <w:rPr>
@@ -4319,6 +6150,32 @@
           <w:szCs w:val="24"/>
           <w:lang w:val="ro-MD"/>
         </w:rPr>
+        <w:t>iterativ</w:t>
+      </w:r>
+      <w:r>
+        <w:rPr>
+          <w:b/>
+          <w:bCs/>
+          <w:i w:val="0"/>
+          <w:iCs w:val="0"/>
+          <w:color w:val="auto"/>
+          <w:sz w:val="24"/>
+          <w:szCs w:val="24"/>
+          <w:lang w:val="ro-MD"/>
+        </w:rPr>
+        <w:t>e</w:t>
+      </w:r>
+      <w:r>
+        <w:rPr>
+          <w:b/>
+          <w:bCs/>
+          <w:i w:val="0"/>
+          <w:iCs w:val="0"/>
+          <w:color w:val="auto"/>
+          <w:sz w:val="24"/>
+          <w:szCs w:val="24"/>
+          <w:lang w:val="ro-MD"/>
+        </w:rPr>
         <w:t xml:space="preserve"> după numărul de iterații</w:t>
       </w:r>
     </w:p>
@@ -4336,7 +6193,7 @@
           <w:lang w:val="ro-MD"/>
         </w:rPr>
       </w:pPr>
-      <w:bookmarkStart w:id="5" w:name="_Toc241164427"/>
+      <w:bookmarkStart w:id="6" w:name="_Toc241703001"/>
       <w:r>
         <w:rPr>
           <w:lang w:val="ro-MD"/>
@@ -4349,7 +6206,7 @@
         </w:rPr>
         <w:t>.3 Metoda dublării rapide</w:t>
       </w:r>
-      <w:bookmarkEnd w:id="5"/>
+      <w:bookmarkEnd w:id="6"/>
     </w:p>
     <w:p>
       <w:r>
@@ -4724,6 +6581,7 @@
         <w:rPr>
           <w:lang w:val="ro-MD"/>
         </w:rPr>
+        <w:lastRenderedPageBreak/>
         <w:t>T</w:t>
       </w:r>
       <w:r>
@@ -4748,7 +6606,7 @@
         <w:rPr>
           <w:lang w:val="ro-MD"/>
         </w:rPr>
-        <w:t>3</w:t>
+        <w:t>4</w:t>
       </w:r>
       <w:r>
         <w:rPr>
@@ -4759,13 +6617,7 @@
     </w:p>
     <w:p>
       <w:pPr>
-        <w:rPr>
-          <w:lang w:val="ro-MD"/>
-        </w:rPr>
-      </w:pPr>
-    </w:p>
-    <w:p>
-      <w:pPr>
+        <w:ind w:firstLine="0"/>
         <w:rPr>
           <w:lang w:val="ro-MD"/>
         </w:rPr>
@@ -4817,7 +6669,7 @@
           <w:bCs/>
           <w:lang w:val="ro-MD"/>
         </w:rPr>
-        <w:t>3</w:t>
+        <w:t>4</w:t>
       </w:r>
       <w:r>
         <w:rPr>
@@ -5477,38 +7329,46 @@
         <w:rPr>
           <w:lang w:val="ro-MD"/>
         </w:rPr>
-        <w:t>.3, oferă o performanță crescută și un număr de iterații mult mai mic, față de metodele precedente.</w:t>
-      </w:r>
-    </w:p>
-    <w:p>
-      <w:pPr>
-        <w:rPr>
-          <w:lang w:val="ro-MD"/>
-        </w:rPr>
-      </w:pPr>
-    </w:p>
-    <w:p>
-      <w:pPr>
-        <w:rPr>
-          <w:lang w:val="ro-MD"/>
-        </w:rPr>
-      </w:pPr>
-      <w:r>
-        <w:rPr>
-          <w:lang w:val="ro-MD"/>
-        </w:rPr>
-        <w:t xml:space="preserve">               </w:t>
-      </w:r>
+        <w:t>.</w:t>
+      </w:r>
+      <w:r>
+        <w:rPr>
+          <w:lang w:val="ro-MD"/>
+        </w:rPr>
+        <w:t>4</w:t>
+      </w:r>
+      <w:r>
+        <w:rPr>
+          <w:lang w:val="ro-MD"/>
+        </w:rPr>
+        <w:t>, oferă o performanță crescută și un număr de iterații mult mai mic, față de metodele precedente.</w:t>
+      </w:r>
+    </w:p>
+    <w:p>
+      <w:pPr>
+        <w:rPr>
+          <w:lang w:val="ro-MD"/>
+        </w:rPr>
+      </w:pPr>
+    </w:p>
+    <w:p>
+      <w:pPr>
+        <w:ind w:firstLine="0"/>
+        <w:jc w:val="center"/>
+        <w:rPr>
+          <w:lang w:val="ro-MD"/>
+        </w:rPr>
+      </w:pPr>
       <w:r>
         <w:rPr>
           <w:noProof/>
           <w:lang w:val="ro-MD"/>
         </w:rPr>
         <w:drawing>
-          <wp:inline distT="0" distB="0" distL="0" distR="0" wp14:anchorId="55FC9B81" wp14:editId="7FAF22C2">
-            <wp:extent cx="4514850" cy="2821781"/>
+          <wp:inline distT="0" distB="0" distL="0" distR="0" wp14:anchorId="13F80660" wp14:editId="13F492BB">
+            <wp:extent cx="4161293" cy="2598821"/>
             <wp:effectExtent l="0" t="0" r="0" b="0"/>
-            <wp:docPr id="31335386" name="Picture 2"/>
+            <wp:docPr id="2038110775" name="Picture 6"/>
             <wp:cNvGraphicFramePr>
               <a:graphicFrameLocks xmlns:a="http://schemas.openxmlformats.org/drawingml/2006/main" noChangeAspect="1"/>
             </wp:cNvGraphicFramePr>
@@ -5516,13 +7376,13 @@
               <a:graphicData uri="http://schemas.openxmlformats.org/drawingml/2006/picture">
                 <pic:pic xmlns:pic="http://schemas.openxmlformats.org/drawingml/2006/picture">
                   <pic:nvPicPr>
-                    <pic:cNvPr id="0" name="Picture 2"/>
+                    <pic:cNvPr id="0" name="Picture 6"/>
                     <pic:cNvPicPr>
                       <a:picLocks noChangeAspect="1" noChangeArrowheads="1"/>
                     </pic:cNvPicPr>
                   </pic:nvPicPr>
                   <pic:blipFill>
-                    <a:blip r:embed="rId9" cstate="print">
+                    <a:blip r:embed="rId11" cstate="print">
                       <a:extLst>
                         <a:ext uri="{28A0092B-C50C-407E-A947-70E740481C1C}">
                           <a14:useLocalDpi xmlns:a14="http://schemas.microsoft.com/office/drawing/2010/main" val="0"/>
@@ -5537,7 +7397,7 @@
                   <pic:spPr bwMode="auto">
                     <a:xfrm>
                       <a:off x="0" y="0"/>
-                      <a:ext cx="4533143" cy="2833214"/>
+                      <a:ext cx="4177771" cy="2609112"/>
                     </a:xfrm>
                     <a:prstGeom prst="rect">
                       <a:avLst/>
@@ -5621,7 +7481,7 @@
           <w:szCs w:val="24"/>
           <w:lang w:val="ro-MD"/>
         </w:rPr>
-        <w:t>.3 –</w:t>
+        <w:t>.</w:t>
       </w:r>
       <w:r>
         <w:rPr>
@@ -5634,7 +7494,7 @@
           <w:szCs w:val="24"/>
           <w:lang w:val="ro-MD"/>
         </w:rPr>
-        <w:t>Graficul f</w:t>
+        <w:t>4</w:t>
       </w:r>
       <w:r>
         <w:rPr>
@@ -5647,7 +7507,7 @@
           <w:szCs w:val="24"/>
           <w:lang w:val="ro-MD"/>
         </w:rPr>
-        <w:t>uncți</w:t>
+        <w:t xml:space="preserve"> –</w:t>
       </w:r>
       <w:r>
         <w:rPr>
@@ -5660,7 +7520,7 @@
           <w:szCs w:val="24"/>
           <w:lang w:val="ro-MD"/>
         </w:rPr>
-        <w:t>ei de</w:t>
+        <w:t>Graficul f</w:t>
       </w:r>
       <w:r>
         <w:rPr>
@@ -5673,7 +7533,7 @@
           <w:szCs w:val="24"/>
           <w:lang w:val="ro-MD"/>
         </w:rPr>
-        <w:t xml:space="preserve"> </w:t>
+        <w:t>uncți</w:t>
       </w:r>
       <w:r>
         <w:rPr>
@@ -5686,7 +7546,7 @@
           <w:szCs w:val="24"/>
           <w:lang w:val="ro-MD"/>
         </w:rPr>
-        <w:t>dubl</w:t>
+        <w:t>ei de</w:t>
       </w:r>
       <w:r>
         <w:rPr>
@@ -5699,7 +7559,7 @@
           <w:szCs w:val="24"/>
           <w:lang w:val="ro-MD"/>
         </w:rPr>
-        <w:t>are</w:t>
+        <w:t xml:space="preserve"> </w:t>
       </w:r>
       <w:r>
         <w:rPr>
@@ -5712,7 +7572,7 @@
           <w:szCs w:val="24"/>
           <w:lang w:val="ro-MD"/>
         </w:rPr>
-        <w:t xml:space="preserve"> rapid</w:t>
+        <w:t>dubl</w:t>
       </w:r>
       <w:r>
         <w:rPr>
@@ -5725,7 +7585,7 @@
           <w:szCs w:val="24"/>
           <w:lang w:val="ro-MD"/>
         </w:rPr>
-        <w:t>ă</w:t>
+        <w:t>are</w:t>
       </w:r>
       <w:r>
         <w:rPr>
@@ -5738,7 +7598,7 @@
           <w:szCs w:val="24"/>
           <w:lang w:val="ro-MD"/>
         </w:rPr>
-        <w:t xml:space="preserve"> după numărul de </w:t>
+        <w:t xml:space="preserve"> rapid</w:t>
       </w:r>
       <w:r>
         <w:rPr>
@@ -5751,6 +7611,32 @@
           <w:szCs w:val="24"/>
           <w:lang w:val="ro-MD"/>
         </w:rPr>
+        <w:t>ă</w:t>
+      </w:r>
+      <w:r>
+        <w:rPr>
+          <w:b/>
+          <w:bCs/>
+          <w:i w:val="0"/>
+          <w:iCs w:val="0"/>
+          <w:color w:val="auto"/>
+          <w:sz w:val="24"/>
+          <w:szCs w:val="24"/>
+          <w:lang w:val="ro-MD"/>
+        </w:rPr>
+        <w:t xml:space="preserve"> după numărul de </w:t>
+      </w:r>
+      <w:r>
+        <w:rPr>
+          <w:b/>
+          <w:bCs/>
+          <w:i w:val="0"/>
+          <w:iCs w:val="0"/>
+          <w:color w:val="auto"/>
+          <w:sz w:val="24"/>
+          <w:szCs w:val="24"/>
+          <w:lang w:val="ro-MD"/>
+        </w:rPr>
         <w:t>operații</w:t>
       </w:r>
     </w:p>
@@ -5765,19 +7651,20 @@
     <w:p>
       <w:pPr>
         <w:pStyle w:val="Subcapitol"/>
-      </w:pPr>
-      <w:bookmarkStart w:id="6" w:name="_Toc241164428"/>
+        <w:spacing w:after="0" w:line="360" w:lineRule="auto"/>
+      </w:pPr>
+      <w:bookmarkStart w:id="7" w:name="_Toc241703002"/>
       <w:r>
         <w:t>1</w:t>
       </w:r>
       <w:r>
         <w:t>.4 Metoda lui Binet</w:t>
       </w:r>
-      <w:bookmarkEnd w:id="6"/>
-    </w:p>
-    <w:p>
-      <w:r>
-        <w:t>Această metodă este ideală pentru calcule rapide cu valori mici și medii ale lui n (până la aproximativ 1000 cu conversie la întreg), fiind utilizată în contexte matematice și teoretice</w:t>
+      <w:bookmarkEnd w:id="7"/>
+    </w:p>
+    <w:p>
+      <w:r>
+        <w:t>Această metodă este ideală pentru calcule rapide cu valori mici și medii ale lui n (până la aproximativ 1000 cu conversie la întreg, fiind utilizată în contexte matematice și teoretice</w:t>
       </w:r>
       <w:r>
         <w:t>.</w:t>
@@ -5901,22 +7788,6 @@
         <w:pStyle w:val="Cod"/>
       </w:pPr>
       <w:r>
-        <w:t>    c.aritmetice += 1</w:t>
-      </w:r>
-    </w:p>
-    <w:p>
-      <w:pPr>
-        <w:pStyle w:val="Cod"/>
-      </w:pPr>
-      <w:r>
-        <w:t>    diff = phi_n - psi_n</w:t>
-      </w:r>
-    </w:p>
-    <w:p>
-      <w:pPr>
-        <w:pStyle w:val="Cod"/>
-      </w:pPr>
-      <w:r>
         <w:lastRenderedPageBreak/>
         <w:t>    c.aritmetice += 1</w:t>
       </w:r>
@@ -5926,6 +7797,22 @@
         <w:pStyle w:val="Cod"/>
       </w:pPr>
       <w:r>
+        <w:t>    diff = phi_n - psi_n</w:t>
+      </w:r>
+    </w:p>
+    <w:p>
+      <w:pPr>
+        <w:pStyle w:val="Cod"/>
+      </w:pPr>
+      <w:r>
+        <w:t>    c.aritmetice += 1</w:t>
+      </w:r>
+    </w:p>
+    <w:p>
+      <w:pPr>
+        <w:pStyle w:val="Cod"/>
+      </w:pPr>
+      <w:r>
         <w:t>    result = diff / sqrt5</w:t>
       </w:r>
     </w:p>
@@ -5994,7 +7881,7 @@
         <w:rPr>
           <w:lang w:val="ro-MD"/>
         </w:rPr>
-        <w:t>4</w:t>
+        <w:t>5</w:t>
       </w:r>
       <w:r>
         <w:rPr>
@@ -6061,15 +7948,31 @@
           <w:bCs/>
           <w:lang w:val="ro-MD"/>
         </w:rPr>
-        <w:t>4</w:t>
-      </w:r>
-      <w:r>
-        <w:rPr>
-          <w:b/>
-          <w:bCs/>
-          <w:lang w:val="ro-MD"/>
-        </w:rPr>
-        <w:t xml:space="preserve"> – Numărul de iterații a metodei lui Binet</w:t>
+        <w:t>5</w:t>
+      </w:r>
+      <w:r>
+        <w:rPr>
+          <w:b/>
+          <w:bCs/>
+          <w:lang w:val="ro-MD"/>
+        </w:rPr>
+        <w:t xml:space="preserve"> – Numărul de </w:t>
+      </w:r>
+      <w:r>
+        <w:rPr>
+          <w:b/>
+          <w:bCs/>
+          <w:lang w:val="ro-MD"/>
+        </w:rPr>
+        <w:t>op</w:t>
+      </w:r>
+      <w:r>
+        <w:rPr>
+          <w:b/>
+          <w:bCs/>
+          <w:lang w:val="ro-MD"/>
+        </w:rPr>
+        <w:t>erații a metodei lui Binet</w:t>
       </w:r>
     </w:p>
     <w:tbl>
@@ -6693,7 +8596,19 @@
         <w:rPr>
           <w:lang w:val="ro-MD"/>
         </w:rPr>
-        <w:t>.4, este cea mai performantă soluție pentru calcularea numerelor mari Fibonacci, având o complexitate constantă. Aceasta este formula folosită pe larg în industrie, datorită numărului mic de iterații pe care îl oferă.</w:t>
+        <w:t>.</w:t>
+      </w:r>
+      <w:r>
+        <w:rPr>
+          <w:lang w:val="ro-MD"/>
+        </w:rPr>
+        <w:t>5</w:t>
+      </w:r>
+      <w:r>
+        <w:rPr>
+          <w:lang w:val="ro-MD"/>
+        </w:rPr>
+        <w:t>, este cea mai performantă soluție pentru calcularea numerelor mari Fibonacci, având o complexitate constantă. Aceasta este formula folosită pe larg în industrie, datorită numărului mic de iterații pe care îl oferă.</w:t>
       </w:r>
     </w:p>
     <w:p>
@@ -6706,24 +8621,19 @@
     </w:p>
     <w:p>
       <w:pPr>
-        <w:ind w:firstLine="708"/>
-        <w:rPr>
-          <w:lang w:val="ro-MD"/>
-        </w:rPr>
-      </w:pPr>
-      <w:r>
-        <w:rPr>
-          <w:lang w:val="ro-MD"/>
-        </w:rPr>
-        <w:t xml:space="preserve">               </w:t>
-      </w:r>
+        <w:ind w:firstLine="0"/>
+        <w:jc w:val="center"/>
+        <w:rPr>
+          <w:lang w:val="ro-MD"/>
+        </w:rPr>
+      </w:pPr>
       <w:r>
         <w:rPr>
           <w:noProof/>
           <w:lang w:val="en-US"/>
         </w:rPr>
         <w:drawing>
-          <wp:inline distT="0" distB="0" distL="0" distR="0" wp14:anchorId="1EE9D757" wp14:editId="484AFBEA">
+          <wp:inline distT="0" distB="0" distL="0" distR="0" wp14:anchorId="1EE9D757" wp14:editId="6F5F9416">
             <wp:extent cx="4648200" cy="2905125"/>
             <wp:effectExtent l="0" t="0" r="0" b="9525"/>
             <wp:docPr id="1963784685" name="Picture 3"/>
@@ -6735,742 +8645,6 @@
                 <pic:pic xmlns:pic="http://schemas.openxmlformats.org/drawingml/2006/picture">
                   <pic:nvPicPr>
                     <pic:cNvPr id="0" name="Picture 3"/>
-                    <pic:cNvPicPr>
-                      <a:picLocks noChangeAspect="1" noChangeArrowheads="1"/>
-                    </pic:cNvPicPr>
-                  </pic:nvPicPr>
-                  <pic:blipFill>
-                    <a:blip r:embed="rId10" cstate="print">
-                      <a:extLst>
-                        <a:ext uri="{28A0092B-C50C-407E-A947-70E740481C1C}">
-                          <a14:useLocalDpi xmlns:a14="http://schemas.microsoft.com/office/drawing/2010/main" val="0"/>
-                        </a:ext>
-                      </a:extLst>
-                    </a:blip>
-                    <a:srcRect/>
-                    <a:stretch>
-                      <a:fillRect/>
-                    </a:stretch>
-                  </pic:blipFill>
-                  <pic:spPr bwMode="auto">
-                    <a:xfrm>
-                      <a:off x="0" y="0"/>
-                      <a:ext cx="4655933" cy="2909958"/>
-                    </a:xfrm>
-                    <a:prstGeom prst="rect">
-                      <a:avLst/>
-                    </a:prstGeom>
-                    <a:noFill/>
-                    <a:ln>
-                      <a:noFill/>
-                    </a:ln>
-                  </pic:spPr>
-                </pic:pic>
-              </a:graphicData>
-            </a:graphic>
-          </wp:inline>
-        </w:drawing>
-      </w:r>
-    </w:p>
-    <w:p>
-      <w:pPr>
-        <w:pStyle w:val="Caption"/>
-        <w:ind w:firstLine="0"/>
-        <w:jc w:val="center"/>
-        <w:rPr>
-          <w:b/>
-          <w:bCs/>
-          <w:i w:val="0"/>
-          <w:iCs w:val="0"/>
-          <w:color w:val="auto"/>
-          <w:sz w:val="24"/>
-          <w:szCs w:val="24"/>
-          <w:lang w:val="ro-MD"/>
-        </w:rPr>
-      </w:pPr>
-      <w:r>
-        <w:rPr>
-          <w:b/>
-          <w:bCs/>
-          <w:i w:val="0"/>
-          <w:iCs w:val="0"/>
-          <w:color w:val="auto"/>
-          <w:sz w:val="24"/>
-          <w:szCs w:val="24"/>
-          <w:lang w:val="ro-MD"/>
-        </w:rPr>
-        <w:t xml:space="preserve">Graficul </w:t>
-      </w:r>
-      <w:r>
-        <w:rPr>
-          <w:b/>
-          <w:bCs/>
-          <w:i w:val="0"/>
-          <w:iCs w:val="0"/>
-          <w:color w:val="auto"/>
-          <w:sz w:val="24"/>
-          <w:szCs w:val="24"/>
-          <w:lang w:val="ro-MD"/>
-        </w:rPr>
-        <w:t>1</w:t>
-      </w:r>
-      <w:r>
-        <w:rPr>
-          <w:b/>
-          <w:bCs/>
-          <w:i w:val="0"/>
-          <w:iCs w:val="0"/>
-          <w:color w:val="auto"/>
-          <w:sz w:val="24"/>
-          <w:szCs w:val="24"/>
-          <w:lang w:val="ro-MD"/>
-        </w:rPr>
-        <w:t xml:space="preserve">.4 – </w:t>
-      </w:r>
-      <w:r>
-        <w:rPr>
-          <w:b/>
-          <w:bCs/>
-          <w:i w:val="0"/>
-          <w:iCs w:val="0"/>
-          <w:color w:val="auto"/>
-          <w:sz w:val="24"/>
-          <w:szCs w:val="24"/>
-          <w:lang w:val="ro-MD"/>
-        </w:rPr>
-        <w:t>Graficul f</w:t>
-      </w:r>
-      <w:r>
-        <w:rPr>
-          <w:b/>
-          <w:bCs/>
-          <w:i w:val="0"/>
-          <w:iCs w:val="0"/>
-          <w:color w:val="auto"/>
-          <w:sz w:val="24"/>
-          <w:szCs w:val="24"/>
-          <w:lang w:val="ro-MD"/>
-        </w:rPr>
-        <w:t>uncți</w:t>
-      </w:r>
-      <w:r>
-        <w:rPr>
-          <w:b/>
-          <w:bCs/>
-          <w:i w:val="0"/>
-          <w:iCs w:val="0"/>
-          <w:color w:val="auto"/>
-          <w:sz w:val="24"/>
-          <w:szCs w:val="24"/>
-          <w:lang w:val="ro-MD"/>
-        </w:rPr>
-        <w:t>ei</w:t>
-      </w:r>
-      <w:r>
-        <w:rPr>
-          <w:b/>
-          <w:bCs/>
-          <w:i w:val="0"/>
-          <w:iCs w:val="0"/>
-          <w:color w:val="auto"/>
-          <w:sz w:val="24"/>
-          <w:szCs w:val="24"/>
-          <w:lang w:val="ro-MD"/>
-        </w:rPr>
-        <w:t xml:space="preserve"> </w:t>
-      </w:r>
-      <w:r>
-        <w:rPr>
-          <w:b/>
-          <w:bCs/>
-          <w:i w:val="0"/>
-          <w:iCs w:val="0"/>
-          <w:color w:val="auto"/>
-          <w:sz w:val="24"/>
-          <w:szCs w:val="24"/>
-          <w:lang w:val="ro-MD"/>
-        </w:rPr>
-        <w:t>Binet după numărul de iterații</w:t>
-      </w:r>
-    </w:p>
-    <w:p>
-      <w:pPr>
-        <w:rPr>
-          <w:lang w:val="ro-MD"/>
-        </w:rPr>
-      </w:pPr>
-    </w:p>
-    <w:p>
-      <w:pPr>
-        <w:rPr>
-          <w:lang w:val="en-US"/>
-        </w:rPr>
-      </w:pPr>
-      <w:r>
-        <w:t xml:space="preserve">Chiar dacă metoda dată </w:t>
-      </w:r>
-      <w:r>
-        <w:t xml:space="preserve">este foarte eficientă, </w:t>
-      </w:r>
-      <w:r>
-        <w:t>aceasta are probleme</w:t>
-      </w:r>
-      <w:r>
-        <w:rPr>
-          <w:lang w:val="en-US"/>
-        </w:rPr>
-        <w:t xml:space="preserve"> </w:t>
-      </w:r>
-      <w:r>
-        <w:rPr>
-          <w:lang w:val="en-US"/>
-        </w:rPr>
-        <w:t>de precizie pentru valori mari ale lui n</w:t>
-      </w:r>
-      <w:r>
-        <w:rPr>
-          <w:lang w:val="en-US"/>
-        </w:rPr>
-        <w:t xml:space="preserve"> din cauza limitărilor de hardware în reprezentarea numerelor de tip float. </w:t>
-      </w:r>
-      <w:r>
-        <w:rPr>
-          <w:lang w:val="en-US"/>
-        </w:rPr>
-        <w:t xml:space="preserve">De asemenea, </w:t>
-      </w:r>
-      <w:r>
-        <w:rPr>
-          <w:lang w:val="en-US"/>
-        </w:rPr>
-        <w:t xml:space="preserve">ridicarea la putere și extragerea rădăcinii nu sunt </w:t>
-      </w:r>
-      <w:r>
-        <w:rPr>
-          <w:lang w:val="en-US"/>
-        </w:rPr>
-        <w:t xml:space="preserve">de complexitate </w:t>
-      </w:r>
-      <w:r>
-        <w:rPr>
-          <w:lang w:val="en-US"/>
-        </w:rPr>
-        <w:t>constant</w:t>
-      </w:r>
-      <w:r>
-        <w:rPr>
-          <w:lang w:val="en-US"/>
-        </w:rPr>
-        <w:t>ă</w:t>
-      </w:r>
-      <w:r>
-        <w:rPr>
-          <w:lang w:val="en-US"/>
-        </w:rPr>
-        <w:t>, din cauza că</w:t>
-      </w:r>
-      <w:r>
-        <w:rPr>
-          <w:lang w:val="en-US"/>
-        </w:rPr>
-        <w:t xml:space="preserve"> radicalul </w:t>
-      </w:r>
-      <w:r>
-        <w:rPr>
-          <w:lang w:val="en-US"/>
-        </w:rPr>
-        <w:t>este implementat</w:t>
-      </w:r>
-      <w:r>
-        <w:rPr>
-          <w:lang w:val="en-US"/>
-        </w:rPr>
-        <w:t xml:space="preserve"> </w:t>
-      </w:r>
-      <w:r>
-        <w:rPr>
-          <w:lang w:val="en-US"/>
-        </w:rPr>
-        <w:t>cu</w:t>
-      </w:r>
-      <w:r>
-        <w:rPr>
-          <w:lang w:val="en-US"/>
-        </w:rPr>
-        <w:t xml:space="preserve"> aproximări succesive, în care fiecare pas necesită înmulțiri și împărțiri complexe, iar deodată ce numerele devin mai mari, rezultatul ridicării la putere necesită mai mult</w:t>
-      </w:r>
-      <w:r>
-        <w:rPr>
-          <w:lang w:val="en-US"/>
-        </w:rPr>
-        <w:t xml:space="preserve">e </w:t>
-      </w:r>
-      <w:r>
-        <w:rPr>
-          <w:lang w:val="en-US"/>
-        </w:rPr>
-        <w:t>memorie</w:t>
-      </w:r>
-      <w:r>
-        <w:rPr>
-          <w:lang w:val="en-US"/>
-        </w:rPr>
-        <w:t xml:space="preserve"> </w:t>
-      </w:r>
-      <w:r>
-        <w:rPr>
-          <w:lang w:val="en-US"/>
-        </w:rPr>
-        <w:t>de a fi păstrat.</w:t>
-      </w:r>
-    </w:p>
-    <w:p>
-      <w:pPr>
-        <w:pStyle w:val="Capitol"/>
-        <w:rPr>
-          <w:sz w:val="26"/>
-          <w:szCs w:val="26"/>
-        </w:rPr>
-      </w:pPr>
-      <w:r>
-        <w:rPr>
-          <w:bCs/>
-          <w:i/>
-          <w:iCs/>
-          <w:lang w:val="ro-MD"/>
-        </w:rPr>
-        <w:br w:type="page"/>
-      </w:r>
-      <w:bookmarkStart w:id="7" w:name="_Toc241164429"/>
-      <w:r>
-        <w:rPr>
-          <w:sz w:val="26"/>
-          <w:szCs w:val="26"/>
-        </w:rPr>
-        <w:lastRenderedPageBreak/>
-        <w:t>2</w:t>
-      </w:r>
-      <w:r>
-        <w:rPr>
-          <w:sz w:val="26"/>
-          <w:szCs w:val="26"/>
-        </w:rPr>
-        <w:t xml:space="preserve"> ANALIZA METODELOR</w:t>
-      </w:r>
-      <w:bookmarkEnd w:id="7"/>
-    </w:p>
-    <w:p>
-      <w:pPr>
-        <w:rPr>
-          <w:lang w:val="ro-MD"/>
-        </w:rPr>
-      </w:pPr>
-    </w:p>
-    <w:p>
-      <w:pPr>
-        <w:rPr>
-          <w:lang w:val="ro-MD"/>
-        </w:rPr>
-      </w:pPr>
-      <w:r>
-        <w:rPr>
-          <w:lang w:val="ro-MD"/>
-        </w:rPr>
-        <w:t>În urma analizei performanței algoritmilor, Figura 2.1 prezintă comparația dintre numărul de operații efectuate pentru toate cele patru metode studiate: recursivă, iterativă, dublării rapide și formula lui Binet.   Analizând comportamentul acestora pe un interval mic de valori, se poate observa că până la al 25-lea număr Fibonacci, metoda recursivă rămâne o opțiune accesibilă, însă complexitatea ei o face ineficientă pentru valori mai mari. Această creștere abruptă este cauzată de stiva de apeluri suprapuse și de recalcularea repetată a acelorași subprobleme. În schimb, metodele bazate pe dublarea rapidă și Binet mențin o curbă de creștere extrem de lentă, demonstrând o stabilitate remarcabilă a consumului de resurse încă de la primii termeni ai șirului.</w:t>
-      </w:r>
-    </w:p>
-    <w:p>
-      <w:pPr>
-        <w:rPr>
-          <w:lang w:val="ro-MD"/>
-        </w:rPr>
-      </w:pPr>
-    </w:p>
-    <w:p>
-      <w:pPr>
-        <w:rPr>
-          <w:lang w:val="ro-MD"/>
-        </w:rPr>
-      </w:pPr>
-      <w:r>
-        <w:rPr>
-          <w:lang w:val="ro-MD"/>
-        </w:rPr>
-        <w:t xml:space="preserve">         </w:t>
-      </w:r>
-      <w:r>
-        <w:rPr>
-          <w:noProof/>
-          <w:lang w:val="ro-MD"/>
-        </w:rPr>
-        <w:drawing>
-          <wp:inline distT="0" distB="0" distL="0" distR="0" wp14:anchorId="4330C685" wp14:editId="5CEE9806">
-            <wp:extent cx="4353878" cy="2902585"/>
-            <wp:effectExtent l="0" t="0" r="8890" b="0"/>
-            <wp:docPr id="1665591509" name="Picture 1"/>
-            <wp:cNvGraphicFramePr>
-              <a:graphicFrameLocks xmlns:a="http://schemas.openxmlformats.org/drawingml/2006/main" noChangeAspect="1"/>
-            </wp:cNvGraphicFramePr>
-            <a:graphic xmlns:a="http://schemas.openxmlformats.org/drawingml/2006/main">
-              <a:graphicData uri="http://schemas.openxmlformats.org/drawingml/2006/picture">
-                <pic:pic xmlns:pic="http://schemas.openxmlformats.org/drawingml/2006/picture">
-                  <pic:nvPicPr>
-                    <pic:cNvPr id="0" name="Picture 1"/>
-                    <pic:cNvPicPr>
-                      <a:picLocks noChangeAspect="1" noChangeArrowheads="1"/>
-                    </pic:cNvPicPr>
-                  </pic:nvPicPr>
-                  <pic:blipFill>
-                    <a:blip r:embed="rId11" cstate="print">
-                      <a:extLst>
-                        <a:ext uri="{28A0092B-C50C-407E-A947-70E740481C1C}">
-                          <a14:useLocalDpi xmlns:a14="http://schemas.microsoft.com/office/drawing/2010/main" val="0"/>
-                        </a:ext>
-                      </a:extLst>
-                    </a:blip>
-                    <a:srcRect/>
-                    <a:stretch>
-                      <a:fillRect/>
-                    </a:stretch>
-                  </pic:blipFill>
-                  <pic:spPr bwMode="auto">
-                    <a:xfrm>
-                      <a:off x="0" y="0"/>
-                      <a:ext cx="4353878" cy="2902585"/>
-                    </a:xfrm>
-                    <a:prstGeom prst="rect">
-                      <a:avLst/>
-                    </a:prstGeom>
-                    <a:noFill/>
-                    <a:ln>
-                      <a:noFill/>
-                    </a:ln>
-                  </pic:spPr>
-                </pic:pic>
-              </a:graphicData>
-            </a:graphic>
-          </wp:inline>
-        </w:drawing>
-      </w:r>
-    </w:p>
-    <w:p>
-      <w:pPr>
-        <w:pStyle w:val="Caption"/>
-        <w:ind w:firstLine="0"/>
-        <w:jc w:val="center"/>
-        <w:rPr>
-          <w:b/>
-          <w:bCs/>
-          <w:i w:val="0"/>
-          <w:iCs w:val="0"/>
-          <w:color w:val="auto"/>
-          <w:sz w:val="24"/>
-          <w:szCs w:val="24"/>
-          <w:lang w:val="ro-MD"/>
-        </w:rPr>
-      </w:pPr>
-      <w:r>
-        <w:rPr>
-          <w:b/>
-          <w:bCs/>
-          <w:i w:val="0"/>
-          <w:iCs w:val="0"/>
-          <w:color w:val="auto"/>
-          <w:sz w:val="24"/>
-          <w:szCs w:val="24"/>
-          <w:lang w:val="ro-MD"/>
-        </w:rPr>
-        <w:t>Figura</w:t>
-      </w:r>
-      <w:r>
-        <w:rPr>
-          <w:b/>
-          <w:bCs/>
-          <w:i w:val="0"/>
-          <w:iCs w:val="0"/>
-          <w:color w:val="auto"/>
-          <w:sz w:val="24"/>
-          <w:szCs w:val="24"/>
-          <w:lang w:val="ro-MD"/>
-        </w:rPr>
-        <w:t xml:space="preserve"> </w:t>
-      </w:r>
-      <w:r>
-        <w:rPr>
-          <w:b/>
-          <w:bCs/>
-          <w:i w:val="0"/>
-          <w:iCs w:val="0"/>
-          <w:color w:val="auto"/>
-          <w:sz w:val="24"/>
-          <w:szCs w:val="24"/>
-          <w:lang w:val="ro-MD"/>
-        </w:rPr>
-        <w:t>2</w:t>
-      </w:r>
-      <w:r>
-        <w:rPr>
-          <w:b/>
-          <w:bCs/>
-          <w:i w:val="0"/>
-          <w:iCs w:val="0"/>
-          <w:color w:val="auto"/>
-          <w:sz w:val="24"/>
-          <w:szCs w:val="24"/>
-          <w:lang w:val="ro-MD"/>
-        </w:rPr>
-        <w:t>.</w:t>
-      </w:r>
-      <w:r>
-        <w:rPr>
-          <w:b/>
-          <w:bCs/>
-          <w:i w:val="0"/>
-          <w:iCs w:val="0"/>
-          <w:color w:val="auto"/>
-          <w:sz w:val="24"/>
-          <w:szCs w:val="24"/>
-          <w:lang w:val="ro-MD"/>
-        </w:rPr>
-        <w:t>1</w:t>
-      </w:r>
-      <w:r>
-        <w:rPr>
-          <w:b/>
-          <w:bCs/>
-          <w:i w:val="0"/>
-          <w:iCs w:val="0"/>
-          <w:color w:val="auto"/>
-          <w:sz w:val="24"/>
-          <w:szCs w:val="24"/>
-          <w:lang w:val="ro-MD"/>
-        </w:rPr>
-        <w:t xml:space="preserve"> – </w:t>
-      </w:r>
-      <w:r>
-        <w:rPr>
-          <w:b/>
-          <w:bCs/>
-          <w:i w:val="0"/>
-          <w:iCs w:val="0"/>
-          <w:color w:val="auto"/>
-          <w:sz w:val="24"/>
-          <w:szCs w:val="24"/>
-          <w:lang w:val="ro-MD"/>
-        </w:rPr>
-        <w:t>N</w:t>
-      </w:r>
-      <w:r>
-        <w:rPr>
-          <w:b/>
-          <w:bCs/>
-          <w:i w:val="0"/>
-          <w:iCs w:val="0"/>
-          <w:color w:val="auto"/>
-          <w:sz w:val="24"/>
-          <w:szCs w:val="24"/>
-          <w:lang w:val="ro-MD"/>
-        </w:rPr>
-        <w:t>umărul de iterații pentru toate metodele</w:t>
-      </w:r>
-    </w:p>
-    <w:p>
-      <w:pPr>
-        <w:rPr>
-          <w:lang w:val="ro-MD"/>
-        </w:rPr>
-      </w:pPr>
-    </w:p>
-    <w:p>
-      <w:pPr>
-        <w:rPr>
-          <w:lang w:val="en-US"/>
-        </w:rPr>
-      </w:pPr>
-      <w:r>
-        <w:rPr>
-          <w:lang w:val="en-US"/>
-        </w:rPr>
-        <w:t>Dacă extindem intervalul de analiză până la n = 1000, performanțele diferă semnificativ între abordările rămase. Deși la prim</w:t>
-      </w:r>
-      <w:r>
-        <w:rPr>
-          <w:lang w:val="en-US"/>
-        </w:rPr>
-        <w:t>q</w:t>
-      </w:r>
-      <w:r>
-        <w:rPr>
-          <w:lang w:val="en-US"/>
-        </w:rPr>
-        <w:t xml:space="preserve"> vedere diferențele dintre ele nu </w:t>
-      </w:r>
-      <w:r>
-        <w:rPr>
-          <w:lang w:val="en-US"/>
-        </w:rPr>
-        <w:t>se observ</w:t>
-      </w:r>
-      <w:r>
-        <w:rPr>
-          <w:lang w:val="ro-MD"/>
-        </w:rPr>
-        <w:t>ă</w:t>
-      </w:r>
-      <w:r>
-        <w:rPr>
-          <w:lang w:val="en-US"/>
-        </w:rPr>
-        <w:t xml:space="preserve"> pentru valori mici, pe măsură ce valoarea lui n crește, metoda dublării rapide și formula Binet se evidențiază clar ca fiind mai eficiente decât </w:t>
-      </w:r>
-      <w:r>
-        <w:rPr>
-          <w:lang w:val="en-US"/>
-        </w:rPr>
-        <w:t>metoda</w:t>
-      </w:r>
-      <w:r>
-        <w:rPr>
-          <w:lang w:val="en-US"/>
-        </w:rPr>
-        <w:t xml:space="preserve"> iterativă.</w:t>
-      </w:r>
-      <w:r>
-        <w:rPr>
-          <w:lang w:val="en-US"/>
-        </w:rPr>
-        <w:t xml:space="preserve"> </w:t>
-      </w:r>
-      <w:r>
-        <w:rPr>
-          <w:lang w:val="en-US"/>
-        </w:rPr>
-        <w:t>Metoda iterativă necesită un număr de operații proporțional cu n, în timp ce metoda dublării rapide reduce numărul de pași necesari la o scară logaritmică. Astfel, pentru volume mari de date sau aplicații în timp real, algoritmii logaritmici și cei cu complexitate constantă devin singurele opțiuni viabile pentru vitez</w:t>
-      </w:r>
-      <w:r>
-        <w:rPr>
-          <w:lang w:val="en-US"/>
-        </w:rPr>
-        <w:t>ă</w:t>
-      </w:r>
-      <w:r>
-        <w:rPr>
-          <w:lang w:val="en-US"/>
-        </w:rPr>
-        <w:t xml:space="preserve"> optim</w:t>
-      </w:r>
-      <w:r>
-        <w:rPr>
-          <w:lang w:val="en-US"/>
-        </w:rPr>
-        <w:t>ă</w:t>
-      </w:r>
-      <w:r>
-        <w:rPr>
-          <w:lang w:val="en-US"/>
-        </w:rPr>
-        <w:t xml:space="preserve"> de execuție</w:t>
-      </w:r>
-      <w:r>
-        <w:rPr>
-          <w:lang w:val="en-US"/>
-        </w:rPr>
-        <w:t xml:space="preserve"> a programului</w:t>
-      </w:r>
-      <w:r>
-        <w:rPr>
-          <w:lang w:val="en-US"/>
-        </w:rPr>
-        <w:t>. În plus, evitarea supraîncărcării stivei de memorie</w:t>
-      </w:r>
-      <w:r>
-        <w:rPr>
-          <w:lang w:val="en-US"/>
-        </w:rPr>
-        <w:t xml:space="preserve"> (stack overflow)</w:t>
-      </w:r>
-      <w:r>
-        <w:rPr>
-          <w:lang w:val="en-US"/>
-        </w:rPr>
-        <w:t xml:space="preserve"> permite menținerea stabilității sistemului la apeluri </w:t>
-      </w:r>
-      <w:r>
-        <w:rPr>
-          <w:lang w:val="en-US"/>
-        </w:rPr>
-        <w:t>repetate</w:t>
-      </w:r>
-      <w:r>
-        <w:rPr>
-          <w:lang w:val="en-US"/>
-        </w:rPr>
-        <w:t xml:space="preserve">, asigurând o gestionare </w:t>
-      </w:r>
-      <w:r>
-        <w:rPr>
-          <w:lang w:val="en-US"/>
-        </w:rPr>
-        <w:t>eficientă</w:t>
-      </w:r>
-      <w:r>
-        <w:rPr>
-          <w:lang w:val="en-US"/>
-        </w:rPr>
-        <w:t xml:space="preserve"> a resurselor.</w:t>
-      </w:r>
-    </w:p>
-    <w:p>
-      <w:pPr>
-        <w:widowControl/>
-        <w:autoSpaceDE/>
-        <w:autoSpaceDN/>
-        <w:spacing w:after="160" w:line="278" w:lineRule="auto"/>
-        <w:ind w:firstLine="0"/>
-        <w:jc w:val="left"/>
-        <w:rPr>
-          <w:lang w:val="en-US"/>
-        </w:rPr>
-      </w:pPr>
-      <w:r>
-        <w:rPr>
-          <w:lang w:val="en-US"/>
-        </w:rPr>
-        <w:br w:type="page"/>
-      </w:r>
-    </w:p>
-    <w:p>
-      <w:pPr>
-        <w:rPr>
-          <w:lang w:val="ro-MD"/>
-        </w:rPr>
-      </w:pPr>
-      <w:r>
-        <w:rPr>
-          <w:lang w:val="ro-MD"/>
-        </w:rPr>
-        <w:lastRenderedPageBreak/>
-        <w:t xml:space="preserve">             </w:t>
-      </w:r>
-      <w:r>
-        <w:rPr>
-          <w:noProof/>
-          <w:lang w:val="ro-MD"/>
-          <w14:ligatures w14:val="standardContextual"/>
-        </w:rPr>
-        <w:drawing>
-          <wp:inline distT="0" distB="0" distL="0" distR="0" wp14:anchorId="0C7CA003" wp14:editId="6FE91C46">
-            <wp:extent cx="4507865" cy="3005455"/>
-            <wp:effectExtent l="0" t="0" r="6985" b="4445"/>
-            <wp:docPr id="1268856690" name="Picture 2"/>
-            <wp:cNvGraphicFramePr>
-              <a:graphicFrameLocks xmlns:a="http://schemas.openxmlformats.org/drawingml/2006/main" noChangeAspect="1"/>
-            </wp:cNvGraphicFramePr>
-            <a:graphic xmlns:a="http://schemas.openxmlformats.org/drawingml/2006/main">
-              <a:graphicData uri="http://schemas.openxmlformats.org/drawingml/2006/picture">
-                <pic:pic xmlns:pic="http://schemas.openxmlformats.org/drawingml/2006/picture">
-                  <pic:nvPicPr>
-                    <pic:cNvPr id="0" name="Picture 2"/>
                     <pic:cNvPicPr>
                       <a:picLocks noChangeAspect="1" noChangeArrowheads="1"/>
                     </pic:cNvPicPr>
@@ -7491,7 +8665,7 @@
                   <pic:spPr bwMode="auto">
                     <a:xfrm>
                       <a:off x="0" y="0"/>
-                      <a:ext cx="4507865" cy="3005455"/>
+                      <a:ext cx="4660994" cy="2913121"/>
                     </a:xfrm>
                     <a:prstGeom prst="rect">
                       <a:avLst/>
@@ -7535,7 +8709,7 @@
           <w:szCs w:val="24"/>
           <w:lang w:val="ro-MD"/>
         </w:rPr>
-        <w:t>Figura</w:t>
+        <w:t xml:space="preserve">Graficul </w:t>
       </w:r>
       <w:r>
         <w:rPr>
@@ -7548,7 +8722,7 @@
           <w:szCs w:val="24"/>
           <w:lang w:val="ro-MD"/>
         </w:rPr>
-        <w:t xml:space="preserve"> </w:t>
+        <w:t>1</w:t>
       </w:r>
       <w:r>
         <w:rPr>
@@ -7561,7 +8735,7 @@
           <w:szCs w:val="24"/>
           <w:lang w:val="ro-MD"/>
         </w:rPr>
-        <w:t>2</w:t>
+        <w:t>.</w:t>
       </w:r>
       <w:r>
         <w:rPr>
@@ -7574,7 +8748,7 @@
           <w:szCs w:val="24"/>
           <w:lang w:val="ro-MD"/>
         </w:rPr>
-        <w:t>.</w:t>
+        <w:t>5</w:t>
       </w:r>
       <w:r>
         <w:rPr>
@@ -7587,7 +8761,7 @@
           <w:szCs w:val="24"/>
           <w:lang w:val="ro-MD"/>
         </w:rPr>
-        <w:t>2</w:t>
+        <w:t xml:space="preserve"> – </w:t>
       </w:r>
       <w:r>
         <w:rPr>
@@ -7600,7 +8774,7 @@
           <w:szCs w:val="24"/>
           <w:lang w:val="ro-MD"/>
         </w:rPr>
-        <w:t xml:space="preserve"> –</w:t>
+        <w:t>Graficul f</w:t>
       </w:r>
       <w:r>
         <w:rPr>
@@ -7613,7 +8787,7 @@
           <w:szCs w:val="24"/>
           <w:lang w:val="ro-MD"/>
         </w:rPr>
-        <w:t>N</w:t>
+        <w:t>uncți</w:t>
       </w:r>
       <w:r>
         <w:rPr>
@@ -7626,41 +8800,9 @@
           <w:szCs w:val="24"/>
           <w:lang w:val="ro-MD"/>
         </w:rPr>
-        <w:t>umărul de iterații pentru metoda iterativă, dublării rapide și Binet</w:t>
-      </w:r>
-    </w:p>
-    <w:p>
-      <w:pPr>
-        <w:rPr>
-          <w:lang w:val="ro-MD"/>
-        </w:rPr>
-      </w:pPr>
-    </w:p>
-    <w:p>
-      <w:pPr>
-        <w:rPr>
-          <w:lang w:val="ro-MD"/>
-        </w:rPr>
-      </w:pPr>
-      <w:r>
-        <w:rPr>
-          <w:lang w:val="ro-MD"/>
-        </w:rPr>
-        <w:t xml:space="preserve">Pentru o evaluare mai detaliată a celor mai rapide două abordări, în figura 2.3 este reprezentat grafic numărul de iterații pentru metoda dublării rapide comparativ cu metoda bazată pe formula lui Binet, pe o scală logaritmică extinsă. </w:t>
-      </w:r>
-    </w:p>
-    <w:p>
-      <w:pPr>
-        <w:rPr>
-          <w:lang w:val="ro-MD"/>
-        </w:rPr>
-      </w:pPr>
-    </w:p>
-    <w:p>
-      <w:pPr>
-        <w:pStyle w:val="Caption"/>
-        <w:ind w:firstLine="0"/>
-        <w:jc w:val="center"/>
+        <w:t>ei</w:t>
+      </w:r>
+      <w:r>
         <w:rPr>
           <w:b/>
           <w:bCs/>
@@ -7671,18 +8813,245 @@
           <w:szCs w:val="24"/>
           <w:lang w:val="ro-MD"/>
         </w:rPr>
+        <w:t xml:space="preserve"> </w:t>
+      </w:r>
+      <w:r>
+        <w:rPr>
+          <w:b/>
+          <w:bCs/>
+          <w:i w:val="0"/>
+          <w:iCs w:val="0"/>
+          <w:color w:val="auto"/>
+          <w:sz w:val="24"/>
+          <w:szCs w:val="24"/>
+          <w:lang w:val="ro-MD"/>
+        </w:rPr>
+        <w:t xml:space="preserve">Binet după numărul de </w:t>
+      </w:r>
+      <w:r>
+        <w:rPr>
+          <w:b/>
+          <w:bCs/>
+          <w:i w:val="0"/>
+          <w:iCs w:val="0"/>
+          <w:color w:val="auto"/>
+          <w:sz w:val="24"/>
+          <w:szCs w:val="24"/>
+          <w:lang w:val="ro-MD"/>
+        </w:rPr>
+        <w:t>op</w:t>
+      </w:r>
+      <w:r>
+        <w:rPr>
+          <w:b/>
+          <w:bCs/>
+          <w:i w:val="0"/>
+          <w:iCs w:val="0"/>
+          <w:color w:val="auto"/>
+          <w:sz w:val="24"/>
+          <w:szCs w:val="24"/>
+          <w:lang w:val="ro-MD"/>
+        </w:rPr>
+        <w:t>erații</w:t>
+      </w:r>
+    </w:p>
+    <w:p>
+      <w:pPr>
+        <w:rPr>
+          <w:lang w:val="ro-MD"/>
+        </w:rPr>
+      </w:pPr>
+      <w:r>
+        <w:rPr>
+          <w:lang w:val="ro-MD"/>
+        </w:rPr>
+        <w:t>Chiar dacă este foarte eficientă, metoda are probleme de precizie pentru n mare din cauza limitărilor hardware ale numerelor</w:t>
+      </w:r>
+      <w:r>
+        <w:rPr>
+          <w:lang w:val="ro-MD"/>
+        </w:rPr>
+        <w:t xml:space="preserve"> </w:t>
+      </w:r>
+      <w:r>
+        <w:rPr>
+          <w:lang w:val="ro-MD"/>
+        </w:rPr>
+        <w:t>float. De asemenea, radicalul bazat pe aproximări succesive și ridicarea la putere devin mai costisitoare pe măsură ce numerele cresc și necesită mai multă memorie.</w:t>
+      </w:r>
+    </w:p>
+    <w:p>
+      <w:pPr>
+        <w:pStyle w:val="Capitol"/>
+        <w:rPr>
+          <w:sz w:val="26"/>
+          <w:szCs w:val="26"/>
+        </w:rPr>
+      </w:pPr>
+      <w:r>
+        <w:rPr>
+          <w:bCs/>
+          <w:i/>
+          <w:iCs/>
+          <w:lang w:val="ro-MD"/>
+        </w:rPr>
+        <w:br w:type="page"/>
+      </w:r>
+      <w:bookmarkStart w:id="8" w:name="_Toc241703003"/>
+      <w:r>
+        <w:rPr>
+          <w:sz w:val="26"/>
+          <w:szCs w:val="26"/>
+        </w:rPr>
+        <w:lastRenderedPageBreak/>
+        <w:t>2</w:t>
+      </w:r>
+      <w:r>
+        <w:rPr>
+          <w:sz w:val="26"/>
+          <w:szCs w:val="26"/>
+        </w:rPr>
+        <w:t xml:space="preserve"> </w:t>
+      </w:r>
+      <w:r>
+        <w:rPr>
+          <w:sz w:val="26"/>
+          <w:szCs w:val="26"/>
+        </w:rPr>
+        <w:t>COMPARAREA</w:t>
+      </w:r>
+      <w:r>
+        <w:rPr>
+          <w:sz w:val="26"/>
+          <w:szCs w:val="26"/>
+        </w:rPr>
+        <w:t xml:space="preserve"> METODELOR</w:t>
+      </w:r>
+      <w:bookmarkEnd w:id="8"/>
+    </w:p>
+    <w:p>
+      <w:pPr>
+        <w:rPr>
+          <w:lang w:val="ro-MD"/>
+        </w:rPr>
+      </w:pPr>
+    </w:p>
+    <w:p>
+      <w:pPr>
+        <w:rPr>
+          <w:lang w:val="ro-MD"/>
+        </w:rPr>
+      </w:pPr>
+      <w:r>
+        <w:rPr>
+          <w:lang w:val="ro-MD"/>
+        </w:rPr>
+        <w:t xml:space="preserve">În urma analizei performanței algoritmilor, </w:t>
+      </w:r>
+      <w:r>
+        <w:rPr>
+          <w:lang w:val="ro-MD"/>
+        </w:rPr>
+        <w:t>f</w:t>
+      </w:r>
+      <w:r>
+        <w:rPr>
+          <w:lang w:val="ro-MD"/>
+        </w:rPr>
+        <w:t>igura 2.1 prezintă comparația dintre numărul de operații efectuate pentru metod</w:t>
+      </w:r>
+      <w:r>
+        <w:rPr>
+          <w:lang w:val="ro-MD"/>
+        </w:rPr>
+        <w:t>a</w:t>
+      </w:r>
+      <w:r>
+        <w:rPr>
+          <w:lang w:val="ro-MD"/>
+        </w:rPr>
+        <w:t xml:space="preserve"> recursivă</w:t>
+      </w:r>
+      <w:r>
+        <w:rPr>
+          <w:lang w:val="ro-MD"/>
+        </w:rPr>
+        <w:t xml:space="preserve"> </w:t>
+      </w:r>
+      <w:r>
+        <w:rPr>
+          <w:lang w:val="ro-MD"/>
+        </w:rPr>
+        <w:t>și iterativă. Analizând comportamentul acestora pe intervalul de valori reprezentat, se poate observa că pentru valori mici ale lui</w:t>
+      </w:r>
+      <w:r>
+        <w:rPr>
+          <w:lang w:val="ro-MD"/>
+        </w:rPr>
+        <w:t xml:space="preserve"> </w:t>
+      </w:r>
+      <w:r>
+        <w:rPr>
+          <w:lang w:val="ro-MD"/>
+        </w:rPr>
+        <w:t xml:space="preserve">n, metoda recursivă rămâne o opțiune accesibilă, însă complexitatea ei o face extrem de ineficientă pentru valori mai mari, numărul de operații crescând </w:t>
+      </w:r>
+      <w:r>
+        <w:rPr>
+          <w:lang w:val="ro-MD"/>
+        </w:rPr>
+        <w:t>foarte repede</w:t>
+      </w:r>
+      <w:r>
+        <w:rPr>
+          <w:lang w:val="ro-MD"/>
+        </w:rPr>
+        <w:t xml:space="preserve"> din cauza recalculării repetate a</w:t>
+      </w:r>
+      <w:r>
+        <w:rPr>
+          <w:lang w:val="ro-MD"/>
+        </w:rPr>
+        <w:t xml:space="preserve"> același valori</w:t>
+      </w:r>
+      <w:r>
+        <w:rPr>
+          <w:lang w:val="ro-MD"/>
+        </w:rPr>
+        <w:t>. În schimb, metoda iterativă menține o creștere liniară și lentă a numărului de operații, demonstrând o stabilitate a consumului de resurse</w:t>
+      </w:r>
+      <w:r>
+        <w:rPr>
+          <w:lang w:val="ro-MD"/>
+        </w:rPr>
+        <w:t>.</w:t>
+      </w:r>
+    </w:p>
+    <w:p>
+      <w:pPr>
+        <w:rPr>
+          <w:lang w:val="ro-MD"/>
+        </w:rPr>
+      </w:pPr>
+    </w:p>
+    <w:p>
+      <w:pPr>
+        <w:ind w:firstLine="0"/>
+        <w:jc w:val="center"/>
+        <w:rPr>
+          <w:lang w:val="ro-MD"/>
+        </w:rPr>
       </w:pPr>
       <w:r>
         <w:rPr>
           <w:noProof/>
           <w:lang w:val="ro-MD"/>
-          <w14:ligatures w14:val="standardContextual"/>
         </w:rPr>
         <w:drawing>
-          <wp:inline distT="0" distB="0" distL="0" distR="0" wp14:anchorId="5199B975" wp14:editId="41F1AF91">
-            <wp:extent cx="4561368" cy="3040912"/>
-            <wp:effectExtent l="0" t="0" r="0" b="7620"/>
-            <wp:docPr id="491118941" name="Picture 3"/>
+          <wp:inline distT="0" distB="0" distL="0" distR="0" wp14:anchorId="3F286B0E" wp14:editId="4E500869">
+            <wp:extent cx="4785756" cy="3196295"/>
+            <wp:effectExtent l="0" t="0" r="0" b="4445"/>
+            <wp:docPr id="599624648" name="Picture 4"/>
             <wp:cNvGraphicFramePr>
               <a:graphicFrameLocks xmlns:a="http://schemas.openxmlformats.org/drawingml/2006/main" noChangeAspect="1"/>
             </wp:cNvGraphicFramePr>
@@ -7690,7 +9059,7 @@
               <a:graphicData uri="http://schemas.openxmlformats.org/drawingml/2006/picture">
                 <pic:pic xmlns:pic="http://schemas.openxmlformats.org/drawingml/2006/picture">
                   <pic:nvPicPr>
-                    <pic:cNvPr id="0" name="Picture 3"/>
+                    <pic:cNvPr id="0" name="Picture 4"/>
                     <pic:cNvPicPr>
                       <a:picLocks noChangeAspect="1" noChangeArrowheads="1"/>
                     </pic:cNvPicPr>
@@ -7711,7 +9080,7 @@
                   <pic:spPr bwMode="auto">
                     <a:xfrm>
                       <a:off x="0" y="0"/>
-                      <a:ext cx="4590562" cy="3060374"/>
+                      <a:ext cx="4789852" cy="3199030"/>
                     </a:xfrm>
                     <a:prstGeom prst="rect">
                       <a:avLst/>
@@ -7807,7 +9176,7 @@
           <w:szCs w:val="24"/>
           <w:lang w:val="ro-MD"/>
         </w:rPr>
-        <w:t>3</w:t>
+        <w:t>1</w:t>
       </w:r>
       <w:r>
         <w:rPr>
@@ -7820,7 +9189,7 @@
           <w:szCs w:val="24"/>
           <w:lang w:val="ro-MD"/>
         </w:rPr>
-        <w:t xml:space="preserve"> –</w:t>
+        <w:t xml:space="preserve"> – </w:t>
       </w:r>
       <w:r>
         <w:rPr>
@@ -7846,19 +9215,204 @@
           <w:szCs w:val="24"/>
           <w:lang w:val="ro-MD"/>
         </w:rPr>
-        <w:t>umărul de iterații pentru metoda dublării rapide și Binet</w:t>
-      </w:r>
-    </w:p>
-    <w:p>
-      <w:pPr>
-        <w:rPr>
-          <w:lang w:val="ro-MD"/>
-        </w:rPr>
-      </w:pPr>
-    </w:p>
-    <w:p>
-      <w:r>
-        <w:t>Analiza comparativă arată că formula Binet menține o complexitate de timp constantă, oferind astfel cea mai rapidă și eficientă soluție pentru calcularea numerelor Fibonacci mari.</w:t>
+        <w:t xml:space="preserve">umărul de </w:t>
+      </w:r>
+      <w:r>
+        <w:rPr>
+          <w:b/>
+          <w:bCs/>
+          <w:i w:val="0"/>
+          <w:iCs w:val="0"/>
+          <w:color w:val="auto"/>
+          <w:sz w:val="24"/>
+          <w:szCs w:val="24"/>
+          <w:lang w:val="ro-MD"/>
+        </w:rPr>
+        <w:t>op</w:t>
+      </w:r>
+      <w:r>
+        <w:rPr>
+          <w:b/>
+          <w:bCs/>
+          <w:i w:val="0"/>
+          <w:iCs w:val="0"/>
+          <w:color w:val="auto"/>
+          <w:sz w:val="24"/>
+          <w:szCs w:val="24"/>
+          <w:lang w:val="ro-MD"/>
+        </w:rPr>
+        <w:t xml:space="preserve">erații pentru </w:t>
+      </w:r>
+      <w:r>
+        <w:rPr>
+          <w:b/>
+          <w:bCs/>
+          <w:i w:val="0"/>
+          <w:iCs w:val="0"/>
+          <w:color w:val="auto"/>
+          <w:sz w:val="24"/>
+          <w:szCs w:val="24"/>
+          <w:lang w:val="ro-MD"/>
+        </w:rPr>
+        <w:t>metoda recursivă și iterativă</w:t>
+      </w:r>
+    </w:p>
+    <w:p>
+      <w:pPr>
+        <w:rPr>
+          <w:lang w:val="ro-MD"/>
+        </w:rPr>
+      </w:pPr>
+    </w:p>
+    <w:p>
+      <w:pPr>
+        <w:rPr>
+          <w:lang w:val="en-US"/>
+        </w:rPr>
+      </w:pPr>
+      <w:r>
+        <w:rPr>
+          <w:lang w:val="en-US"/>
+        </w:rPr>
+        <w:t>Analiz</w:t>
+      </w:r>
+      <w:r>
+        <w:rPr>
+          <w:lang w:val="ro-MD"/>
+        </w:rPr>
+        <w:t>ând figura 2.2, d</w:t>
+      </w:r>
+      <w:r>
+        <w:rPr>
+          <w:lang w:val="en-US"/>
+        </w:rPr>
+        <w:t>eși la prim</w:t>
+      </w:r>
+      <w:r>
+        <w:rPr>
+          <w:lang w:val="en-US"/>
+        </w:rPr>
+        <w:t>a</w:t>
+      </w:r>
+      <w:r>
+        <w:rPr>
+          <w:lang w:val="en-US"/>
+        </w:rPr>
+        <w:t xml:space="preserve"> vedere diferențele dintre ele nu </w:t>
+      </w:r>
+      <w:r>
+        <w:rPr>
+          <w:lang w:val="en-US"/>
+        </w:rPr>
+        <w:t>se observ</w:t>
+      </w:r>
+      <w:r>
+        <w:rPr>
+          <w:lang w:val="ro-MD"/>
+        </w:rPr>
+        <w:t>ă</w:t>
+      </w:r>
+      <w:r>
+        <w:rPr>
+          <w:lang w:val="en-US"/>
+        </w:rPr>
+        <w:t xml:space="preserve"> pentru valori mici, pe măsură ce valoarea lui n crește, metoda dublării rapide și formula Binet se evidențiază clar ca fiind mai eficiente decât </w:t>
+      </w:r>
+      <w:r>
+        <w:rPr>
+          <w:lang w:val="en-US"/>
+        </w:rPr>
+        <w:t>metoda</w:t>
+      </w:r>
+      <w:r>
+        <w:rPr>
+          <w:lang w:val="en-US"/>
+        </w:rPr>
+        <w:t xml:space="preserve"> iterativă.</w:t>
+      </w:r>
+      <w:r>
+        <w:rPr>
+          <w:lang w:val="en-US"/>
+        </w:rPr>
+        <w:t xml:space="preserve"> </w:t>
+      </w:r>
+      <w:r>
+        <w:rPr>
+          <w:lang w:val="en-US"/>
+        </w:rPr>
+        <w:t>Metoda iterativă necesită un număr de operații proporțional cu n, în timp ce metoda dublării rapide reduce numărul de pași necesari la o scară logaritmică. Astfel, pentru volume mari de date sau aplicații în timp real, algoritmii logaritmici și cei cu complexitate constantă devin singurele opțiuni viabile pentru vitez</w:t>
+      </w:r>
+      <w:r>
+        <w:rPr>
+          <w:lang w:val="en-US"/>
+        </w:rPr>
+        <w:t>ă</w:t>
+      </w:r>
+      <w:r>
+        <w:rPr>
+          <w:lang w:val="en-US"/>
+        </w:rPr>
+        <w:t xml:space="preserve"> optim</w:t>
+      </w:r>
+      <w:r>
+        <w:rPr>
+          <w:lang w:val="en-US"/>
+        </w:rPr>
+        <w:t>ă</w:t>
+      </w:r>
+      <w:r>
+        <w:rPr>
+          <w:lang w:val="en-US"/>
+        </w:rPr>
+        <w:t xml:space="preserve"> de execuție</w:t>
+      </w:r>
+      <w:r>
+        <w:rPr>
+          <w:lang w:val="en-US"/>
+        </w:rPr>
+        <w:t xml:space="preserve"> a programului</w:t>
+      </w:r>
+      <w:r>
+        <w:rPr>
+          <w:lang w:val="en-US"/>
+        </w:rPr>
+        <w:t>. În plus, evitarea supraîncărcării stivei de memorie</w:t>
+      </w:r>
+      <w:r>
+        <w:rPr>
+          <w:lang w:val="en-US"/>
+        </w:rPr>
+        <w:t xml:space="preserve"> (stack overflow)</w:t>
+      </w:r>
+      <w:r>
+        <w:rPr>
+          <w:lang w:val="en-US"/>
+        </w:rPr>
+        <w:t xml:space="preserve"> permite menținerea stabilității sistemului la apeluri </w:t>
+      </w:r>
+      <w:r>
+        <w:rPr>
+          <w:lang w:val="en-US"/>
+        </w:rPr>
+        <w:t>repetate</w:t>
+      </w:r>
+      <w:r>
+        <w:rPr>
+          <w:lang w:val="en-US"/>
+        </w:rPr>
+        <w:t xml:space="preserve">, asigurând o gestionare </w:t>
+      </w:r>
+      <w:r>
+        <w:rPr>
+          <w:lang w:val="en-US"/>
+        </w:rPr>
+        <w:t>eficientă</w:t>
+      </w:r>
+      <w:r>
+        <w:rPr>
+          <w:lang w:val="en-US"/>
+        </w:rPr>
+        <w:t xml:space="preserve"> a resurselor.</w:t>
       </w:r>
     </w:p>
     <w:p>
@@ -7869,24 +9423,518 @@
         <w:spacing w:after="160" w:line="278" w:lineRule="auto"/>
         <w:ind w:firstLine="0"/>
         <w:jc w:val="left"/>
-      </w:pPr>
-      <w:r>
+        <w:rPr>
+          <w:lang w:val="en-US"/>
+        </w:rPr>
+      </w:pPr>
+      <w:r>
+        <w:rPr>
+          <w:lang w:val="en-US"/>
+        </w:rPr>
         <w:br w:type="page"/>
       </w:r>
     </w:p>
     <w:p>
       <w:pPr>
+        <w:ind w:firstLine="0"/>
+        <w:jc w:val="center"/>
+        <w:rPr>
+          <w:lang w:val="ro-MD"/>
+        </w:rPr>
+      </w:pPr>
+      <w:r>
+        <w:rPr>
+          <w:noProof/>
+          <w:lang w:val="ro-MD"/>
+          <w14:ligatures w14:val="standardContextual"/>
+        </w:rPr>
+        <w:lastRenderedPageBreak/>
+        <w:drawing>
+          <wp:inline distT="0" distB="0" distL="0" distR="0" wp14:anchorId="66CD6840" wp14:editId="5101D4DD">
+            <wp:extent cx="4571439" cy="3053158"/>
+            <wp:effectExtent l="0" t="0" r="635" b="0"/>
+            <wp:docPr id="566859945" name="Picture 3"/>
+            <wp:cNvGraphicFramePr>
+              <a:graphicFrameLocks xmlns:a="http://schemas.openxmlformats.org/drawingml/2006/main" noChangeAspect="1"/>
+            </wp:cNvGraphicFramePr>
+            <a:graphic xmlns:a="http://schemas.openxmlformats.org/drawingml/2006/main">
+              <a:graphicData uri="http://schemas.openxmlformats.org/drawingml/2006/picture">
+                <pic:pic xmlns:pic="http://schemas.openxmlformats.org/drawingml/2006/picture">
+                  <pic:nvPicPr>
+                    <pic:cNvPr id="0" name="Picture 3"/>
+                    <pic:cNvPicPr>
+                      <a:picLocks noChangeAspect="1" noChangeArrowheads="1"/>
+                    </pic:cNvPicPr>
+                  </pic:nvPicPr>
+                  <pic:blipFill>
+                    <a:blip r:embed="rId14" cstate="print">
+                      <a:extLst>
+                        <a:ext uri="{28A0092B-C50C-407E-A947-70E740481C1C}">
+                          <a14:useLocalDpi xmlns:a14="http://schemas.microsoft.com/office/drawing/2010/main" val="0"/>
+                        </a:ext>
+                      </a:extLst>
+                    </a:blip>
+                    <a:srcRect/>
+                    <a:stretch>
+                      <a:fillRect/>
+                    </a:stretch>
+                  </pic:blipFill>
+                  <pic:spPr bwMode="auto">
+                    <a:xfrm>
+                      <a:off x="0" y="0"/>
+                      <a:ext cx="4598121" cy="3070978"/>
+                    </a:xfrm>
+                    <a:prstGeom prst="rect">
+                      <a:avLst/>
+                    </a:prstGeom>
+                    <a:noFill/>
+                    <a:ln>
+                      <a:noFill/>
+                    </a:ln>
+                  </pic:spPr>
+                </pic:pic>
+              </a:graphicData>
+            </a:graphic>
+          </wp:inline>
+        </w:drawing>
+      </w:r>
+    </w:p>
+    <w:p>
+      <w:pPr>
+        <w:pStyle w:val="Caption"/>
+        <w:ind w:firstLine="0"/>
+        <w:jc w:val="center"/>
+        <w:rPr>
+          <w:b/>
+          <w:bCs/>
+          <w:i w:val="0"/>
+          <w:iCs w:val="0"/>
+          <w:color w:val="auto"/>
+          <w:sz w:val="24"/>
+          <w:szCs w:val="24"/>
+          <w:lang w:val="ro-MD"/>
+        </w:rPr>
+      </w:pPr>
+      <w:r>
+        <w:rPr>
+          <w:b/>
+          <w:bCs/>
+          <w:i w:val="0"/>
+          <w:iCs w:val="0"/>
+          <w:color w:val="auto"/>
+          <w:sz w:val="24"/>
+          <w:szCs w:val="24"/>
+          <w:lang w:val="ro-MD"/>
+        </w:rPr>
+        <w:t>Figura</w:t>
+      </w:r>
+      <w:r>
+        <w:rPr>
+          <w:b/>
+          <w:bCs/>
+          <w:i w:val="0"/>
+          <w:iCs w:val="0"/>
+          <w:color w:val="auto"/>
+          <w:sz w:val="24"/>
+          <w:szCs w:val="24"/>
+          <w:lang w:val="ro-MD"/>
+        </w:rPr>
+        <w:t xml:space="preserve"> </w:t>
+      </w:r>
+      <w:r>
+        <w:rPr>
+          <w:b/>
+          <w:bCs/>
+          <w:i w:val="0"/>
+          <w:iCs w:val="0"/>
+          <w:color w:val="auto"/>
+          <w:sz w:val="24"/>
+          <w:szCs w:val="24"/>
+          <w:lang w:val="ro-MD"/>
+        </w:rPr>
+        <w:t>2</w:t>
+      </w:r>
+      <w:r>
+        <w:rPr>
+          <w:b/>
+          <w:bCs/>
+          <w:i w:val="0"/>
+          <w:iCs w:val="0"/>
+          <w:color w:val="auto"/>
+          <w:sz w:val="24"/>
+          <w:szCs w:val="24"/>
+          <w:lang w:val="ro-MD"/>
+        </w:rPr>
+        <w:t>.</w:t>
+      </w:r>
+      <w:r>
+        <w:rPr>
+          <w:b/>
+          <w:bCs/>
+          <w:i w:val="0"/>
+          <w:iCs w:val="0"/>
+          <w:color w:val="auto"/>
+          <w:sz w:val="24"/>
+          <w:szCs w:val="24"/>
+          <w:lang w:val="ro-MD"/>
+        </w:rPr>
+        <w:t>2</w:t>
+      </w:r>
+      <w:r>
+        <w:rPr>
+          <w:b/>
+          <w:bCs/>
+          <w:i w:val="0"/>
+          <w:iCs w:val="0"/>
+          <w:color w:val="auto"/>
+          <w:sz w:val="24"/>
+          <w:szCs w:val="24"/>
+          <w:lang w:val="ro-MD"/>
+        </w:rPr>
+        <w:t xml:space="preserve"> –</w:t>
+      </w:r>
+      <w:r>
+        <w:rPr>
+          <w:b/>
+          <w:bCs/>
+          <w:i w:val="0"/>
+          <w:iCs w:val="0"/>
+          <w:color w:val="auto"/>
+          <w:sz w:val="24"/>
+          <w:szCs w:val="24"/>
+          <w:lang w:val="ro-MD"/>
+        </w:rPr>
+        <w:t>N</w:t>
+      </w:r>
+      <w:r>
+        <w:rPr>
+          <w:b/>
+          <w:bCs/>
+          <w:i w:val="0"/>
+          <w:iCs w:val="0"/>
+          <w:color w:val="auto"/>
+          <w:sz w:val="24"/>
+          <w:szCs w:val="24"/>
+          <w:lang w:val="ro-MD"/>
+        </w:rPr>
+        <w:t xml:space="preserve">umărul de </w:t>
+      </w:r>
+      <w:r>
+        <w:rPr>
+          <w:b/>
+          <w:bCs/>
+          <w:i w:val="0"/>
+          <w:iCs w:val="0"/>
+          <w:color w:val="auto"/>
+          <w:sz w:val="24"/>
+          <w:szCs w:val="24"/>
+          <w:lang w:val="ro-MD"/>
+        </w:rPr>
+        <w:t>op</w:t>
+      </w:r>
+      <w:r>
+        <w:rPr>
+          <w:b/>
+          <w:bCs/>
+          <w:i w:val="0"/>
+          <w:iCs w:val="0"/>
+          <w:color w:val="auto"/>
+          <w:sz w:val="24"/>
+          <w:szCs w:val="24"/>
+          <w:lang w:val="ro-MD"/>
+        </w:rPr>
+        <w:t>erații pentru metoda iterativă, dublării rapide și Binet</w:t>
+      </w:r>
+    </w:p>
+    <w:p>
+      <w:pPr>
+        <w:rPr>
+          <w:lang w:val="ro-MD"/>
+        </w:rPr>
+      </w:pPr>
+    </w:p>
+    <w:p>
+      <w:pPr>
+        <w:rPr>
+          <w:lang w:val="ro-MD"/>
+        </w:rPr>
+      </w:pPr>
+      <w:r>
+        <w:rPr>
+          <w:lang w:val="ro-MD"/>
+        </w:rPr>
+        <w:t xml:space="preserve">Pentru o evaluare mai detaliată a celor mai rapide două abordări, în figura 2.3 este reprezentat grafic numărul de iterații pentru metoda dublării rapide comparativ cu metoda bazată pe formula lui Binet, pe o scală logaritmică extinsă. </w:t>
+      </w:r>
+    </w:p>
+    <w:p>
+      <w:pPr>
+        <w:rPr>
+          <w:lang w:val="ro-MD"/>
+        </w:rPr>
+      </w:pPr>
+    </w:p>
+    <w:p>
+      <w:pPr>
+        <w:pStyle w:val="Caption"/>
+        <w:ind w:firstLine="0"/>
+        <w:jc w:val="center"/>
+        <w:rPr>
+          <w:b/>
+          <w:bCs/>
+          <w:i w:val="0"/>
+          <w:iCs w:val="0"/>
+          <w:color w:val="auto"/>
+          <w:sz w:val="24"/>
+          <w:szCs w:val="24"/>
+          <w:lang w:val="ro-MD"/>
+        </w:rPr>
+      </w:pPr>
+      <w:r>
+        <w:rPr>
+          <w:noProof/>
+          <w:lang w:val="ro-MD"/>
+          <w14:ligatures w14:val="standardContextual"/>
+        </w:rPr>
+        <w:drawing>
+          <wp:inline distT="0" distB="0" distL="0" distR="0" wp14:anchorId="6B73711E" wp14:editId="32285997">
+            <wp:extent cx="4417620" cy="2950426"/>
+            <wp:effectExtent l="0" t="0" r="2540" b="2540"/>
+            <wp:docPr id="1369132414" name="Picture 2"/>
+            <wp:cNvGraphicFramePr>
+              <a:graphicFrameLocks xmlns:a="http://schemas.openxmlformats.org/drawingml/2006/main" noChangeAspect="1"/>
+            </wp:cNvGraphicFramePr>
+            <a:graphic xmlns:a="http://schemas.openxmlformats.org/drawingml/2006/main">
+              <a:graphicData uri="http://schemas.openxmlformats.org/drawingml/2006/picture">
+                <pic:pic xmlns:pic="http://schemas.openxmlformats.org/drawingml/2006/picture">
+                  <pic:nvPicPr>
+                    <pic:cNvPr id="0" name="Picture 2"/>
+                    <pic:cNvPicPr>
+                      <a:picLocks noChangeAspect="1" noChangeArrowheads="1"/>
+                    </pic:cNvPicPr>
+                  </pic:nvPicPr>
+                  <pic:blipFill>
+                    <a:blip r:embed="rId15" cstate="print">
+                      <a:extLst>
+                        <a:ext uri="{28A0092B-C50C-407E-A947-70E740481C1C}">
+                          <a14:useLocalDpi xmlns:a14="http://schemas.microsoft.com/office/drawing/2010/main" val="0"/>
+                        </a:ext>
+                      </a:extLst>
+                    </a:blip>
+                    <a:srcRect/>
+                    <a:stretch>
+                      <a:fillRect/>
+                    </a:stretch>
+                  </pic:blipFill>
+                  <pic:spPr bwMode="auto">
+                    <a:xfrm>
+                      <a:off x="0" y="0"/>
+                      <a:ext cx="4433742" cy="2961194"/>
+                    </a:xfrm>
+                    <a:prstGeom prst="rect">
+                      <a:avLst/>
+                    </a:prstGeom>
+                    <a:noFill/>
+                    <a:ln>
+                      <a:noFill/>
+                    </a:ln>
+                  </pic:spPr>
+                </pic:pic>
+              </a:graphicData>
+            </a:graphic>
+          </wp:inline>
+        </w:drawing>
+      </w:r>
+    </w:p>
+    <w:p>
+      <w:pPr>
+        <w:pStyle w:val="Caption"/>
+        <w:ind w:firstLine="0"/>
+        <w:jc w:val="center"/>
+        <w:rPr>
+          <w:b/>
+          <w:bCs/>
+          <w:i w:val="0"/>
+          <w:iCs w:val="0"/>
+          <w:color w:val="auto"/>
+          <w:sz w:val="24"/>
+          <w:szCs w:val="24"/>
+          <w:lang w:val="ro-MD"/>
+        </w:rPr>
+      </w:pPr>
+      <w:r>
+        <w:rPr>
+          <w:b/>
+          <w:bCs/>
+          <w:i w:val="0"/>
+          <w:iCs w:val="0"/>
+          <w:color w:val="auto"/>
+          <w:sz w:val="24"/>
+          <w:szCs w:val="24"/>
+          <w:lang w:val="ro-MD"/>
+        </w:rPr>
+        <w:t>Figura</w:t>
+      </w:r>
+      <w:r>
+        <w:rPr>
+          <w:b/>
+          <w:bCs/>
+          <w:i w:val="0"/>
+          <w:iCs w:val="0"/>
+          <w:color w:val="auto"/>
+          <w:sz w:val="24"/>
+          <w:szCs w:val="24"/>
+          <w:lang w:val="ro-MD"/>
+        </w:rPr>
+        <w:t xml:space="preserve"> </w:t>
+      </w:r>
+      <w:r>
+        <w:rPr>
+          <w:b/>
+          <w:bCs/>
+          <w:i w:val="0"/>
+          <w:iCs w:val="0"/>
+          <w:color w:val="auto"/>
+          <w:sz w:val="24"/>
+          <w:szCs w:val="24"/>
+          <w:lang w:val="ro-MD"/>
+        </w:rPr>
+        <w:t>2</w:t>
+      </w:r>
+      <w:r>
+        <w:rPr>
+          <w:b/>
+          <w:bCs/>
+          <w:i w:val="0"/>
+          <w:iCs w:val="0"/>
+          <w:color w:val="auto"/>
+          <w:sz w:val="24"/>
+          <w:szCs w:val="24"/>
+          <w:lang w:val="ro-MD"/>
+        </w:rPr>
+        <w:t>.</w:t>
+      </w:r>
+      <w:r>
+        <w:rPr>
+          <w:b/>
+          <w:bCs/>
+          <w:i w:val="0"/>
+          <w:iCs w:val="0"/>
+          <w:color w:val="auto"/>
+          <w:sz w:val="24"/>
+          <w:szCs w:val="24"/>
+          <w:lang w:val="ro-MD"/>
+        </w:rPr>
+        <w:t>3</w:t>
+      </w:r>
+      <w:r>
+        <w:rPr>
+          <w:b/>
+          <w:bCs/>
+          <w:i w:val="0"/>
+          <w:iCs w:val="0"/>
+          <w:color w:val="auto"/>
+          <w:sz w:val="24"/>
+          <w:szCs w:val="24"/>
+          <w:lang w:val="ro-MD"/>
+        </w:rPr>
+        <w:t xml:space="preserve"> –</w:t>
+      </w:r>
+      <w:r>
+        <w:rPr>
+          <w:b/>
+          <w:bCs/>
+          <w:i w:val="0"/>
+          <w:iCs w:val="0"/>
+          <w:color w:val="auto"/>
+          <w:sz w:val="24"/>
+          <w:szCs w:val="24"/>
+          <w:lang w:val="ro-MD"/>
+        </w:rPr>
+        <w:t>N</w:t>
+      </w:r>
+      <w:r>
+        <w:rPr>
+          <w:b/>
+          <w:bCs/>
+          <w:i w:val="0"/>
+          <w:iCs w:val="0"/>
+          <w:color w:val="auto"/>
+          <w:sz w:val="24"/>
+          <w:szCs w:val="24"/>
+          <w:lang w:val="ro-MD"/>
+        </w:rPr>
+        <w:t xml:space="preserve">umărul de </w:t>
+      </w:r>
+      <w:r>
+        <w:rPr>
+          <w:b/>
+          <w:bCs/>
+          <w:i w:val="0"/>
+          <w:iCs w:val="0"/>
+          <w:color w:val="auto"/>
+          <w:sz w:val="24"/>
+          <w:szCs w:val="24"/>
+          <w:lang w:val="ro-MD"/>
+        </w:rPr>
+        <w:t>op</w:t>
+      </w:r>
+      <w:r>
+        <w:rPr>
+          <w:b/>
+          <w:bCs/>
+          <w:i w:val="0"/>
+          <w:iCs w:val="0"/>
+          <w:color w:val="auto"/>
+          <w:sz w:val="24"/>
+          <w:szCs w:val="24"/>
+          <w:lang w:val="ro-MD"/>
+        </w:rPr>
+        <w:t>erații pentru metoda dublării rapide și Binet</w:t>
+      </w:r>
+    </w:p>
+    <w:p>
+      <w:pPr>
+        <w:rPr>
+          <w:lang w:val="ro-MD"/>
+        </w:rPr>
+      </w:pPr>
+    </w:p>
+    <w:p>
+      <w:r>
+        <w:t>Analiza comparativă arată că formula Binet menține o complexitate de timp constantă, oferind astfel cea mai rapidă și eficientă soluție pentru calcularea numerelor Fibonacci mari.</w:t>
+      </w:r>
+    </w:p>
+    <w:p>
+      <w:pPr>
+        <w:widowControl/>
+        <w:autoSpaceDE/>
+        <w:autoSpaceDN/>
+        <w:spacing w:after="160" w:line="278" w:lineRule="auto"/>
+        <w:ind w:firstLine="0"/>
+        <w:jc w:val="left"/>
+      </w:pPr>
+      <w:r>
+        <w:br w:type="page"/>
+      </w:r>
+    </w:p>
+    <w:p>
+      <w:pPr>
         <w:pStyle w:val="Capitol"/>
-      </w:pPr>
-      <w:bookmarkStart w:id="8" w:name="_Toc241164430"/>
-      <w:r>
+        <w:rPr>
+          <w:sz w:val="26"/>
+          <w:szCs w:val="26"/>
+        </w:rPr>
+      </w:pPr>
+      <w:bookmarkStart w:id="9" w:name="_Toc241703004"/>
+      <w:r>
+        <w:rPr>
+          <w:sz w:val="26"/>
+          <w:szCs w:val="26"/>
+        </w:rPr>
         <w:lastRenderedPageBreak/>
-        <w:t>CONCLUZI</w:t>
-      </w:r>
-      <w:r>
-        <w:t>I</w:t>
-      </w:r>
-      <w:bookmarkEnd w:id="8"/>
+        <w:t>CONCLUZII</w:t>
+      </w:r>
+      <w:bookmarkEnd w:id="9"/>
     </w:p>
     <w:p>
       <w:pPr>
@@ -7911,24 +9959,6 @@
     </w:p>
     <w:p>
       <w:pPr>
-        <w:rPr>
-          <w:lang w:val="en-GB"/>
-        </w:rPr>
-      </w:pPr>
-      <w:r>
-        <w:rPr>
-          <w:lang w:val="en-GB"/>
-        </w:rPr>
-        <w:t>Din datele experimentale obținute în urma testării s-au extras următoarele concluzii pentru fiecare metodă:</w:t>
-      </w:r>
-    </w:p>
-    <w:p>
-      <w:pPr>
-        <w:pStyle w:val="ListParagraph"/>
-        <w:numPr>
-          <w:ilvl w:val="0"/>
-          <w:numId w:val="3"/>
-        </w:numPr>
         <w:rPr>
           <w:lang w:val="en-GB"/>
         </w:rPr>
@@ -8126,130 +10156,162 @@
         <w:rPr>
           <w:lang w:val="en-GB"/>
         </w:rPr>
+        <w:t xml:space="preserve">. Așa cum este ilustrat în </w:t>
+      </w:r>
+      <w:r>
+        <w:rPr>
+          <w:lang w:val="en-GB"/>
+        </w:rPr>
+        <w:t>t</w:t>
+      </w:r>
+      <w:r>
+        <w:rPr>
+          <w:lang w:val="en-GB"/>
+        </w:rPr>
+        <w:t xml:space="preserve">abelul 1.1 și </w:t>
+      </w:r>
+      <w:r>
+        <w:rPr>
+          <w:lang w:val="en-GB"/>
+        </w:rPr>
+        <w:t>f</w:t>
+      </w:r>
+      <w:r>
+        <w:rPr>
+          <w:lang w:val="en-GB"/>
+        </w:rPr>
+        <w:t>igura 1.1, numărul de operații elementare crește extrem</w:t>
+      </w:r>
+      <w:r>
+        <w:rPr>
+          <w:lang w:val="en-GB"/>
+        </w:rPr>
+        <w:t xml:space="preserve"> </w:t>
+      </w:r>
+      <w:r>
+        <w:rPr>
+          <w:lang w:val="en-GB"/>
+        </w:rPr>
+        <w:t xml:space="preserve">odată cu valoarea lui n, din cauza recalculării repetate a subproblemelor. Această abordare devine </w:t>
+      </w:r>
+      <w:r>
+        <w:rPr>
+          <w:lang w:val="en-GB"/>
+        </w:rPr>
+        <w:t>ineficient</w:t>
+      </w:r>
+      <w:r>
+        <w:rPr>
+          <w:lang w:val="ro-MD"/>
+        </w:rPr>
+        <w:t>ă</w:t>
+      </w:r>
+      <w:r>
+        <w:rPr>
+          <w:lang w:val="en-GB"/>
+        </w:rPr>
+        <w:t xml:space="preserve"> pentru valori mai mari de n = 35, motiv pentru care testarea sa a fost oprită la termenul al </w:t>
+      </w:r>
+      <w:r>
+        <w:rPr>
+          <w:lang w:val="en-GB"/>
+        </w:rPr>
+        <w:t>34</w:t>
+      </w:r>
+      <w:r>
+        <w:rPr>
+          <w:lang w:val="en-GB"/>
+        </w:rPr>
+        <w:t>-lea</w:t>
+      </w:r>
+      <w:r>
+        <w:rPr>
+          <w:lang w:val="en-US"/>
+        </w:rPr>
+        <w:t>;</w:t>
+      </w:r>
+    </w:p>
+    <w:p>
+      <w:pPr>
+        <w:rPr>
+          <w:lang w:val="en-GB"/>
+        </w:rPr>
+      </w:pPr>
+      <w:r>
+        <w:rPr>
+          <w:lang w:val="en-GB"/>
+        </w:rPr>
+        <w:t xml:space="preserve">Metoda iterativă elimină neajunsurile </w:t>
+      </w:r>
+      <w:r>
+        <w:rPr>
+          <w:lang w:val="en-GB"/>
+        </w:rPr>
+        <w:t>metodei</w:t>
+      </w:r>
+      <w:r>
+        <w:rPr>
+          <w:lang w:val="en-GB"/>
+        </w:rPr>
+        <w:t xml:space="preserve"> recursive prin </w:t>
+      </w:r>
+      <w:r>
+        <w:rPr>
+          <w:lang w:val="en-GB"/>
+        </w:rPr>
+        <w:t>păstrarea</w:t>
+      </w:r>
+      <w:r>
+        <w:rPr>
+          <w:lang w:val="en-GB"/>
+        </w:rPr>
+        <w:t xml:space="preserve"> stării curente în variabile temporare, reducând complexitatea la un nivel liniar O(n). Datele prezentate în </w:t>
+      </w:r>
+      <w:r>
+        <w:rPr>
+          <w:lang w:val="en-GB"/>
+        </w:rPr>
+        <w:t>t</w:t>
+      </w:r>
+      <w:r>
+        <w:rPr>
+          <w:lang w:val="en-GB"/>
+        </w:rPr>
+        <w:t xml:space="preserve">abelul 1.2 și </w:t>
+      </w:r>
+      <w:r>
+        <w:rPr>
+          <w:lang w:val="en-GB"/>
+        </w:rPr>
+        <w:t>f</w:t>
+      </w:r>
+      <w:r>
+        <w:rPr>
+          <w:lang w:val="en-GB"/>
+        </w:rPr>
+        <w:t>igura 1.2 demonstrează că numărul de operații crește direct proporțional cu n</w:t>
+      </w:r>
+      <w:r>
+        <w:rPr>
+          <w:lang w:val="en-GB"/>
+        </w:rPr>
         <w:t xml:space="preserve">. </w:t>
       </w:r>
       <w:r>
         <w:rPr>
           <w:lang w:val="en-GB"/>
         </w:rPr>
-        <w:t>Așa cum este ilustrat în Tabelul 1.1 și Figura 1.1, numărul de operații elementare crește extrem</w:t>
+        <w:t>Metoda oferă un echilibru între simplitatea implementării și consumul de resurse, fiind opțiunea optimă pentru calcule uzuale cu valori mici și medii</w:t>
       </w:r>
       <w:r>
         <w:rPr>
           <w:lang w:val="en-GB"/>
         </w:rPr>
-        <w:t xml:space="preserve"> </w:t>
-      </w:r>
-      <w:r>
-        <w:rPr>
-          <w:lang w:val="en-GB"/>
-        </w:rPr>
-        <w:t xml:space="preserve">odată cu valoarea lui n, din cauza recalculării repetate a subproblemelor. Această abordare devine </w:t>
-      </w:r>
-      <w:r>
-        <w:rPr>
-          <w:lang w:val="en-GB"/>
-        </w:rPr>
-        <w:t>ineficient</w:t>
-      </w:r>
-      <w:r>
-        <w:rPr>
-          <w:lang w:val="ro-MD"/>
-        </w:rPr>
-        <w:t>ă</w:t>
-      </w:r>
-      <w:r>
-        <w:rPr>
-          <w:lang w:val="en-GB"/>
-        </w:rPr>
-        <w:t xml:space="preserve"> pentru valori mai mari de n = 35, motiv pentru care testarea sa a fost oprită la termenul al </w:t>
-      </w:r>
-      <w:r>
-        <w:rPr>
-          <w:lang w:val="en-GB"/>
-        </w:rPr>
-        <w:t>34</w:t>
-      </w:r>
-      <w:r>
-        <w:rPr>
-          <w:lang w:val="en-GB"/>
-        </w:rPr>
-        <w:t>-lea</w:t>
-      </w:r>
-      <w:r>
-        <w:rPr>
-          <w:lang w:val="en-US"/>
-        </w:rPr>
         <w:t>;</w:t>
       </w:r>
     </w:p>
     <w:p>
       <w:pPr>
-        <w:pStyle w:val="ListParagraph"/>
-        <w:numPr>
-          <w:ilvl w:val="0"/>
-          <w:numId w:val="3"/>
-        </w:numPr>
-        <w:rPr>
-          <w:lang w:val="en-GB"/>
-        </w:rPr>
-      </w:pPr>
-      <w:r>
-        <w:rPr>
-          <w:lang w:val="en-GB"/>
-        </w:rPr>
-        <w:t xml:space="preserve">Metoda iterativă elimină neajunsurile </w:t>
-      </w:r>
-      <w:r>
-        <w:rPr>
-          <w:lang w:val="en-GB"/>
-        </w:rPr>
-        <w:t>metodei</w:t>
-      </w:r>
-      <w:r>
-        <w:rPr>
-          <w:lang w:val="en-GB"/>
-        </w:rPr>
-        <w:t xml:space="preserve"> recursive prin </w:t>
-      </w:r>
-      <w:r>
-        <w:rPr>
-          <w:lang w:val="en-GB"/>
-        </w:rPr>
-        <w:t>păstrarea</w:t>
-      </w:r>
-      <w:r>
-        <w:rPr>
-          <w:lang w:val="en-GB"/>
-        </w:rPr>
-        <w:t xml:space="preserve"> stării curente în variabile temporare, reducând complexitatea la un nivel liniar O(n). Datele prezentate în Tabelul 1.2 și Figura 1.2 demonstrează că numărul de operații crește direct proporțional cu n</w:t>
-      </w:r>
-      <w:r>
-        <w:rPr>
-          <w:lang w:val="en-GB"/>
-        </w:rPr>
-        <w:t xml:space="preserve">. </w:t>
-      </w:r>
-      <w:r>
-        <w:rPr>
-          <w:lang w:val="en-GB"/>
-        </w:rPr>
-        <w:t>Metoda oferă un echilibru între simplitatea implementării și consumul de resurse, fiind opțiunea optimă pentru calcule uzuale cu valori mici și medii</w:t>
-      </w:r>
-      <w:r>
-        <w:rPr>
-          <w:lang w:val="en-GB"/>
-        </w:rPr>
-        <w:t>;</w:t>
-      </w:r>
-    </w:p>
-    <w:p>
-      <w:pPr>
-        <w:pStyle w:val="ListParagraph"/>
-        <w:numPr>
-          <w:ilvl w:val="0"/>
-          <w:numId w:val="3"/>
-        </w:numPr>
         <w:rPr>
           <w:lang w:val="en-GB"/>
         </w:rPr>
@@ -8330,12 +10392,48 @@
         <w:rPr>
           <w:lang w:val="en-GB"/>
         </w:rPr>
-        <w:t xml:space="preserve">Așa cum indică Tabelul 1.3, Figura 1.3 și Figura 2.3, volumul de calcul rămâne scăzut chiar și la intervale mari ale lui n, </w:t>
+        <w:t xml:space="preserve">Așa cum indică </w:t>
       </w:r>
       <w:r>
         <w:rPr>
           <w:lang w:val="en-GB"/>
         </w:rPr>
+        <w:t>t</w:t>
+      </w:r>
+      <w:r>
+        <w:rPr>
+          <w:lang w:val="en-GB"/>
+        </w:rPr>
+        <w:t xml:space="preserve">abelul 1.3, </w:t>
+      </w:r>
+      <w:r>
+        <w:rPr>
+          <w:lang w:val="en-GB"/>
+        </w:rPr>
+        <w:t>f</w:t>
+      </w:r>
+      <w:r>
+        <w:rPr>
+          <w:lang w:val="en-GB"/>
+        </w:rPr>
+        <w:t xml:space="preserve">igura 1.3 și </w:t>
+      </w:r>
+      <w:r>
+        <w:rPr>
+          <w:lang w:val="en-GB"/>
+        </w:rPr>
+        <w:t>f</w:t>
+      </w:r>
+      <w:r>
+        <w:rPr>
+          <w:lang w:val="en-GB"/>
+        </w:rPr>
+        <w:t xml:space="preserve">igura 2.3, volumul de calcul rămâne scăzut chiar și la intervale mari ale lui n, </w:t>
+      </w:r>
+      <w:r>
+        <w:rPr>
+          <w:lang w:val="en-GB"/>
+        </w:rPr>
         <w:t>datorită căruia</w:t>
       </w:r>
       <w:r>
@@ -8377,11 +10475,6 @@
     </w:p>
     <w:p>
       <w:pPr>
-        <w:pStyle w:val="ListParagraph"/>
-        <w:numPr>
-          <w:ilvl w:val="0"/>
-          <w:numId w:val="3"/>
-        </w:numPr>
         <w:rPr>
           <w:lang w:val="en-GB"/>
         </w:rPr>
@@ -8390,12 +10483,36 @@
         <w:rPr>
           <w:lang w:val="en-GB"/>
         </w:rPr>
-        <w:t xml:space="preserve">Formula lui Binet reprezintă metoda cu cea mai înaltă performanță teoretică, având o complexitate constantă O(1). După cum este evidențiat în Tabelul 1.4 și Figura 1.4, calculul se efectuează printr-o singură </w:t>
+        <w:t xml:space="preserve">Formula lui Binet reprezintă metoda cu cea mai înaltă performanță teoretică, având o complexitate constantă O(1). După cum este evidențiat în </w:t>
       </w:r>
       <w:r>
         <w:rPr>
           <w:lang w:val="en-GB"/>
         </w:rPr>
+        <w:t>t</w:t>
+      </w:r>
+      <w:r>
+        <w:rPr>
+          <w:lang w:val="en-GB"/>
+        </w:rPr>
+        <w:t xml:space="preserve">abelul 1.4 și </w:t>
+      </w:r>
+      <w:r>
+        <w:rPr>
+          <w:lang w:val="en-GB"/>
+        </w:rPr>
+        <w:t>f</w:t>
+      </w:r>
+      <w:r>
+        <w:rPr>
+          <w:lang w:val="en-GB"/>
+        </w:rPr>
+        <w:t xml:space="preserve">igura 1.4, calculul se efectuează printr-o singură </w:t>
+      </w:r>
+      <w:r>
+        <w:rPr>
+          <w:lang w:val="en-GB"/>
+        </w:rPr>
         <w:t>formulă</w:t>
       </w:r>
       <w:r>
@@ -8415,7 +10532,43 @@
         <w:rPr>
           <w:lang w:val="en-GB"/>
         </w:rPr>
-        <w:t>În concluzie, analiza comparativă centralizată în Capitolul 2 (Figura 2.1, Figura 2.2 și Figura 2.3) confirmă faptul că alegerea algoritmului potrivit depinde în mod direct de cerințele specifice ale aplicației. Pentru calcule uzuale se recomandă abordarea iterativă, în timp ce pentru procesarea numerelor Fibonacci mari, metodele bazate pe dublarea rapidă și formula Binet constituie singurele soluții eficiente ce garantează stabilitatea și utilizarea rațională a resurselor de calcul.</w:t>
+        <w:t>În concluzie, analiza comparativă centralizată în Capitolul 2 (</w:t>
+      </w:r>
+      <w:r>
+        <w:rPr>
+          <w:lang w:val="en-GB"/>
+        </w:rPr>
+        <w:t>f</w:t>
+      </w:r>
+      <w:r>
+        <w:rPr>
+          <w:lang w:val="en-GB"/>
+        </w:rPr>
+        <w:t xml:space="preserve">igura 2.1, </w:t>
+      </w:r>
+      <w:r>
+        <w:rPr>
+          <w:lang w:val="en-GB"/>
+        </w:rPr>
+        <w:t>f</w:t>
+      </w:r>
+      <w:r>
+        <w:rPr>
+          <w:lang w:val="en-GB"/>
+        </w:rPr>
+        <w:t xml:space="preserve">igura 2.2 și </w:t>
+      </w:r>
+      <w:r>
+        <w:rPr>
+          <w:lang w:val="en-GB"/>
+        </w:rPr>
+        <w:t>f</w:t>
+      </w:r>
+      <w:r>
+        <w:rPr>
+          <w:lang w:val="en-GB"/>
+        </w:rPr>
+        <w:t>igura 2.3) confirmă faptul că alegerea algoritmului potrivit depinde în mod direct de cerințele specifice ale aplicației. Pentru calcule uzuale se recomandă abordarea iterativă, în timp ce pentru procesarea numerelor Fibonacci mari, metodele bazate pe dublarea rapidă și formula Binet constituie singurele soluții eficiente ce garantează stabilitatea și utilizarea rațională a resurselor de calcul.</w:t>
       </w:r>
     </w:p>
     <w:p>
@@ -8440,13 +10593,21 @@
     <w:p>
       <w:pPr>
         <w:pStyle w:val="Capitol"/>
-      </w:pPr>
-      <w:bookmarkStart w:id="9" w:name="_Toc241164431"/>
-      <w:r>
+        <w:rPr>
+          <w:sz w:val="26"/>
+          <w:szCs w:val="26"/>
+        </w:rPr>
+      </w:pPr>
+      <w:bookmarkStart w:id="10" w:name="_Toc241703005"/>
+      <w:r>
+        <w:rPr>
+          <w:sz w:val="26"/>
+          <w:szCs w:val="26"/>
+        </w:rPr>
         <w:lastRenderedPageBreak/>
         <w:t>ANEXA A</w:t>
       </w:r>
-      <w:bookmarkEnd w:id="9"/>
+      <w:bookmarkEnd w:id="10"/>
     </w:p>
     <w:p>
       <w:pPr>
@@ -8740,13 +10901,7 @@
         <w:pStyle w:val="Cod"/>
       </w:pPr>
       <w:r>
-        <w:t>def fib</w:t>
-      </w:r>
-      <w:r>
-        <w:t>007A</w:t>
-      </w:r>
-      <w:r>
-        <w:t>2(n, c: Counter):</w:t>
+        <w:t>def fib2(n, c: Counter):</w:t>
       </w:r>
     </w:p>
     <w:p>
@@ -9191,7 +11346,13 @@
         <w:pStyle w:val="Cod"/>
       </w:pPr>
       <w:r>
-        <w:t>def _fmt_fn(valoare):</w:t>
+        <w:t xml:space="preserve">def </w:t>
+      </w:r>
+      <w:r>
+        <w:t>format_val</w:t>
+      </w:r>
+      <w:r>
+        <w:t>(valoare):</w:t>
       </w:r>
     </w:p>
     <w:p>
@@ -9242,674 +11403,2409 @@
     <w:p>
       <w:pPr>
         <w:pStyle w:val="Cod"/>
-      </w:pPr>
-      <w:r>
+        <w:rPr>
+          <w:lang w:val="en-US"/>
+        </w:rPr>
+      </w:pPr>
+      <w:r>
+        <w:rPr>
+          <w:lang w:val="en-US"/>
+        </w:rPr>
         <w:t>def analizeaza_algoritm(func, nume, n_values, eticheta_iteratii):</w:t>
       </w:r>
     </w:p>
     <w:p>
       <w:pPr>
         <w:pStyle w:val="Cod"/>
-      </w:pPr>
-      <w:r>
-        <w:t>    randuri = []</w:t>
-      </w:r>
-    </w:p>
-    <w:p>
-      <w:pPr>
-        <w:pStyle w:val="Cod"/>
-      </w:pPr>
-      <w:r>
-        <w:t>    for n in n_values:</w:t>
-      </w:r>
-    </w:p>
-    <w:p>
-      <w:pPr>
-        <w:pStyle w:val="Cod"/>
-      </w:pPr>
-      <w:r>
-        <w:t>        rezultat, c = masoara(func, n)</w:t>
-      </w:r>
-    </w:p>
-    <w:p>
-      <w:pPr>
-        <w:pStyle w:val="Cod"/>
-      </w:pPr>
-      <w:r>
-        <w:t>        f_n_afisat = _fmt_fn(rezultat)</w:t>
-      </w:r>
-    </w:p>
-    <w:p>
-      <w:pPr>
-        <w:pStyle w:val="Cod"/>
-      </w:pPr>
-      <w:r>
+        <w:rPr>
+          <w:lang w:val="en-US"/>
+        </w:rPr>
+      </w:pPr>
+      <w:r>
+        <w:rPr>
+          <w:lang w:val="en-US"/>
+        </w:rPr>
+        <w:t xml:space="preserve">    randuri </w:t>
+      </w:r>
+      <w:r>
+        <w:rPr>
+          <w:b/>
+          <w:bCs/>
+          <w:lang w:val="en-US"/>
+        </w:rPr>
+        <w:t>=</w:t>
+      </w:r>
+      <w:r>
+        <w:rPr>
+          <w:lang w:val="en-US"/>
+        </w:rPr>
+        <w:t xml:space="preserve"> []</w:t>
+      </w:r>
+    </w:p>
+    <w:p>
+      <w:pPr>
+        <w:pStyle w:val="Cod"/>
+        <w:rPr>
+          <w:lang w:val="en-US"/>
+        </w:rPr>
+      </w:pPr>
+      <w:r>
+        <w:rPr>
+          <w:lang w:val="en-US"/>
+        </w:rPr>
+        <w:t xml:space="preserve">    </w:t>
+      </w:r>
+      <w:r>
+        <w:rPr>
+          <w:b/>
+          <w:bCs/>
+          <w:lang w:val="en-US"/>
+        </w:rPr>
+        <w:t>for</w:t>
+      </w:r>
+      <w:r>
+        <w:rPr>
+          <w:lang w:val="en-US"/>
+        </w:rPr>
+        <w:t xml:space="preserve"> n </w:t>
+      </w:r>
+      <w:r>
+        <w:rPr>
+          <w:b/>
+          <w:bCs/>
+          <w:lang w:val="en-US"/>
+        </w:rPr>
+        <w:t>in</w:t>
+      </w:r>
+      <w:r>
+        <w:rPr>
+          <w:lang w:val="en-US"/>
+        </w:rPr>
+        <w:t xml:space="preserve"> n_values:</w:t>
+      </w:r>
+    </w:p>
+    <w:p>
+      <w:pPr>
+        <w:pStyle w:val="Cod"/>
+        <w:rPr>
+          <w:lang w:val="en-US"/>
+        </w:rPr>
+      </w:pPr>
+      <w:r>
+        <w:rPr>
+          <w:lang w:val="en-US"/>
+        </w:rPr>
+        <w:t xml:space="preserve">        rezultat, c </w:t>
+      </w:r>
+      <w:r>
+        <w:rPr>
+          <w:b/>
+          <w:bCs/>
+          <w:lang w:val="en-US"/>
+        </w:rPr>
+        <w:t>=</w:t>
+      </w:r>
+      <w:r>
+        <w:rPr>
+          <w:lang w:val="en-US"/>
+        </w:rPr>
+        <w:t xml:space="preserve"> masoara(func, n)</w:t>
+      </w:r>
+    </w:p>
+    <w:p>
+      <w:pPr>
+        <w:pStyle w:val="Cod"/>
+        <w:rPr>
+          <w:lang w:val="en-US"/>
+        </w:rPr>
+      </w:pPr>
+      <w:r>
+        <w:rPr>
+          <w:lang w:val="en-US"/>
+        </w:rPr>
+        <w:t xml:space="preserve">        f_n_exact, f_n_afisat </w:t>
+      </w:r>
+      <w:r>
+        <w:rPr>
+          <w:b/>
+          <w:bCs/>
+          <w:lang w:val="en-US"/>
+        </w:rPr>
+        <w:t>=</w:t>
+      </w:r>
+      <w:r>
+        <w:rPr>
+          <w:lang w:val="en-US"/>
+        </w:rPr>
+        <w:t xml:space="preserve"> format_val(rezultat)</w:t>
+      </w:r>
+    </w:p>
+    <w:p>
+      <w:pPr>
+        <w:pStyle w:val="Cod"/>
+        <w:rPr>
+          <w:lang w:val="en-US"/>
+        </w:rPr>
+      </w:pPr>
+      <w:r>
+        <w:rPr>
+          <w:lang w:val="en-US"/>
+        </w:rPr>
         <w:t>        randuri.append({</w:t>
       </w:r>
     </w:p>
     <w:p>
       <w:pPr>
         <w:pStyle w:val="Cod"/>
-      </w:pPr>
-      <w:r>
+        <w:rPr>
+          <w:lang w:val="en-US"/>
+        </w:rPr>
+      </w:pPr>
+      <w:r>
+        <w:rPr>
+          <w:lang w:val="en-US"/>
+        </w:rPr>
         <w:t>            "n": n,</w:t>
       </w:r>
     </w:p>
     <w:p>
       <w:pPr>
         <w:pStyle w:val="Cod"/>
-      </w:pPr>
-      <w:r>
+        <w:rPr>
+          <w:lang w:val="en-US"/>
+        </w:rPr>
+      </w:pPr>
+      <w:r>
+        <w:rPr>
+          <w:lang w:val="en-US"/>
+        </w:rPr>
         <w:t>            "F(n)": f_n_afisat,</w:t>
       </w:r>
     </w:p>
     <w:p>
       <w:pPr>
         <w:pStyle w:val="Cod"/>
-      </w:pPr>
-      <w:r>
+        <w:rPr>
+          <w:lang w:val="en-US"/>
+        </w:rPr>
+      </w:pPr>
+      <w:r>
+        <w:rPr>
+          <w:lang w:val="en-US"/>
+        </w:rPr>
         <w:t>            eticheta_iteratii: c.iteratii_apeluri,</w:t>
       </w:r>
     </w:p>
     <w:p>
       <w:pPr>
         <w:pStyle w:val="Cod"/>
-      </w:pPr>
-      <w:r>
+        <w:rPr>
+          <w:lang w:val="en-US"/>
+        </w:rPr>
+      </w:pPr>
+      <w:r>
+        <w:rPr>
+          <w:lang w:val="en-US"/>
+        </w:rPr>
         <w:t>            "Nop (aritmetice)": c.aritmetice,</w:t>
       </w:r>
     </w:p>
     <w:p>
       <w:pPr>
         <w:pStyle w:val="Cod"/>
-      </w:pPr>
-      <w:r>
+        <w:rPr>
+          <w:lang w:val="en-US"/>
+        </w:rPr>
+      </w:pPr>
+      <w:r>
+        <w:rPr>
+          <w:lang w:val="en-US"/>
+        </w:rPr>
         <w:t>            "Nop (comparatii)": c.comparatii,</w:t>
       </w:r>
     </w:p>
     <w:p>
       <w:pPr>
         <w:pStyle w:val="Cod"/>
-      </w:pPr>
-      <w:r>
+        <w:rPr>
+          <w:lang w:val="en-US"/>
+        </w:rPr>
+      </w:pPr>
+      <w:r>
+        <w:rPr>
+          <w:lang w:val="en-US"/>
+        </w:rPr>
         <w:t>            "Nop (logice)": c.logice,</w:t>
       </w:r>
     </w:p>
     <w:p>
       <w:pPr>
         <w:pStyle w:val="Cod"/>
-      </w:pPr>
-      <w:r>
+        <w:rPr>
+          <w:lang w:val="en-US"/>
+        </w:rPr>
+      </w:pPr>
+      <w:r>
+        <w:rPr>
+          <w:lang w:val="en-US"/>
+        </w:rPr>
         <w:t>            "Nop (total)": c.Nop,</w:t>
       </w:r>
     </w:p>
     <w:p>
       <w:pPr>
         <w:pStyle w:val="Cod"/>
-      </w:pPr>
-      <w:r>
+        <w:rPr>
+          <w:lang w:val="en-US"/>
+        </w:rPr>
+      </w:pPr>
+      <w:r>
+        <w:rPr>
+          <w:lang w:val="en-US"/>
+        </w:rPr>
         <w:t>        })</w:t>
       </w:r>
     </w:p>
     <w:p>
       <w:pPr>
         <w:pStyle w:val="Cod"/>
-      </w:pPr>
-      <w:r>
-        <w:t>    df = pd.DataFrame(randuri)</w:t>
-      </w:r>
-    </w:p>
-    <w:p>
-      <w:pPr>
-        <w:pStyle w:val="Cod"/>
-      </w:pPr>
-      <w:r>
-        <w:t>    print(f"\n=== Analiza empirica separata: {nume} ===")</w:t>
-      </w:r>
-    </w:p>
-    <w:p>
-      <w:pPr>
-        <w:pStyle w:val="Cod"/>
-      </w:pPr>
-      <w:r>
-        <w:t>    print(df.to_string(index=False))</w:t>
-      </w:r>
-    </w:p>
-    <w:p>
-      <w:pPr>
-        <w:pStyle w:val="Cod"/>
-      </w:pPr>
-      <w:r>
-        <w:t>    return df</w:t>
-      </w:r>
-    </w:p>
-    <w:p>
-      <w:pPr>
-        <w:pStyle w:val="Cod"/>
-      </w:pPr>
-    </w:p>
-    <w:p>
-      <w:pPr>
-        <w:pStyle w:val="Cod"/>
-      </w:pPr>
-      <w:r>
-        <w:t>if __name__ == "__main__":</w:t>
-      </w:r>
-    </w:p>
-    <w:p>
-      <w:pPr>
-        <w:pStyle w:val="Cod"/>
-      </w:pPr>
-    </w:p>
-    <w:p>
-      <w:pPr>
-        <w:pStyle w:val="Cod"/>
-      </w:pPr>
-      <w:r>
-        <w:t>    OUT = "C:/Users/Cula Cristian/Downloads/files/"</w:t>
-      </w:r>
-    </w:p>
-    <w:p>
-      <w:pPr>
-        <w:pStyle w:val="Cod"/>
-      </w:pPr>
-    </w:p>
-    <w:p>
-      <w:pPr>
-        <w:pStyle w:val="Cod"/>
-      </w:pPr>
-      <w:r>
+        <w:rPr>
+          <w:lang w:val="en-US"/>
+        </w:rPr>
+      </w:pPr>
+      <w:r>
+        <w:rPr>
+          <w:lang w:val="en-US"/>
+        </w:rPr>
+        <w:t xml:space="preserve">    df </w:t>
+      </w:r>
+      <w:r>
+        <w:rPr>
+          <w:b/>
+          <w:bCs/>
+          <w:lang w:val="en-US"/>
+        </w:rPr>
+        <w:t>=</w:t>
+      </w:r>
+      <w:r>
+        <w:rPr>
+          <w:lang w:val="en-US"/>
+        </w:rPr>
+        <w:t xml:space="preserve"> pd.DataFrame(randuri)</w:t>
+      </w:r>
+    </w:p>
+    <w:p>
+      <w:pPr>
+        <w:pStyle w:val="Cod"/>
+        <w:rPr>
+          <w:lang w:val="en-US"/>
+        </w:rPr>
+      </w:pPr>
+      <w:r>
+        <w:rPr>
+          <w:lang w:val="en-US"/>
+        </w:rPr>
+        <w:t>    print(f"</w:t>
+      </w:r>
+      <w:r>
+        <w:rPr>
+          <w:b/>
+          <w:bCs/>
+          <w:lang w:val="en-US"/>
+        </w:rPr>
+        <w:t>\n</w:t>
+      </w:r>
+      <w:r>
+        <w:rPr>
+          <w:lang w:val="en-US"/>
+        </w:rPr>
+        <w:t xml:space="preserve">=== Analiza empirica separata: </w:t>
+      </w:r>
+      <w:r>
+        <w:rPr>
+          <w:b/>
+          <w:bCs/>
+          <w:lang w:val="en-US"/>
+        </w:rPr>
+        <w:t>{</w:t>
+      </w:r>
+      <w:r>
+        <w:rPr>
+          <w:lang w:val="en-US"/>
+        </w:rPr>
+        <w:t>nume</w:t>
+      </w:r>
+      <w:r>
+        <w:rPr>
+          <w:b/>
+          <w:bCs/>
+          <w:lang w:val="en-US"/>
+        </w:rPr>
+        <w:t>}</w:t>
+      </w:r>
+      <w:r>
+        <w:rPr>
+          <w:lang w:val="en-US"/>
+        </w:rPr>
+        <w:t xml:space="preserve"> ===")</w:t>
+      </w:r>
+    </w:p>
+    <w:p>
+      <w:pPr>
+        <w:pStyle w:val="Cod"/>
+        <w:rPr>
+          <w:lang w:val="en-US"/>
+        </w:rPr>
+      </w:pPr>
+      <w:r>
+        <w:rPr>
+          <w:lang w:val="en-US"/>
+        </w:rPr>
+        <w:t>    print(df.to_string(index</w:t>
+      </w:r>
+      <w:r>
+        <w:rPr>
+          <w:b/>
+          <w:bCs/>
+          <w:lang w:val="en-US"/>
+        </w:rPr>
+        <w:t>=False</w:t>
+      </w:r>
+      <w:r>
+        <w:rPr>
+          <w:lang w:val="en-US"/>
+        </w:rPr>
+        <w:t>))</w:t>
+      </w:r>
+    </w:p>
+    <w:p>
+      <w:pPr>
+        <w:pStyle w:val="Cod"/>
+        <w:rPr>
+          <w:lang w:val="en-US"/>
+        </w:rPr>
+      </w:pPr>
+      <w:r>
+        <w:rPr>
+          <w:lang w:val="en-US"/>
+        </w:rPr>
+        <w:t xml:space="preserve">    </w:t>
+      </w:r>
+      <w:r>
+        <w:rPr>
+          <w:b/>
+          <w:bCs/>
+          <w:lang w:val="en-US"/>
+        </w:rPr>
+        <w:t>return</w:t>
+      </w:r>
+      <w:r>
+        <w:rPr>
+          <w:lang w:val="en-US"/>
+        </w:rPr>
+        <w:t xml:space="preserve"> df</w:t>
+      </w:r>
+    </w:p>
+    <w:p>
+      <w:pPr>
+        <w:pStyle w:val="Cod"/>
+      </w:pPr>
+    </w:p>
+    <w:p>
+      <w:pPr>
+        <w:pStyle w:val="Cod"/>
+        <w:rPr>
+          <w:lang w:val="en-US"/>
+        </w:rPr>
+      </w:pPr>
+      <w:r>
+        <w:rPr>
+          <w:b/>
+          <w:bCs/>
+          <w:lang w:val="en-US"/>
+        </w:rPr>
+        <w:t>OUT</w:t>
+      </w:r>
+      <w:r>
+        <w:rPr>
+          <w:lang w:val="en-US"/>
+        </w:rPr>
+        <w:t xml:space="preserve"> </w:t>
+      </w:r>
+      <w:r>
+        <w:rPr>
+          <w:b/>
+          <w:bCs/>
+          <w:lang w:val="en-US"/>
+        </w:rPr>
+        <w:t>=</w:t>
+      </w:r>
+      <w:r>
+        <w:rPr>
+          <w:lang w:val="en-US"/>
+        </w:rPr>
+        <w:t xml:space="preserve"> "C:/Users/Cula Cristian/Documents/Laboratoare-Lucrari-UTM/an2sem3/apa/lab1"</w:t>
+      </w:r>
+    </w:p>
+    <w:p>
+      <w:pPr>
+        <w:pStyle w:val="Cod"/>
+        <w:rPr>
+          <w:lang w:val="en-US"/>
+        </w:rPr>
+      </w:pPr>
+    </w:p>
+    <w:p>
+      <w:pPr>
+        <w:pStyle w:val="Cod"/>
+        <w:rPr>
+          <w:lang w:val="en-US"/>
+        </w:rPr>
+      </w:pPr>
+      <w:r>
+        <w:rPr>
+          <w:lang w:val="en-US"/>
+        </w:rPr>
+        <w:t xml:space="preserve">n_fib1 </w:t>
+      </w:r>
+      <w:r>
+        <w:rPr>
+          <w:b/>
+          <w:bCs/>
+          <w:lang w:val="en-US"/>
+        </w:rPr>
+        <w:t>=</w:t>
+      </w:r>
+      <w:r>
+        <w:rPr>
+          <w:lang w:val="en-US"/>
+        </w:rPr>
+        <w:t xml:space="preserve"> list(range(</w:t>
+      </w:r>
+      <w:r>
+        <w:rPr>
+          <w:b/>
+          <w:bCs/>
+          <w:lang w:val="en-US"/>
+        </w:rPr>
+        <w:t>2</w:t>
+      </w:r>
+      <w:r>
+        <w:rPr>
+          <w:lang w:val="en-US"/>
+        </w:rPr>
+        <w:t xml:space="preserve">, </w:t>
+      </w:r>
+      <w:r>
+        <w:rPr>
+          <w:b/>
+          <w:bCs/>
+          <w:lang w:val="en-US"/>
+        </w:rPr>
+        <w:t>35</w:t>
+      </w:r>
+      <w:r>
+        <w:rPr>
+          <w:lang w:val="en-US"/>
+        </w:rPr>
+        <w:t xml:space="preserve">, </w:t>
+      </w:r>
+      <w:r>
+        <w:rPr>
+          <w:b/>
+          <w:bCs/>
+          <w:lang w:val="en-US"/>
+        </w:rPr>
+        <w:t>2</w:t>
+      </w:r>
+      <w:r>
+        <w:rPr>
+          <w:lang w:val="en-US"/>
+        </w:rPr>
+        <w:t>))</w:t>
+      </w:r>
+    </w:p>
+    <w:p>
+      <w:pPr>
+        <w:pStyle w:val="Cod"/>
+        <w:rPr>
+          <w:lang w:val="en-US"/>
+        </w:rPr>
+      </w:pPr>
+      <w:r>
+        <w:rPr>
+          <w:lang w:val="en-US"/>
+        </w:rPr>
+        <w:t xml:space="preserve">df_fib1 </w:t>
+      </w:r>
+      <w:r>
+        <w:rPr>
+          <w:b/>
+          <w:bCs/>
+          <w:lang w:val="en-US"/>
+        </w:rPr>
+        <w:t>=</w:t>
+      </w:r>
+      <w:r>
+        <w:rPr>
+          <w:lang w:val="en-US"/>
+        </w:rPr>
+        <w:t xml:space="preserve"> analizeaza_algoritm(fib1, "FIB1 (recursiv)", n_fib1, "apeluri")</w:t>
+      </w:r>
+    </w:p>
+    <w:p>
+      <w:pPr>
+        <w:pStyle w:val="Cod"/>
+        <w:rPr>
+          <w:lang w:val="en-US"/>
+        </w:rPr>
+      </w:pPr>
+      <w:r>
+        <w:rPr>
+          <w:lang w:val="en-US"/>
+        </w:rPr>
         <w:lastRenderedPageBreak/>
-        <w:t>    n_fib1 = list(range(2, 35, 2))</w:t>
-      </w:r>
-    </w:p>
-    <w:p>
-      <w:pPr>
-        <w:pStyle w:val="Cod"/>
-      </w:pPr>
-    </w:p>
-    <w:p>
-      <w:pPr>
-        <w:pStyle w:val="Cod"/>
-      </w:pPr>
-      <w:r>
-        <w:t>    df_fib1 = analizeaza_algoritm(fib1, "FIB1 (recursiv)", n_fib1, "apeluri")</w:t>
-      </w:r>
-    </w:p>
-    <w:p>
-      <w:pPr>
-        <w:pStyle w:val="Cod"/>
-      </w:pPr>
-      <w:r>
-        <w:t>    df_fib1.to_csv(f"{OUT}/fib1_tabel.csv", index=False)</w:t>
-      </w:r>
-    </w:p>
-    <w:p>
-      <w:pPr>
-        <w:pStyle w:val="Cod"/>
-      </w:pPr>
-    </w:p>
-    <w:p>
-      <w:pPr>
-        <w:pStyle w:val="Cod"/>
-      </w:pPr>
-      <w:r>
-        <w:t>    n_mari = [100, 200, 300, 400, 500, 600, 700, 800, 900, 1000]</w:t>
-      </w:r>
-    </w:p>
-    <w:p>
-      <w:pPr>
-        <w:pStyle w:val="Cod"/>
-      </w:pPr>
-    </w:p>
-    <w:p>
-      <w:pPr>
-        <w:pStyle w:val="Cod"/>
-      </w:pPr>
-      <w:r>
-        <w:t>    df_fib2 = analizeaza_algoritm(fib2, "FIB2 (iterativ)", n_mari, "iteratii")</w:t>
-      </w:r>
-    </w:p>
-    <w:p>
-      <w:pPr>
-        <w:pStyle w:val="Cod"/>
-      </w:pPr>
-      <w:r>
-        <w:t>    df_fib2.to_csv(f"{OUT}/fib2_tabel.csv", index=False)</w:t>
-      </w:r>
-    </w:p>
-    <w:p>
-      <w:pPr>
-        <w:pStyle w:val="Cod"/>
-      </w:pPr>
-    </w:p>
-    <w:p>
-      <w:pPr>
-        <w:pStyle w:val="Cod"/>
-      </w:pPr>
-      <w:r>
-        <w:t>    df_fib3 = analizeaza_algoritm(fib3, "FIB3 (dublare rapida)", n_mari, "iteratii")</w:t>
-      </w:r>
-    </w:p>
-    <w:p>
-      <w:pPr>
-        <w:pStyle w:val="Cod"/>
-      </w:pPr>
-      <w:r>
-        <w:t>    df_fib3.to_csv(f"{OUT}/fib3_tabel.csv", index=False)</w:t>
-      </w:r>
-    </w:p>
-    <w:p>
-      <w:pPr>
-        <w:pStyle w:val="Cod"/>
-      </w:pPr>
-    </w:p>
-    <w:p>
-      <w:pPr>
-        <w:pStyle w:val="Cod"/>
-      </w:pPr>
-      <w:r>
-        <w:t>    df_fib4 = analizeaza_algoritm(fib4, "FIB4 (Binet)", n_mari, "pasi")</w:t>
-      </w:r>
-    </w:p>
-    <w:p>
-      <w:pPr>
-        <w:pStyle w:val="Cod"/>
-      </w:pPr>
-      <w:r>
-        <w:t>    df_fib4.to_csv(f"{OUT}/fib4_tabel.csv", index=False)</w:t>
-      </w:r>
-    </w:p>
-    <w:p>
-      <w:pPr>
-        <w:pStyle w:val="Cod"/>
-      </w:pPr>
-    </w:p>
-    <w:p>
-      <w:pPr>
-        <w:pStyle w:val="Cod"/>
-      </w:pPr>
-      <w:r>
-        <w:t>    n_comun = list(range(2, 27, 2))</w:t>
-      </w:r>
-    </w:p>
-    <w:p>
-      <w:pPr>
-        <w:pStyle w:val="Cod"/>
-      </w:pPr>
-      <w:r>
-        <w:t>    comp = []</w:t>
-      </w:r>
-    </w:p>
-    <w:p>
-      <w:pPr>
-        <w:pStyle w:val="Cod"/>
-      </w:pPr>
-      <w:r>
-        <w:t>    for n in n_comun:</w:t>
-      </w:r>
-    </w:p>
-    <w:p>
-      <w:pPr>
-        <w:pStyle w:val="Cod"/>
-      </w:pPr>
-      <w:r>
-        <w:t>        _, c1 = masoara(fib1, n)</w:t>
-      </w:r>
-    </w:p>
-    <w:p>
-      <w:pPr>
-        <w:pStyle w:val="Cod"/>
-      </w:pPr>
-      <w:r>
-        <w:t>        _, c2 = masoara(fib2, n)</w:t>
-      </w:r>
-    </w:p>
-    <w:p>
-      <w:pPr>
-        <w:pStyle w:val="Cod"/>
-      </w:pPr>
-      <w:r>
-        <w:t>        _, c3 = masoara(fib3, n)</w:t>
-      </w:r>
-    </w:p>
-    <w:p>
-      <w:pPr>
-        <w:pStyle w:val="Cod"/>
-      </w:pPr>
-      <w:r>
-        <w:t>        _, c4 = masoara(fib4, n)</w:t>
-      </w:r>
-    </w:p>
-    <w:p>
-      <w:pPr>
-        <w:pStyle w:val="Cod"/>
-      </w:pPr>
-      <w:r>
-        <w:t>        comp.append({</w:t>
-      </w:r>
-    </w:p>
-    <w:p>
-      <w:pPr>
-        <w:pStyle w:val="Cod"/>
-      </w:pPr>
-      <w:r>
-        <w:t>            "n": n,</w:t>
-      </w:r>
-    </w:p>
-    <w:p>
-      <w:pPr>
-        <w:pStyle w:val="Cod"/>
-      </w:pPr>
-      <w:r>
-        <w:t>            "FIB1 Nop": c1.Nop,</w:t>
-      </w:r>
-    </w:p>
-    <w:p>
-      <w:pPr>
-        <w:pStyle w:val="Cod"/>
-      </w:pPr>
-      <w:r>
-        <w:t>            "FIB2 Nop": c2.Nop,</w:t>
-      </w:r>
-    </w:p>
-    <w:p>
-      <w:pPr>
-        <w:pStyle w:val="Cod"/>
-      </w:pPr>
-      <w:r>
-        <w:t>            "FIB3 Nop": c3.Nop,</w:t>
-      </w:r>
-    </w:p>
-    <w:p>
-      <w:pPr>
-        <w:pStyle w:val="Cod"/>
-      </w:pPr>
-      <w:r>
-        <w:t>            "FIB4 Nop": c4.Nop,</w:t>
-      </w:r>
-    </w:p>
-    <w:p>
-      <w:pPr>
-        <w:pStyle w:val="Cod"/>
-      </w:pPr>
-      <w:r>
-        <w:t>        })</w:t>
-      </w:r>
-    </w:p>
-    <w:p>
-      <w:pPr>
-        <w:pStyle w:val="Cod"/>
-      </w:pPr>
-      <w:r>
-        <w:t>    df_comp = pd.DataFrame(comp)</w:t>
-      </w:r>
-    </w:p>
-    <w:p>
-      <w:pPr>
-        <w:pStyle w:val="Cod"/>
-      </w:pPr>
-      <w:r>
-        <w:t>    df_comp.to_csv(f"{OUT}/comparatie_toti_algoritmii.csv", index=False)</w:t>
-      </w:r>
-    </w:p>
-    <w:p>
-      <w:pPr>
-        <w:pStyle w:val="Cod"/>
-      </w:pPr>
-      <w:r>
-        <w:t>    print("\n=== Tabel comparativ (interval comun, limitat de FIB1) ===")</w:t>
-      </w:r>
-    </w:p>
-    <w:p>
-      <w:pPr>
-        <w:pStyle w:val="Cod"/>
-      </w:pPr>
-      <w:r>
-        <w:t>    print(df_comp.to_string(index=False))</w:t>
-      </w:r>
-    </w:p>
-    <w:p>
-      <w:pPr>
-        <w:pStyle w:val="Cod"/>
-      </w:pPr>
-    </w:p>
-    <w:p>
-      <w:pPr>
-        <w:pStyle w:val="Cod"/>
-      </w:pPr>
-      <w:r>
-        <w:t>    def tabel_nop(functii_si_nume, n_values):</w:t>
-      </w:r>
-    </w:p>
-    <w:p>
-      <w:pPr>
-        <w:pStyle w:val="Cod"/>
-      </w:pPr>
-      <w:r>
-        <w:t>        randuri = []</w:t>
-      </w:r>
-    </w:p>
-    <w:p>
-      <w:pPr>
-        <w:pStyle w:val="Cod"/>
-      </w:pPr>
-      <w:r>
-        <w:t>        for n in n_values:</w:t>
-      </w:r>
-    </w:p>
-    <w:p>
-      <w:pPr>
-        <w:pStyle w:val="Cod"/>
-      </w:pPr>
-      <w:r>
-        <w:t>            rand = {"n": n}</w:t>
-      </w:r>
-    </w:p>
-    <w:p>
-      <w:pPr>
-        <w:pStyle w:val="Cod"/>
-      </w:pPr>
-      <w:r>
-        <w:t>            for func, nume in functii_si_nume:</w:t>
-      </w:r>
-    </w:p>
-    <w:p>
-      <w:pPr>
-        <w:pStyle w:val="Cod"/>
-      </w:pPr>
-      <w:r>
-        <w:t>                _, c = masoara(func, n)</w:t>
-      </w:r>
-    </w:p>
-    <w:p>
-      <w:pPr>
-        <w:pStyle w:val="Cod"/>
-      </w:pPr>
-      <w:r>
-        <w:t>                rand[nume] = c.Nop</w:t>
-      </w:r>
-    </w:p>
-    <w:p>
-      <w:pPr>
-        <w:pStyle w:val="Cod"/>
-      </w:pPr>
-      <w:r>
-        <w:t>            randuri.append(rand)</w:t>
-      </w:r>
-    </w:p>
-    <w:p>
-      <w:pPr>
-        <w:pStyle w:val="Cod"/>
-      </w:pPr>
-      <w:r>
-        <w:t>        return pd.DataFrame(randuri)</w:t>
-      </w:r>
-    </w:p>
-    <w:p>
-      <w:pPr>
-        <w:pStyle w:val="Cod"/>
-      </w:pPr>
-    </w:p>
-    <w:p>
-      <w:pPr>
-        <w:pStyle w:val="Cod"/>
-      </w:pPr>
-      <w:r>
-        <w:t>    n_A = list(range(1, 35))</w:t>
-      </w:r>
-    </w:p>
-    <w:p>
-      <w:pPr>
-        <w:pStyle w:val="Cod"/>
-      </w:pPr>
-      <w:r>
-        <w:t>    df_A = tabel_nop([(fib1, "FIB1 (recursiv)"), (fib2, "FIB2 (iterativ)")], n_A)</w:t>
-      </w:r>
-    </w:p>
-    <w:p>
-      <w:pPr>
-        <w:pStyle w:val="Cod"/>
-      </w:pPr>
-      <w:r>
-        <w:t>    df_A.to_csv(f"{OUT}/comparatie_fib1_vs_fib2.csv", index=False)</w:t>
-      </w:r>
-    </w:p>
-    <w:p>
-      <w:pPr>
-        <w:pStyle w:val="Cod"/>
-      </w:pPr>
-      <w:r>
-        <w:t>    print("\n=== A) FIB1 (recursiv) vs FIB2 (iterativ) ===")</w:t>
-      </w:r>
-    </w:p>
-    <w:p>
-      <w:pPr>
-        <w:pStyle w:val="Cod"/>
-      </w:pPr>
-      <w:r>
-        <w:t>    print(df_A.to_string(index=False))</w:t>
-      </w:r>
-    </w:p>
-    <w:p>
-      <w:pPr>
-        <w:pStyle w:val="Cod"/>
-      </w:pPr>
-    </w:p>
-    <w:p>
-      <w:pPr>
-        <w:pStyle w:val="Cod"/>
-      </w:pPr>
-      <w:r>
-        <w:t>    n_B = list(range(1, 1001))</w:t>
-      </w:r>
-    </w:p>
-    <w:p>
-      <w:pPr>
-        <w:pStyle w:val="Cod"/>
-      </w:pPr>
-      <w:r>
-        <w:t>    df_B = tabel_nop([(fib2, "FIB2 (iterativ)"), (fib3, "FIB3 (dublare rapida)"),</w:t>
-      </w:r>
-    </w:p>
-    <w:p>
-      <w:pPr>
-        <w:pStyle w:val="Cod"/>
-      </w:pPr>
-      <w:r>
-        <w:t>                       (fib4, "FIB4 (Binet)")], n_B)</w:t>
-      </w:r>
-    </w:p>
-    <w:p>
-      <w:pPr>
-        <w:pStyle w:val="Cod"/>
-      </w:pPr>
-      <w:r>
-        <w:t>    df_B.to_csv(f"{OUT}/comparatie_fib2_fib3_fib4.csv", index=False)</w:t>
-      </w:r>
-    </w:p>
-    <w:p>
-      <w:pPr>
-        <w:pStyle w:val="Cod"/>
-      </w:pPr>
-      <w:r>
-        <w:t>    print("\n=== B) FIB2 (iterativ) vs FIB3 (dublare rapida) vs FIB4 (Binet) ===")</w:t>
-      </w:r>
-    </w:p>
-    <w:p>
-      <w:pPr>
-        <w:pStyle w:val="Cod"/>
-      </w:pPr>
-      <w:r>
-        <w:t>    print(df_B.iloc[::50].to_string(index=False))</w:t>
-      </w:r>
-    </w:p>
-    <w:p>
-      <w:pPr>
-        <w:pStyle w:val="Cod"/>
-      </w:pPr>
-      <w:r>
-        <w:t>    df_B_zoom = df_B[df_B["n"] &lt;= 60]</w:t>
-      </w:r>
-    </w:p>
-    <w:p>
-      <w:pPr>
-        <w:pStyle w:val="Cod"/>
-      </w:pPr>
-    </w:p>
-    <w:p>
-      <w:pPr>
-        <w:pStyle w:val="Cod"/>
-      </w:pPr>
-      <w:r>
-        <w:t>    n_C = list(range(1, 1001))</w:t>
-      </w:r>
-    </w:p>
-    <w:p>
-      <w:pPr>
-        <w:pStyle w:val="Cod"/>
-      </w:pPr>
-      <w:r>
-        <w:t>    df_C = tabel_nop([(fib3, "FIB3 (dublare rapida)"), (fib4, "FIB4 (Binet)")], n_C)</w:t>
-      </w:r>
-    </w:p>
-    <w:p>
-      <w:pPr>
-        <w:pStyle w:val="Cod"/>
-      </w:pPr>
-      <w:r>
-        <w:t>    df_C.to_csv(f"{OUT}/comparatie_fib3_vs_fib4.csv", index=False)</w:t>
-      </w:r>
-    </w:p>
-    <w:p>
-      <w:pPr>
-        <w:pStyle w:val="Cod"/>
-      </w:pPr>
-      <w:r>
-        <w:t>    print("\n=== C) FIB3 (dublare rapida) vs FIB4 (Binet) ===")</w:t>
-      </w:r>
-    </w:p>
-    <w:p>
-      <w:pPr>
-        <w:pStyle w:val="Cod"/>
-      </w:pPr>
-      <w:r>
-        <w:lastRenderedPageBreak/>
-        <w:t>    print(df_C.iloc[::50].to_string(index=False))</w:t>
-      </w:r>
-    </w:p>
-    <w:p>
-      <w:pPr>
-        <w:pStyle w:val="Cod"/>
-      </w:pPr>
-    </w:p>
-    <w:p>
-      <w:pPr>
-        <w:pStyle w:val="Cod"/>
-      </w:pPr>
+        <w:t>df_fib1.to_csv(f"</w:t>
+      </w:r>
+      <w:r>
+        <w:rPr>
+          <w:b/>
+          <w:bCs/>
+          <w:lang w:val="en-US"/>
+        </w:rPr>
+        <w:t>{OUT}</w:t>
+      </w:r>
+      <w:r>
+        <w:rPr>
+          <w:lang w:val="en-US"/>
+        </w:rPr>
+        <w:t>/fib1_tabel.csv", index</w:t>
+      </w:r>
+      <w:r>
+        <w:rPr>
+          <w:b/>
+          <w:bCs/>
+          <w:lang w:val="en-US"/>
+        </w:rPr>
+        <w:t>=False</w:t>
+      </w:r>
+      <w:r>
+        <w:rPr>
+          <w:lang w:val="en-US"/>
+        </w:rPr>
+        <w:t>)</w:t>
+      </w:r>
+    </w:p>
+    <w:p>
+      <w:pPr>
+        <w:pStyle w:val="Cod"/>
+        <w:rPr>
+          <w:lang w:val="en-US"/>
+        </w:rPr>
+      </w:pPr>
+    </w:p>
+    <w:p>
+      <w:pPr>
+        <w:pStyle w:val="Cod"/>
+        <w:rPr>
+          <w:lang w:val="en-US"/>
+        </w:rPr>
+      </w:pPr>
+      <w:r>
+        <w:rPr>
+          <w:lang w:val="en-US"/>
+        </w:rPr>
+        <w:t xml:space="preserve">n_mari </w:t>
+      </w:r>
+      <w:r>
+        <w:rPr>
+          <w:b/>
+          <w:bCs/>
+          <w:lang w:val="en-US"/>
+        </w:rPr>
+        <w:t>=</w:t>
+      </w:r>
+      <w:r>
+        <w:rPr>
+          <w:lang w:val="en-US"/>
+        </w:rPr>
+        <w:t xml:space="preserve"> [</w:t>
+      </w:r>
+      <w:r>
+        <w:rPr>
+          <w:b/>
+          <w:bCs/>
+          <w:lang w:val="en-US"/>
+        </w:rPr>
+        <w:t>100</w:t>
+      </w:r>
+      <w:r>
+        <w:rPr>
+          <w:lang w:val="en-US"/>
+        </w:rPr>
+        <w:t xml:space="preserve">, </w:t>
+      </w:r>
+      <w:r>
+        <w:rPr>
+          <w:b/>
+          <w:bCs/>
+          <w:lang w:val="en-US"/>
+        </w:rPr>
+        <w:t>200</w:t>
+      </w:r>
+      <w:r>
+        <w:rPr>
+          <w:lang w:val="en-US"/>
+        </w:rPr>
+        <w:t xml:space="preserve">, </w:t>
+      </w:r>
+      <w:r>
+        <w:rPr>
+          <w:b/>
+          <w:bCs/>
+          <w:lang w:val="en-US"/>
+        </w:rPr>
+        <w:t>300</w:t>
+      </w:r>
+      <w:r>
+        <w:rPr>
+          <w:lang w:val="en-US"/>
+        </w:rPr>
+        <w:t xml:space="preserve">, </w:t>
+      </w:r>
+      <w:r>
+        <w:rPr>
+          <w:b/>
+          <w:bCs/>
+          <w:lang w:val="en-US"/>
+        </w:rPr>
+        <w:t>400</w:t>
+      </w:r>
+      <w:r>
+        <w:rPr>
+          <w:lang w:val="en-US"/>
+        </w:rPr>
+        <w:t xml:space="preserve">, </w:t>
+      </w:r>
+      <w:r>
+        <w:rPr>
+          <w:b/>
+          <w:bCs/>
+          <w:lang w:val="en-US"/>
+        </w:rPr>
+        <w:t>500</w:t>
+      </w:r>
+      <w:r>
+        <w:rPr>
+          <w:lang w:val="en-US"/>
+        </w:rPr>
+        <w:t xml:space="preserve">, </w:t>
+      </w:r>
+      <w:r>
+        <w:rPr>
+          <w:b/>
+          <w:bCs/>
+          <w:lang w:val="en-US"/>
+        </w:rPr>
+        <w:t>600</w:t>
+      </w:r>
+      <w:r>
+        <w:rPr>
+          <w:lang w:val="en-US"/>
+        </w:rPr>
+        <w:t xml:space="preserve">, </w:t>
+      </w:r>
+      <w:r>
+        <w:rPr>
+          <w:b/>
+          <w:bCs/>
+          <w:lang w:val="en-US"/>
+        </w:rPr>
+        <w:t>700</w:t>
+      </w:r>
+      <w:r>
+        <w:rPr>
+          <w:lang w:val="en-US"/>
+        </w:rPr>
+        <w:t xml:space="preserve">, </w:t>
+      </w:r>
+      <w:r>
+        <w:rPr>
+          <w:b/>
+          <w:bCs/>
+          <w:lang w:val="en-US"/>
+        </w:rPr>
+        <w:t>800</w:t>
+      </w:r>
+      <w:r>
+        <w:rPr>
+          <w:lang w:val="en-US"/>
+        </w:rPr>
+        <w:t xml:space="preserve">, </w:t>
+      </w:r>
+      <w:r>
+        <w:rPr>
+          <w:b/>
+          <w:bCs/>
+          <w:lang w:val="en-US"/>
+        </w:rPr>
+        <w:t>900</w:t>
+      </w:r>
+      <w:r>
+        <w:rPr>
+          <w:lang w:val="en-US"/>
+        </w:rPr>
+        <w:t xml:space="preserve">, </w:t>
+      </w:r>
+      <w:r>
+        <w:rPr>
+          <w:b/>
+          <w:bCs/>
+          <w:lang w:val="en-US"/>
+        </w:rPr>
+        <w:t>1000</w:t>
+      </w:r>
+      <w:r>
+        <w:rPr>
+          <w:lang w:val="en-US"/>
+        </w:rPr>
+        <w:t>]</w:t>
+      </w:r>
+    </w:p>
+    <w:p>
+      <w:pPr>
+        <w:pStyle w:val="Cod"/>
+        <w:rPr>
+          <w:lang w:val="en-US"/>
+        </w:rPr>
+      </w:pPr>
+    </w:p>
+    <w:p>
+      <w:pPr>
+        <w:pStyle w:val="Cod"/>
+        <w:rPr>
+          <w:lang w:val="en-US"/>
+        </w:rPr>
+      </w:pPr>
+      <w:r>
+        <w:rPr>
+          <w:lang w:val="en-US"/>
+        </w:rPr>
+        <w:t xml:space="preserve">df_fib2 </w:t>
+      </w:r>
+      <w:r>
+        <w:rPr>
+          <w:b/>
+          <w:bCs/>
+          <w:lang w:val="en-US"/>
+        </w:rPr>
+        <w:t>=</w:t>
+      </w:r>
+      <w:r>
+        <w:rPr>
+          <w:lang w:val="en-US"/>
+        </w:rPr>
+        <w:t xml:space="preserve"> analizeaza_algoritm(fib2, "FIB2 (iterativ)", n_mari, "iteratii")</w:t>
+      </w:r>
+    </w:p>
+    <w:p>
+      <w:pPr>
+        <w:pStyle w:val="Cod"/>
+        <w:rPr>
+          <w:lang w:val="en-US"/>
+        </w:rPr>
+      </w:pPr>
+      <w:r>
+        <w:rPr>
+          <w:lang w:val="en-US"/>
+        </w:rPr>
+        <w:t>df_fib2.to_csv(f"</w:t>
+      </w:r>
+      <w:r>
+        <w:rPr>
+          <w:b/>
+          <w:bCs/>
+          <w:lang w:val="en-US"/>
+        </w:rPr>
+        <w:t>{OUT}</w:t>
+      </w:r>
+      <w:r>
+        <w:rPr>
+          <w:lang w:val="en-US"/>
+        </w:rPr>
+        <w:t>/fib2_tabel.csv", index</w:t>
+      </w:r>
+      <w:r>
+        <w:rPr>
+          <w:b/>
+          <w:bCs/>
+          <w:lang w:val="en-US"/>
+        </w:rPr>
+        <w:t>=False</w:t>
+      </w:r>
+      <w:r>
+        <w:rPr>
+          <w:lang w:val="en-US"/>
+        </w:rPr>
+        <w:t>)</w:t>
+      </w:r>
+    </w:p>
+    <w:p>
+      <w:pPr>
+        <w:pStyle w:val="Cod"/>
+        <w:rPr>
+          <w:lang w:val="en-US"/>
+        </w:rPr>
+      </w:pPr>
+      <w:r>
+        <w:rPr>
+          <w:lang w:val="en-US"/>
+        </w:rPr>
+        <w:t xml:space="preserve">df_fib3 </w:t>
+      </w:r>
+      <w:r>
+        <w:rPr>
+          <w:b/>
+          <w:bCs/>
+          <w:lang w:val="en-US"/>
+        </w:rPr>
+        <w:t>=</w:t>
+      </w:r>
+      <w:r>
+        <w:rPr>
+          <w:lang w:val="en-US"/>
+        </w:rPr>
+        <w:t xml:space="preserve"> analizeaza_algoritm(fib3, "FIB3 (dublare rapida)", n_mari, "iteratii")</w:t>
+      </w:r>
+    </w:p>
+    <w:p>
+      <w:pPr>
+        <w:pStyle w:val="Cod"/>
+        <w:rPr>
+          <w:lang w:val="en-US"/>
+        </w:rPr>
+      </w:pPr>
+      <w:r>
+        <w:rPr>
+          <w:lang w:val="en-US"/>
+        </w:rPr>
+        <w:t>df_fib3.to_csv(f"</w:t>
+      </w:r>
+      <w:r>
+        <w:rPr>
+          <w:b/>
+          <w:bCs/>
+          <w:lang w:val="en-US"/>
+        </w:rPr>
+        <w:t>{OUT}</w:t>
+      </w:r>
+      <w:r>
+        <w:rPr>
+          <w:lang w:val="en-US"/>
+        </w:rPr>
+        <w:t>/fib3_tabel.csv", index</w:t>
+      </w:r>
+      <w:r>
+        <w:rPr>
+          <w:b/>
+          <w:bCs/>
+          <w:lang w:val="en-US"/>
+        </w:rPr>
+        <w:t>=False</w:t>
+      </w:r>
+      <w:r>
+        <w:rPr>
+          <w:lang w:val="en-US"/>
+        </w:rPr>
+        <w:t>)</w:t>
+      </w:r>
+    </w:p>
+    <w:p>
+      <w:pPr>
+        <w:pStyle w:val="Cod"/>
+        <w:rPr>
+          <w:lang w:val="en-US"/>
+        </w:rPr>
+      </w:pPr>
+    </w:p>
+    <w:p>
+      <w:pPr>
+        <w:pStyle w:val="Cod"/>
+        <w:rPr>
+          <w:lang w:val="en-US"/>
+        </w:rPr>
+      </w:pPr>
+      <w:r>
+        <w:rPr>
+          <w:lang w:val="en-US"/>
+        </w:rPr>
+        <w:t xml:space="preserve">df_fib4 </w:t>
+      </w:r>
+      <w:r>
+        <w:rPr>
+          <w:b/>
+          <w:bCs/>
+          <w:lang w:val="en-US"/>
+        </w:rPr>
+        <w:t>=</w:t>
+      </w:r>
+      <w:r>
+        <w:rPr>
+          <w:lang w:val="en-US"/>
+        </w:rPr>
+        <w:t xml:space="preserve"> analizeaza_algoritm(fib4, "FIB4 (Binet)", n_mari, "pasi")</w:t>
+      </w:r>
+    </w:p>
+    <w:p>
+      <w:pPr>
+        <w:pStyle w:val="Cod"/>
+        <w:rPr>
+          <w:lang w:val="en-US"/>
+        </w:rPr>
+      </w:pPr>
+      <w:r>
+        <w:rPr>
+          <w:lang w:val="en-US"/>
+        </w:rPr>
+        <w:t>df_fib4.to_csv(f"</w:t>
+      </w:r>
+      <w:r>
+        <w:rPr>
+          <w:b/>
+          <w:bCs/>
+          <w:lang w:val="en-US"/>
+        </w:rPr>
+        <w:t>{OUT}</w:t>
+      </w:r>
+      <w:r>
+        <w:rPr>
+          <w:lang w:val="en-US"/>
+        </w:rPr>
+        <w:t>/fib4_tabel.csv", index</w:t>
+      </w:r>
+      <w:r>
+        <w:rPr>
+          <w:b/>
+          <w:bCs/>
+          <w:lang w:val="en-US"/>
+        </w:rPr>
+        <w:t>=False</w:t>
+      </w:r>
+      <w:r>
+        <w:rPr>
+          <w:lang w:val="en-US"/>
+        </w:rPr>
+        <w:t>)</w:t>
+      </w:r>
+    </w:p>
+    <w:p>
+      <w:pPr>
+        <w:pStyle w:val="Cod"/>
+        <w:rPr>
+          <w:lang w:val="en-US"/>
+        </w:rPr>
+      </w:pPr>
+    </w:p>
+    <w:p>
+      <w:pPr>
+        <w:pStyle w:val="Cod"/>
+        <w:rPr>
+          <w:lang w:val="en-US"/>
+        </w:rPr>
+      </w:pPr>
+      <w:r>
+        <w:rPr>
+          <w:lang w:val="en-US"/>
+        </w:rPr>
+        <w:t xml:space="preserve">n_comun </w:t>
+      </w:r>
+      <w:r>
+        <w:rPr>
+          <w:b/>
+          <w:bCs/>
+          <w:lang w:val="en-US"/>
+        </w:rPr>
+        <w:t>=</w:t>
+      </w:r>
+      <w:r>
+        <w:rPr>
+          <w:lang w:val="en-US"/>
+        </w:rPr>
+        <w:t xml:space="preserve"> list(range(</w:t>
+      </w:r>
+      <w:r>
+        <w:rPr>
+          <w:b/>
+          <w:bCs/>
+          <w:lang w:val="en-US"/>
+        </w:rPr>
+        <w:t>2</w:t>
+      </w:r>
+      <w:r>
+        <w:rPr>
+          <w:lang w:val="en-US"/>
+        </w:rPr>
+        <w:t xml:space="preserve">, </w:t>
+      </w:r>
+      <w:r>
+        <w:rPr>
+          <w:b/>
+          <w:bCs/>
+          <w:lang w:val="en-US"/>
+        </w:rPr>
+        <w:t>27</w:t>
+      </w:r>
+      <w:r>
+        <w:rPr>
+          <w:lang w:val="en-US"/>
+        </w:rPr>
+        <w:t xml:space="preserve">, </w:t>
+      </w:r>
+      <w:r>
+        <w:rPr>
+          <w:b/>
+          <w:bCs/>
+          <w:lang w:val="en-US"/>
+        </w:rPr>
+        <w:t>2</w:t>
+      </w:r>
+      <w:r>
+        <w:rPr>
+          <w:lang w:val="en-US"/>
+        </w:rPr>
+        <w:t>))</w:t>
+      </w:r>
+    </w:p>
+    <w:p>
+      <w:pPr>
+        <w:pStyle w:val="Cod"/>
+        <w:rPr>
+          <w:lang w:val="en-US"/>
+        </w:rPr>
+      </w:pPr>
+      <w:r>
+        <w:rPr>
+          <w:lang w:val="en-US"/>
+        </w:rPr>
+        <w:t xml:space="preserve">comp </w:t>
+      </w:r>
+      <w:r>
+        <w:rPr>
+          <w:b/>
+          <w:bCs/>
+          <w:lang w:val="en-US"/>
+        </w:rPr>
+        <w:t>=</w:t>
+      </w:r>
+      <w:r>
+        <w:rPr>
+          <w:lang w:val="en-US"/>
+        </w:rPr>
+        <w:t xml:space="preserve"> []</w:t>
+      </w:r>
+    </w:p>
+    <w:p>
+      <w:pPr>
+        <w:pStyle w:val="Cod"/>
+        <w:rPr>
+          <w:lang w:val="en-US"/>
+        </w:rPr>
+      </w:pPr>
+      <w:r>
+        <w:rPr>
+          <w:b/>
+          <w:bCs/>
+          <w:lang w:val="en-US"/>
+        </w:rPr>
+        <w:t>for</w:t>
+      </w:r>
+      <w:r>
+        <w:rPr>
+          <w:lang w:val="en-US"/>
+        </w:rPr>
+        <w:t xml:space="preserve"> n </w:t>
+      </w:r>
+      <w:r>
+        <w:rPr>
+          <w:b/>
+          <w:bCs/>
+          <w:lang w:val="en-US"/>
+        </w:rPr>
+        <w:t>in</w:t>
+      </w:r>
+      <w:r>
+        <w:rPr>
+          <w:lang w:val="en-US"/>
+        </w:rPr>
+        <w:t xml:space="preserve"> n_comun:</w:t>
+      </w:r>
+    </w:p>
+    <w:p>
+      <w:pPr>
+        <w:pStyle w:val="Cod"/>
+        <w:rPr>
+          <w:lang w:val="en-US"/>
+        </w:rPr>
+      </w:pPr>
+      <w:r>
+        <w:rPr>
+          <w:lang w:val="en-US"/>
+        </w:rPr>
+        <w:t xml:space="preserve">    _, c1 </w:t>
+      </w:r>
+      <w:r>
+        <w:rPr>
+          <w:b/>
+          <w:bCs/>
+          <w:lang w:val="en-US"/>
+        </w:rPr>
+        <w:t>=</w:t>
+      </w:r>
+      <w:r>
+        <w:rPr>
+          <w:lang w:val="en-US"/>
+        </w:rPr>
+        <w:t xml:space="preserve"> masoara(fib1, n)</w:t>
+      </w:r>
+    </w:p>
+    <w:p>
+      <w:pPr>
+        <w:pStyle w:val="Cod"/>
+        <w:rPr>
+          <w:lang w:val="en-US"/>
+        </w:rPr>
+      </w:pPr>
+      <w:r>
+        <w:rPr>
+          <w:lang w:val="en-US"/>
+        </w:rPr>
+        <w:t xml:space="preserve">    _, c2 </w:t>
+      </w:r>
+      <w:r>
+        <w:rPr>
+          <w:b/>
+          <w:bCs/>
+          <w:lang w:val="en-US"/>
+        </w:rPr>
+        <w:t>=</w:t>
+      </w:r>
+      <w:r>
+        <w:rPr>
+          <w:lang w:val="en-US"/>
+        </w:rPr>
+        <w:t xml:space="preserve"> masoara(fib2, n)</w:t>
+      </w:r>
+    </w:p>
+    <w:p>
+      <w:pPr>
+        <w:pStyle w:val="Cod"/>
+        <w:rPr>
+          <w:lang w:val="en-US"/>
+        </w:rPr>
+      </w:pPr>
+      <w:r>
+        <w:rPr>
+          <w:lang w:val="en-US"/>
+        </w:rPr>
+        <w:t xml:space="preserve">    _, c3 </w:t>
+      </w:r>
+      <w:r>
+        <w:rPr>
+          <w:b/>
+          <w:bCs/>
+          <w:lang w:val="en-US"/>
+        </w:rPr>
+        <w:t>=</w:t>
+      </w:r>
+      <w:r>
+        <w:rPr>
+          <w:lang w:val="en-US"/>
+        </w:rPr>
+        <w:t xml:space="preserve"> masoara(fib3, n)</w:t>
+      </w:r>
+    </w:p>
+    <w:p>
+      <w:pPr>
+        <w:pStyle w:val="Cod"/>
+        <w:rPr>
+          <w:lang w:val="en-US"/>
+        </w:rPr>
+      </w:pPr>
+      <w:r>
+        <w:rPr>
+          <w:lang w:val="en-US"/>
+        </w:rPr>
+        <w:t xml:space="preserve">    _, c4 </w:t>
+      </w:r>
+      <w:r>
+        <w:rPr>
+          <w:b/>
+          <w:bCs/>
+          <w:lang w:val="en-US"/>
+        </w:rPr>
+        <w:t>=</w:t>
+      </w:r>
+      <w:r>
+        <w:rPr>
+          <w:lang w:val="en-US"/>
+        </w:rPr>
+        <w:t xml:space="preserve"> masoara(fib4, n)</w:t>
+      </w:r>
+    </w:p>
+    <w:p>
+      <w:pPr>
+        <w:pStyle w:val="Cod"/>
+        <w:rPr>
+          <w:lang w:val="en-US"/>
+        </w:rPr>
+      </w:pPr>
+      <w:r>
+        <w:rPr>
+          <w:lang w:val="en-US"/>
+        </w:rPr>
+        <w:t>    comp.append({</w:t>
+      </w:r>
+    </w:p>
+    <w:p>
+      <w:pPr>
+        <w:pStyle w:val="Cod"/>
+        <w:rPr>
+          <w:lang w:val="en-US"/>
+        </w:rPr>
+      </w:pPr>
+      <w:r>
+        <w:rPr>
+          <w:lang w:val="en-US"/>
+        </w:rPr>
+        <w:t>        "n": n,</w:t>
+      </w:r>
+    </w:p>
+    <w:p>
+      <w:pPr>
+        <w:pStyle w:val="Cod"/>
+        <w:rPr>
+          <w:lang w:val="en-US"/>
+        </w:rPr>
+      </w:pPr>
+      <w:r>
+        <w:rPr>
+          <w:lang w:val="en-US"/>
+        </w:rPr>
+        <w:t>        "FIB1 Nop": c1.Nop,</w:t>
+      </w:r>
+    </w:p>
+    <w:p>
+      <w:pPr>
+        <w:pStyle w:val="Cod"/>
+        <w:rPr>
+          <w:lang w:val="en-US"/>
+        </w:rPr>
+      </w:pPr>
+      <w:r>
+        <w:rPr>
+          <w:lang w:val="en-US"/>
+        </w:rPr>
+        <w:t>        "FIB2 Nop": c2.Nop,</w:t>
+      </w:r>
+    </w:p>
+    <w:p>
+      <w:pPr>
+        <w:pStyle w:val="Cod"/>
+        <w:rPr>
+          <w:lang w:val="en-US"/>
+        </w:rPr>
+      </w:pPr>
+      <w:r>
+        <w:rPr>
+          <w:lang w:val="en-US"/>
+        </w:rPr>
+        <w:t>        "FIB3 Nop": c3.Nop,</w:t>
+      </w:r>
+    </w:p>
+    <w:p>
+      <w:pPr>
+        <w:pStyle w:val="Cod"/>
+        <w:rPr>
+          <w:lang w:val="en-US"/>
+        </w:rPr>
+      </w:pPr>
+      <w:r>
+        <w:rPr>
+          <w:lang w:val="en-US"/>
+        </w:rPr>
+        <w:t>        "FIB4 Nop": c4.Nop,</w:t>
+      </w:r>
+    </w:p>
+    <w:p>
+      <w:pPr>
+        <w:pStyle w:val="Cod"/>
+        <w:rPr>
+          <w:lang w:val="en-US"/>
+        </w:rPr>
+      </w:pPr>
+      <w:r>
+        <w:rPr>
+          <w:lang w:val="en-US"/>
+        </w:rPr>
+        <w:t>    })</w:t>
+      </w:r>
+    </w:p>
+    <w:p>
+      <w:pPr>
+        <w:pStyle w:val="Cod"/>
+        <w:rPr>
+          <w:lang w:val="en-US"/>
+        </w:rPr>
+      </w:pPr>
+      <w:r>
+        <w:rPr>
+          <w:lang w:val="en-US"/>
+        </w:rPr>
+        <w:t xml:space="preserve">df_comp </w:t>
+      </w:r>
+      <w:r>
+        <w:rPr>
+          <w:b/>
+          <w:bCs/>
+          <w:lang w:val="en-US"/>
+        </w:rPr>
+        <w:t>=</w:t>
+      </w:r>
+      <w:r>
+        <w:rPr>
+          <w:lang w:val="en-US"/>
+        </w:rPr>
+        <w:t xml:space="preserve"> pd.DataFrame(comp)</w:t>
+      </w:r>
+    </w:p>
+    <w:p>
+      <w:pPr>
+        <w:pStyle w:val="Cod"/>
+        <w:rPr>
+          <w:lang w:val="en-US"/>
+        </w:rPr>
+      </w:pPr>
+      <w:r>
+        <w:rPr>
+          <w:lang w:val="en-US"/>
+        </w:rPr>
+        <w:t>df_comp.to_csv(f"</w:t>
+      </w:r>
+      <w:r>
+        <w:rPr>
+          <w:b/>
+          <w:bCs/>
+          <w:lang w:val="en-US"/>
+        </w:rPr>
+        <w:t>{OUT}</w:t>
+      </w:r>
+      <w:r>
+        <w:rPr>
+          <w:lang w:val="en-US"/>
+        </w:rPr>
+        <w:t>/comparatie_toti_algoritmii.csv", index</w:t>
+      </w:r>
+      <w:r>
+        <w:rPr>
+          <w:b/>
+          <w:bCs/>
+          <w:lang w:val="en-US"/>
+        </w:rPr>
+        <w:t>=False</w:t>
+      </w:r>
+      <w:r>
+        <w:rPr>
+          <w:lang w:val="en-US"/>
+        </w:rPr>
+        <w:t>)</w:t>
+      </w:r>
+    </w:p>
+    <w:p>
+      <w:pPr>
+        <w:pStyle w:val="Cod"/>
+        <w:rPr>
+          <w:lang w:val="en-US"/>
+        </w:rPr>
+      </w:pPr>
+      <w:r>
+        <w:rPr>
+          <w:lang w:val="en-US"/>
+        </w:rPr>
+        <w:t>print("</w:t>
+      </w:r>
+      <w:r>
+        <w:rPr>
+          <w:b/>
+          <w:bCs/>
+          <w:lang w:val="en-US"/>
+        </w:rPr>
+        <w:t>\n</w:t>
+      </w:r>
+      <w:r>
+        <w:rPr>
+          <w:lang w:val="en-US"/>
+        </w:rPr>
+        <w:t>=== Tabel comparativ (interval comun, limitat de FIB1) ===")</w:t>
+      </w:r>
+    </w:p>
+    <w:p>
+      <w:pPr>
+        <w:pStyle w:val="Cod"/>
+        <w:rPr>
+          <w:lang w:val="en-US"/>
+        </w:rPr>
+      </w:pPr>
+      <w:r>
+        <w:rPr>
+          <w:lang w:val="en-US"/>
+        </w:rPr>
+        <w:t>print(df_comp.to_string(index</w:t>
+      </w:r>
+      <w:r>
+        <w:rPr>
+          <w:b/>
+          <w:bCs/>
+          <w:lang w:val="en-US"/>
+        </w:rPr>
+        <w:t>=False</w:t>
+      </w:r>
+      <w:r>
+        <w:rPr>
+          <w:lang w:val="en-US"/>
+        </w:rPr>
+        <w:t>))</w:t>
+      </w:r>
+    </w:p>
+    <w:p>
+      <w:pPr>
+        <w:pStyle w:val="Cod"/>
+        <w:rPr>
+          <w:lang w:val="en-US"/>
+        </w:rPr>
+      </w:pPr>
+    </w:p>
+    <w:p>
+      <w:pPr>
+        <w:pStyle w:val="Cod"/>
+        <w:rPr>
+          <w:lang w:val="en-US"/>
+        </w:rPr>
+      </w:pPr>
+      <w:r>
+        <w:rPr>
+          <w:lang w:val="en-US"/>
+        </w:rPr>
+        <w:t>def tabel_nop(functii_si_nume, n_values):</w:t>
+      </w:r>
+    </w:p>
+    <w:p>
+      <w:pPr>
+        <w:pStyle w:val="Cod"/>
+        <w:rPr>
+          <w:lang w:val="en-US"/>
+        </w:rPr>
+      </w:pPr>
+      <w:r>
+        <w:rPr>
+          <w:lang w:val="en-US"/>
+        </w:rPr>
+        <w:t xml:space="preserve">    randuri </w:t>
+      </w:r>
+      <w:r>
+        <w:rPr>
+          <w:b/>
+          <w:bCs/>
+          <w:lang w:val="en-US"/>
+        </w:rPr>
+        <w:t>=</w:t>
+      </w:r>
+      <w:r>
+        <w:rPr>
+          <w:lang w:val="en-US"/>
+        </w:rPr>
+        <w:t xml:space="preserve"> []</w:t>
+      </w:r>
+    </w:p>
+    <w:p>
+      <w:pPr>
+        <w:pStyle w:val="Cod"/>
+        <w:rPr>
+          <w:lang w:val="en-US"/>
+        </w:rPr>
+      </w:pPr>
+      <w:r>
+        <w:rPr>
+          <w:lang w:val="en-US"/>
+        </w:rPr>
+        <w:t xml:space="preserve">    </w:t>
+      </w:r>
+      <w:r>
+        <w:rPr>
+          <w:b/>
+          <w:bCs/>
+          <w:lang w:val="en-US"/>
+        </w:rPr>
+        <w:t>for</w:t>
+      </w:r>
+      <w:r>
+        <w:rPr>
+          <w:lang w:val="en-US"/>
+        </w:rPr>
+        <w:t xml:space="preserve"> n </w:t>
+      </w:r>
+      <w:r>
+        <w:rPr>
+          <w:b/>
+          <w:bCs/>
+          <w:lang w:val="en-US"/>
+        </w:rPr>
+        <w:t>in</w:t>
+      </w:r>
+      <w:r>
+        <w:rPr>
+          <w:lang w:val="en-US"/>
+        </w:rPr>
+        <w:t xml:space="preserve"> n_values:</w:t>
+      </w:r>
+    </w:p>
+    <w:p>
+      <w:pPr>
+        <w:pStyle w:val="Cod"/>
+        <w:rPr>
+          <w:lang w:val="en-US"/>
+        </w:rPr>
+      </w:pPr>
+      <w:r>
+        <w:rPr>
+          <w:lang w:val="en-US"/>
+        </w:rPr>
+        <w:t xml:space="preserve">        rand </w:t>
+      </w:r>
+      <w:r>
+        <w:rPr>
+          <w:b/>
+          <w:bCs/>
+          <w:lang w:val="en-US"/>
+        </w:rPr>
+        <w:t>=</w:t>
+      </w:r>
+      <w:r>
+        <w:rPr>
+          <w:lang w:val="en-US"/>
+        </w:rPr>
+        <w:t xml:space="preserve"> {"n": n}</w:t>
+      </w:r>
+    </w:p>
+    <w:p>
+      <w:pPr>
+        <w:pStyle w:val="Cod"/>
+        <w:rPr>
+          <w:lang w:val="en-US"/>
+        </w:rPr>
+      </w:pPr>
+      <w:r>
+        <w:rPr>
+          <w:lang w:val="en-US"/>
+        </w:rPr>
+        <w:t xml:space="preserve">        </w:t>
+      </w:r>
+      <w:r>
+        <w:rPr>
+          <w:b/>
+          <w:bCs/>
+          <w:lang w:val="en-US"/>
+        </w:rPr>
+        <w:t>for</w:t>
+      </w:r>
+      <w:r>
+        <w:rPr>
+          <w:lang w:val="en-US"/>
+        </w:rPr>
+        <w:t xml:space="preserve"> func, nume </w:t>
+      </w:r>
+      <w:r>
+        <w:rPr>
+          <w:b/>
+          <w:bCs/>
+          <w:lang w:val="en-US"/>
+        </w:rPr>
+        <w:t>in</w:t>
+      </w:r>
+      <w:r>
+        <w:rPr>
+          <w:lang w:val="en-US"/>
+        </w:rPr>
+        <w:t xml:space="preserve"> functii_si_nume:</w:t>
+      </w:r>
+    </w:p>
+    <w:p>
+      <w:pPr>
+        <w:pStyle w:val="Cod"/>
+        <w:rPr>
+          <w:lang w:val="en-US"/>
+        </w:rPr>
+      </w:pPr>
+      <w:r>
+        <w:rPr>
+          <w:lang w:val="en-US"/>
+        </w:rPr>
+        <w:t xml:space="preserve">            _, c </w:t>
+      </w:r>
+      <w:r>
+        <w:rPr>
+          <w:b/>
+          <w:bCs/>
+          <w:lang w:val="en-US"/>
+        </w:rPr>
+        <w:t>=</w:t>
+      </w:r>
+      <w:r>
+        <w:rPr>
+          <w:lang w:val="en-US"/>
+        </w:rPr>
+        <w:t xml:space="preserve"> masoara(func, n)</w:t>
+      </w:r>
+    </w:p>
+    <w:p>
+      <w:pPr>
+        <w:pStyle w:val="Cod"/>
+        <w:rPr>
+          <w:lang w:val="en-US"/>
+        </w:rPr>
+      </w:pPr>
+      <w:r>
+        <w:rPr>
+          <w:lang w:val="en-US"/>
+        </w:rPr>
+        <w:t xml:space="preserve">            rand[nume] </w:t>
+      </w:r>
+      <w:r>
+        <w:rPr>
+          <w:b/>
+          <w:bCs/>
+          <w:lang w:val="en-US"/>
+        </w:rPr>
+        <w:t>=</w:t>
+      </w:r>
+      <w:r>
+        <w:rPr>
+          <w:lang w:val="en-US"/>
+        </w:rPr>
+        <w:t xml:space="preserve"> c.Nop</w:t>
+      </w:r>
+    </w:p>
+    <w:p>
+      <w:pPr>
+        <w:pStyle w:val="Cod"/>
+        <w:rPr>
+          <w:lang w:val="en-US"/>
+        </w:rPr>
+      </w:pPr>
+      <w:r>
+        <w:rPr>
+          <w:lang w:val="en-US"/>
+        </w:rPr>
+        <w:t>        randuri.append(rand)</w:t>
+      </w:r>
+    </w:p>
+    <w:p>
+      <w:pPr>
+        <w:pStyle w:val="Cod"/>
+        <w:rPr>
+          <w:lang w:val="en-US"/>
+        </w:rPr>
+      </w:pPr>
+      <w:r>
+        <w:rPr>
+          <w:lang w:val="en-US"/>
+        </w:rPr>
+        <w:t xml:space="preserve">    </w:t>
+      </w:r>
+      <w:r>
+        <w:rPr>
+          <w:b/>
+          <w:bCs/>
+          <w:lang w:val="en-US"/>
+        </w:rPr>
+        <w:t>return</w:t>
+      </w:r>
+      <w:r>
+        <w:rPr>
+          <w:lang w:val="en-US"/>
+        </w:rPr>
+        <w:t xml:space="preserve"> pd.DataFrame(randuri)</w:t>
+      </w:r>
+    </w:p>
+    <w:p>
+      <w:pPr>
+        <w:pStyle w:val="Cod"/>
+        <w:rPr>
+          <w:lang w:val="en-US"/>
+        </w:rPr>
+      </w:pPr>
+    </w:p>
+    <w:p>
+      <w:pPr>
+        <w:pStyle w:val="Cod"/>
+        <w:rPr>
+          <w:lang w:val="en-US"/>
+        </w:rPr>
+      </w:pPr>
+      <w:r>
+        <w:rPr>
+          <w:lang w:val="en-US"/>
+        </w:rPr>
+        <w:t xml:space="preserve">n_A </w:t>
+      </w:r>
+      <w:r>
+        <w:rPr>
+          <w:b/>
+          <w:bCs/>
+          <w:lang w:val="en-US"/>
+        </w:rPr>
+        <w:t>=</w:t>
+      </w:r>
+      <w:r>
+        <w:rPr>
+          <w:lang w:val="en-US"/>
+        </w:rPr>
+        <w:t xml:space="preserve"> list(range(</w:t>
+      </w:r>
+      <w:r>
+        <w:rPr>
+          <w:b/>
+          <w:bCs/>
+          <w:lang w:val="en-US"/>
+        </w:rPr>
+        <w:t>1</w:t>
+      </w:r>
+      <w:r>
+        <w:rPr>
+          <w:lang w:val="en-US"/>
+        </w:rPr>
+        <w:t xml:space="preserve">, </w:t>
+      </w:r>
+      <w:r>
+        <w:rPr>
+          <w:b/>
+          <w:bCs/>
+          <w:lang w:val="en-US"/>
+        </w:rPr>
+        <w:t>35</w:t>
+      </w:r>
+      <w:r>
+        <w:rPr>
+          <w:lang w:val="en-US"/>
+        </w:rPr>
+        <w:t>))</w:t>
+      </w:r>
+    </w:p>
+    <w:p>
+      <w:pPr>
+        <w:pStyle w:val="Cod"/>
+        <w:rPr>
+          <w:lang w:val="en-US"/>
+        </w:rPr>
+      </w:pPr>
+      <w:r>
+        <w:rPr>
+          <w:lang w:val="en-US"/>
+        </w:rPr>
+        <w:t xml:space="preserve">df_A </w:t>
+      </w:r>
+      <w:r>
+        <w:rPr>
+          <w:b/>
+          <w:bCs/>
+          <w:lang w:val="en-US"/>
+        </w:rPr>
+        <w:t>=</w:t>
+      </w:r>
+      <w:r>
+        <w:rPr>
+          <w:lang w:val="en-US"/>
+        </w:rPr>
+        <w:t xml:space="preserve"> tabel_nop([(fib1, "FIB1 (recursiv)"), (fib2, "FIB2 (iterativ)")], n_A)</w:t>
+      </w:r>
+    </w:p>
+    <w:p>
+      <w:pPr>
+        <w:pStyle w:val="Cod"/>
+        <w:rPr>
+          <w:lang w:val="en-US"/>
+        </w:rPr>
+      </w:pPr>
+      <w:r>
+        <w:rPr>
+          <w:lang w:val="en-US"/>
+        </w:rPr>
+        <w:t>df_A.to_csv(f"</w:t>
+      </w:r>
+      <w:r>
+        <w:rPr>
+          <w:b/>
+          <w:bCs/>
+          <w:lang w:val="en-US"/>
+        </w:rPr>
+        <w:t>{OUT}</w:t>
+      </w:r>
+      <w:r>
+        <w:rPr>
+          <w:lang w:val="en-US"/>
+        </w:rPr>
+        <w:t>/comparatie_fib1_vs_fib2.csv", index</w:t>
+      </w:r>
+      <w:r>
+        <w:rPr>
+          <w:b/>
+          <w:bCs/>
+          <w:lang w:val="en-US"/>
+        </w:rPr>
+        <w:t>=False</w:t>
+      </w:r>
+      <w:r>
+        <w:rPr>
+          <w:lang w:val="en-US"/>
+        </w:rPr>
+        <w:t>)</w:t>
+      </w:r>
+    </w:p>
+    <w:p>
+      <w:pPr>
+        <w:pStyle w:val="Cod"/>
+        <w:rPr>
+          <w:lang w:val="en-US"/>
+        </w:rPr>
+      </w:pPr>
+      <w:r>
+        <w:rPr>
+          <w:lang w:val="en-US"/>
+        </w:rPr>
+        <w:t>print("</w:t>
+      </w:r>
+      <w:r>
+        <w:rPr>
+          <w:b/>
+          <w:bCs/>
+          <w:lang w:val="en-US"/>
+        </w:rPr>
+        <w:t>\n</w:t>
+      </w:r>
+      <w:r>
+        <w:rPr>
+          <w:lang w:val="en-US"/>
+        </w:rPr>
+        <w:t>=== A) FIB1 (recursiv) vs FIB2 (iterativ) ===")</w:t>
+      </w:r>
+    </w:p>
+    <w:p>
+      <w:pPr>
+        <w:pStyle w:val="Cod"/>
+        <w:rPr>
+          <w:lang w:val="en-US"/>
+        </w:rPr>
+      </w:pPr>
+      <w:r>
+        <w:rPr>
+          <w:lang w:val="en-US"/>
+        </w:rPr>
+        <w:t>print(df_A.to_string(index</w:t>
+      </w:r>
+      <w:r>
+        <w:rPr>
+          <w:b/>
+          <w:bCs/>
+          <w:lang w:val="en-US"/>
+        </w:rPr>
+        <w:t>=False</w:t>
+      </w:r>
+      <w:r>
+        <w:rPr>
+          <w:lang w:val="en-US"/>
+        </w:rPr>
+        <w:t>))</w:t>
+      </w:r>
+    </w:p>
+    <w:p>
+      <w:pPr>
+        <w:pStyle w:val="Cod"/>
+        <w:rPr>
+          <w:lang w:val="en-US"/>
+        </w:rPr>
+      </w:pPr>
+    </w:p>
+    <w:p>
+      <w:pPr>
+        <w:pStyle w:val="Cod"/>
+        <w:rPr>
+          <w:lang w:val="en-US"/>
+        </w:rPr>
+      </w:pPr>
+      <w:r>
+        <w:rPr>
+          <w:lang w:val="en-US"/>
+        </w:rPr>
+        <w:t xml:space="preserve">n_B </w:t>
+      </w:r>
+      <w:r>
+        <w:rPr>
+          <w:b/>
+          <w:bCs/>
+          <w:lang w:val="en-US"/>
+        </w:rPr>
+        <w:t>=</w:t>
+      </w:r>
+      <w:r>
+        <w:rPr>
+          <w:lang w:val="en-US"/>
+        </w:rPr>
+        <w:t xml:space="preserve"> list(range(</w:t>
+      </w:r>
+      <w:r>
+        <w:rPr>
+          <w:b/>
+          <w:bCs/>
+          <w:lang w:val="en-US"/>
+        </w:rPr>
+        <w:t>1</w:t>
+      </w:r>
+      <w:r>
+        <w:rPr>
+          <w:lang w:val="en-US"/>
+        </w:rPr>
+        <w:t xml:space="preserve">, </w:t>
+      </w:r>
+      <w:r>
+        <w:rPr>
+          <w:b/>
+          <w:bCs/>
+          <w:lang w:val="en-US"/>
+        </w:rPr>
+        <w:t>1001</w:t>
+      </w:r>
+      <w:r>
+        <w:rPr>
+          <w:lang w:val="en-US"/>
+        </w:rPr>
+        <w:t>))</w:t>
+      </w:r>
+    </w:p>
+    <w:p>
+      <w:pPr>
+        <w:pStyle w:val="Cod"/>
+        <w:rPr>
+          <w:lang w:val="en-US"/>
+        </w:rPr>
+      </w:pPr>
+      <w:r>
+        <w:rPr>
+          <w:lang w:val="en-US"/>
+        </w:rPr>
+        <w:t xml:space="preserve">df_B </w:t>
+      </w:r>
+      <w:r>
+        <w:rPr>
+          <w:b/>
+          <w:bCs/>
+          <w:lang w:val="en-US"/>
+        </w:rPr>
+        <w:t>=</w:t>
+      </w:r>
+      <w:r>
+        <w:rPr>
+          <w:lang w:val="en-US"/>
+        </w:rPr>
+        <w:t xml:space="preserve"> tabel_nop([(fib2, "FIB2 (iterativ)"), (fib3, "FIB3 (dublare rapida)"),</w:t>
+      </w:r>
+    </w:p>
+    <w:p>
+      <w:pPr>
+        <w:pStyle w:val="Cod"/>
+        <w:rPr>
+          <w:lang w:val="en-US"/>
+        </w:rPr>
+      </w:pPr>
+      <w:r>
+        <w:rPr>
+          <w:lang w:val="en-US"/>
+        </w:rPr>
+        <w:t>                    (fib4, "FIB4 (Binet)")], n_B)</w:t>
+      </w:r>
+    </w:p>
+    <w:p>
+      <w:pPr>
+        <w:pStyle w:val="Cod"/>
+        <w:rPr>
+          <w:lang w:val="en-US"/>
+        </w:rPr>
+      </w:pPr>
+      <w:r>
+        <w:rPr>
+          <w:lang w:val="en-US"/>
+        </w:rPr>
+        <w:t>df_B.to_csv(f"</w:t>
+      </w:r>
+      <w:r>
+        <w:rPr>
+          <w:b/>
+          <w:bCs/>
+          <w:lang w:val="en-US"/>
+        </w:rPr>
+        <w:t>{OUT}</w:t>
+      </w:r>
+      <w:r>
+        <w:rPr>
+          <w:lang w:val="en-US"/>
+        </w:rPr>
+        <w:t>/comparatie_fib2_fib3_fib4.csv", index</w:t>
+      </w:r>
+      <w:r>
+        <w:rPr>
+          <w:b/>
+          <w:bCs/>
+          <w:lang w:val="en-US"/>
+        </w:rPr>
+        <w:t>=False</w:t>
+      </w:r>
+      <w:r>
+        <w:rPr>
+          <w:lang w:val="en-US"/>
+        </w:rPr>
+        <w:t>)</w:t>
+      </w:r>
+    </w:p>
+    <w:p>
+      <w:pPr>
+        <w:pStyle w:val="Cod"/>
+        <w:rPr>
+          <w:lang w:val="en-US"/>
+        </w:rPr>
+      </w:pPr>
+      <w:r>
+        <w:rPr>
+          <w:lang w:val="en-US"/>
+        </w:rPr>
+        <w:t>print("</w:t>
+      </w:r>
+      <w:r>
+        <w:rPr>
+          <w:b/>
+          <w:bCs/>
+          <w:lang w:val="en-US"/>
+        </w:rPr>
+        <w:t>\n</w:t>
+      </w:r>
+      <w:r>
+        <w:rPr>
+          <w:lang w:val="en-US"/>
+        </w:rPr>
+        <w:t>=== B) FIB2 (iterativ) vs FIB3 (dublare rapida) vs FIB4 (Binet) ===")</w:t>
+      </w:r>
+    </w:p>
+    <w:p>
+      <w:pPr>
+        <w:pStyle w:val="Cod"/>
+        <w:rPr>
+          <w:lang w:val="en-US"/>
+        </w:rPr>
+      </w:pPr>
+      <w:r>
+        <w:rPr>
+          <w:lang w:val="en-US"/>
+        </w:rPr>
+        <w:t>print(df_B.iloc[::</w:t>
+      </w:r>
+      <w:r>
+        <w:rPr>
+          <w:b/>
+          <w:bCs/>
+          <w:lang w:val="en-US"/>
+        </w:rPr>
+        <w:t>50</w:t>
+      </w:r>
+      <w:r>
+        <w:rPr>
+          <w:lang w:val="en-US"/>
+        </w:rPr>
+        <w:t>].to_string(index</w:t>
+      </w:r>
+      <w:r>
+        <w:rPr>
+          <w:b/>
+          <w:bCs/>
+          <w:lang w:val="en-US"/>
+        </w:rPr>
+        <w:t>=False</w:t>
+      </w:r>
+      <w:r>
+        <w:rPr>
+          <w:lang w:val="en-US"/>
+        </w:rPr>
+        <w:t>))</w:t>
+      </w:r>
+    </w:p>
+    <w:p>
+      <w:pPr>
+        <w:pStyle w:val="Cod"/>
+        <w:rPr>
+          <w:lang w:val="en-US"/>
+        </w:rPr>
+      </w:pPr>
+      <w:r>
+        <w:rPr>
+          <w:lang w:val="en-US"/>
+        </w:rPr>
+        <w:t xml:space="preserve">df_B_zoom </w:t>
+      </w:r>
+      <w:r>
+        <w:rPr>
+          <w:b/>
+          <w:bCs/>
+          <w:lang w:val="en-US"/>
+        </w:rPr>
+        <w:t>=</w:t>
+      </w:r>
+      <w:r>
+        <w:rPr>
+          <w:lang w:val="en-US"/>
+        </w:rPr>
+        <w:t xml:space="preserve"> df_B[df_B["n"] </w:t>
+      </w:r>
+      <w:r>
+        <w:rPr>
+          <w:b/>
+          <w:bCs/>
+          <w:lang w:val="en-US"/>
+        </w:rPr>
+        <w:t>&lt;=</w:t>
+      </w:r>
+      <w:r>
+        <w:rPr>
+          <w:lang w:val="en-US"/>
+        </w:rPr>
+        <w:t xml:space="preserve"> </w:t>
+      </w:r>
+      <w:r>
+        <w:rPr>
+          <w:b/>
+          <w:bCs/>
+          <w:lang w:val="en-US"/>
+        </w:rPr>
+        <w:t>60</w:t>
+      </w:r>
+      <w:r>
+        <w:rPr>
+          <w:lang w:val="en-US"/>
+        </w:rPr>
+        <w:t>]</w:t>
+      </w:r>
+    </w:p>
+    <w:p>
+      <w:pPr>
+        <w:pStyle w:val="Cod"/>
+        <w:rPr>
+          <w:lang w:val="en-US"/>
+        </w:rPr>
+      </w:pPr>
+    </w:p>
+    <w:p>
+      <w:pPr>
+        <w:pStyle w:val="Cod"/>
+        <w:rPr>
+          <w:lang w:val="en-US"/>
+        </w:rPr>
+      </w:pPr>
+      <w:r>
+        <w:rPr>
+          <w:lang w:val="en-US"/>
+        </w:rPr>
+        <w:t xml:space="preserve">n_C </w:t>
+      </w:r>
+      <w:r>
+        <w:rPr>
+          <w:b/>
+          <w:bCs/>
+          <w:lang w:val="en-US"/>
+        </w:rPr>
+        <w:t>=</w:t>
+      </w:r>
+      <w:r>
+        <w:rPr>
+          <w:lang w:val="en-US"/>
+        </w:rPr>
+        <w:t xml:space="preserve"> list(range(</w:t>
+      </w:r>
+      <w:r>
+        <w:rPr>
+          <w:b/>
+          <w:bCs/>
+          <w:lang w:val="en-US"/>
+        </w:rPr>
+        <w:t>1</w:t>
+      </w:r>
+      <w:r>
+        <w:rPr>
+          <w:lang w:val="en-US"/>
+        </w:rPr>
+        <w:t xml:space="preserve">, </w:t>
+      </w:r>
+      <w:r>
+        <w:rPr>
+          <w:b/>
+          <w:bCs/>
+          <w:lang w:val="en-US"/>
+        </w:rPr>
+        <w:t>1001</w:t>
+      </w:r>
+      <w:r>
+        <w:rPr>
+          <w:lang w:val="en-US"/>
+        </w:rPr>
+        <w:t>))</w:t>
+      </w:r>
+    </w:p>
+    <w:p>
+      <w:pPr>
+        <w:pStyle w:val="Cod"/>
+        <w:rPr>
+          <w:lang w:val="en-US"/>
+        </w:rPr>
+      </w:pPr>
+      <w:r>
+        <w:rPr>
+          <w:lang w:val="en-US"/>
+        </w:rPr>
+        <w:t xml:space="preserve">df_C </w:t>
+      </w:r>
+      <w:r>
+        <w:rPr>
+          <w:b/>
+          <w:bCs/>
+          <w:lang w:val="en-US"/>
+        </w:rPr>
+        <w:t>=</w:t>
+      </w:r>
+      <w:r>
+        <w:rPr>
+          <w:lang w:val="en-US"/>
+        </w:rPr>
+        <w:t xml:space="preserve"> tabel_nop([(fib3, "FIB3 (dublare rapida)"), (fib4, "FIB4 (Binet)")], n_C)</w:t>
+      </w:r>
+    </w:p>
+    <w:p>
+      <w:pPr>
+        <w:pStyle w:val="Cod"/>
+        <w:rPr>
+          <w:lang w:val="en-US"/>
+        </w:rPr>
+      </w:pPr>
+      <w:r>
+        <w:rPr>
+          <w:lang w:val="en-US"/>
+        </w:rPr>
+        <w:t>df_C.to_csv(f"</w:t>
+      </w:r>
+      <w:r>
+        <w:rPr>
+          <w:b/>
+          <w:bCs/>
+          <w:lang w:val="en-US"/>
+        </w:rPr>
+        <w:t>{OUT}</w:t>
+      </w:r>
+      <w:r>
+        <w:rPr>
+          <w:lang w:val="en-US"/>
+        </w:rPr>
+        <w:t>/comparatie_fib3_vs_fib4.csv", index</w:t>
+      </w:r>
+      <w:r>
+        <w:rPr>
+          <w:b/>
+          <w:bCs/>
+          <w:lang w:val="en-US"/>
+        </w:rPr>
+        <w:t>=False</w:t>
+      </w:r>
+      <w:r>
+        <w:rPr>
+          <w:lang w:val="en-US"/>
+        </w:rPr>
+        <w:t>)</w:t>
+      </w:r>
+    </w:p>
+    <w:p>
+      <w:pPr>
+        <w:pStyle w:val="Cod"/>
+        <w:rPr>
+          <w:lang w:val="en-US"/>
+        </w:rPr>
+      </w:pPr>
+      <w:r>
+        <w:rPr>
+          <w:lang w:val="en-US"/>
+        </w:rPr>
+        <w:t>print("</w:t>
+      </w:r>
+      <w:r>
+        <w:rPr>
+          <w:b/>
+          <w:bCs/>
+          <w:lang w:val="en-US"/>
+        </w:rPr>
+        <w:t>\n</w:t>
+      </w:r>
+      <w:r>
+        <w:rPr>
+          <w:lang w:val="en-US"/>
+        </w:rPr>
+        <w:t>=== C) FIB3 (dublare rapida) vs FIB4 (Binet) ===")</w:t>
+      </w:r>
+    </w:p>
+    <w:p>
+      <w:pPr>
+        <w:pStyle w:val="Cod"/>
+        <w:rPr>
+          <w:lang w:val="en-US"/>
+        </w:rPr>
+      </w:pPr>
+      <w:r>
+        <w:rPr>
+          <w:lang w:val="en-US"/>
+        </w:rPr>
+        <w:t>print(df_C.iloc[::</w:t>
+      </w:r>
+      <w:r>
+        <w:rPr>
+          <w:b/>
+          <w:bCs/>
+          <w:lang w:val="en-US"/>
+        </w:rPr>
+        <w:t>50</w:t>
+      </w:r>
+      <w:r>
+        <w:rPr>
+          <w:lang w:val="en-US"/>
+        </w:rPr>
+        <w:t>].to_string(index</w:t>
+      </w:r>
+      <w:r>
+        <w:rPr>
+          <w:b/>
+          <w:bCs/>
+          <w:lang w:val="en-US"/>
+        </w:rPr>
+        <w:t>=False</w:t>
+      </w:r>
+      <w:r>
+        <w:rPr>
+          <w:lang w:val="en-US"/>
+        </w:rPr>
+        <w:t>))</w:t>
+      </w:r>
     </w:p>
     <w:sectPr>
-      <w:footerReference w:type="default" r:id="rId14"/>
+      <w:footerReference w:type="default" r:id="rId16"/>
       <w:pgSz w:w="11906" w:h="16838" w:code="9"/>
       <w:pgMar w:top="1138" w:right="562" w:bottom="1138" w:left="1138" w:header="706" w:footer="706" w:gutter="0"/>
       <w:cols w:space="708"/>
@@ -11374,7 +15270,7 @@
     <w:next w:val="Normal"/>
     <w:link w:val="CapitolChar"/>
     <w:autoRedefine/>
-    <w:rsid w:val="006560AC"/>
+    <w:rsid w:val="00406B64"/>
     <w:pPr>
       <w:spacing w:after="0" w:line="240" w:lineRule="auto"/>
       <w:jc w:val="center"/>
@@ -11383,8 +15279,6 @@
       <w:rFonts w:ascii="Times New Roman" w:hAnsi="Times New Roman"/>
       <w:b/>
       <w:kern w:val="0"/>
-      <w:sz w:val="28"/>
-      <w:szCs w:val="22"/>
       <w:lang w:val="en-GB"/>
       <w14:ligatures w14:val="none"/>
     </w:rPr>
@@ -11393,12 +15287,12 @@
     <w:name w:val="Capitol Char"/>
     <w:basedOn w:val="CodChar"/>
     <w:link w:val="Capitol"/>
-    <w:rsid w:val="006560AC"/>
+    <w:rsid w:val="00406B64"/>
     <w:rPr>
       <w:rFonts w:ascii="Times New Roman" w:hAnsi="Times New Roman"/>
       <w:b/>
       <w:kern w:val="0"/>
-      <w:sz w:val="28"/>
+      <w:sz w:val="20"/>
       <w:szCs w:val="22"/>
       <w:lang w:val="en-GB"/>
       <w14:ligatures w14:val="none"/>
@@ -11913,4 +15807,16 @@
     </a:ext>
   </a:extLst>
 </a:theme>
+</file>
+
+<file path=customXml/item1.xml><?xml version="1.0" encoding="utf-8"?>
+<b:Sources xmlns:b="http://schemas.openxmlformats.org/officeDocument/2006/bibliography" xmlns="http://schemas.openxmlformats.org/officeDocument/2006/bibliography" SelectedStyle="\APASixthEditionOfficeOnline.xsl" StyleName="APA" Version="6"/>
+</file>
+
+<file path=customXml/itemProps1.xml><?xml version="1.0" encoding="utf-8"?>
+<ds:datastoreItem xmlns:ds="http://schemas.openxmlformats.org/officeDocument/2006/customXml" ds:itemID="{B8BD22CA-C37F-4FBC-BC61-113F82BD67A9}">
+  <ds:schemaRefs>
+    <ds:schemaRef ds:uri="http://schemas.openxmlformats.org/officeDocument/2006/bibliography"/>
+  </ds:schemaRefs>
+</ds:datastoreItem>
 </file>